--- a/backend/data/templates/pt/politica_backup_pme.docx
+++ b/backend/data/templates/pt/politica_backup_pme.docx
@@ -201,7 +201,7 @@
           <w:szCs w:val="20"/>
           <w:lang w:val="pt-PT"/>
         </w:rPr>
-        <w:t>DL 125/2025 (NIS2)</w:t>
+        <w:t>NIS2 (Regime Jurídico da Cibersegurança e Regulamento n.º 756/2026 do CNCS) | QNRCS</w:t>
       </w:r>
     </w:p>
     <w:p>
@@ -313,7 +313,7 @@
                 <w:szCs w:val="19"/>
                 <w:lang w:val="pt-PT"/>
               </w:rPr>
-              <w:t>Os documentos do repositório NIS2PME são modelos de referência desenvolvidos para apoiar pequenas e médias empresas na implementação de práticas de cibersegurança alinhadas com o Decreto-Lei 125/2025 e a Directiva NIS2 (UE 2022/2555).</w:t>
+              <w:t>Os documentos do repositório NIS2PME são modelos de referência para ajudar pequenas e médias empresas a cumprir as regras de cibersegurança da NIS2. A NIS2 é uma diretiva europeia (Diretiva (UE) 2022/2555). Em Portugal, aplica-se através do Regime Jurídico da Cibersegurança (RJC), aprovado pelo Decreto-Lei n.º 125/2025, de 4 de dezembro, e do Regulamento n.º 756/2026 do Centro Nacional de Cibersegurança (CNCS), que define as medidas mínimas do Quadro Nacional de Referência para a Cibersegurança (QNRCS) e a plataforma eletrónica MyCiber.</w:t>
             </w:r>
           </w:p>
           <w:p>
@@ -330,7 +330,7 @@
                 <w:szCs w:val="19"/>
                 <w:lang w:val="pt-PT"/>
               </w:rPr>
-              <w:t>Estes modelos não constituem aconselhamento jurídico nem substituem a análise do enquadramento legal específico de cada organização. Antes de adoptar estes documentos, a organização deve adaptá-los à sua realidade, validar a sua adequação com os responsáveis de TI e, quando necessário, consultar um assessor jurídico especializado.</w:t>
+              <w:t>Estes modelos não constituem aconselhamento jurídico nem substituem a análise do enquadramento legal específico de cada organização. Antes de adotar estes documentos, a organização deve adaptá-los à sua realidade, validar a sua adequação com os responsáveis de TI e, quando necessário, consultar um assessor jurídico especializado.</w:t>
             </w:r>
           </w:p>
           <w:p>
@@ -349,7 +349,7 @@
                 <w:szCs w:val="19"/>
                 <w:lang w:val="pt-PT"/>
               </w:rPr>
-              <w:t>Todos os campos assinalados com [parênteses rectos] devem ser substituídos pelos dados reais da organização.</w:t>
+              <w:t>Todos os campos assinalados com [parênteses retos] devem ser substituídos pelos dados reais da organização.</w:t>
             </w:r>
           </w:p>
         </w:tc>
@@ -566,7 +566,7 @@
           <w:szCs w:val="20"/>
           <w:lang w:val="pt-PT"/>
         </w:rPr>
-        <w:t>Versão 1.0   |   [Data]   |   Classificação: Confidencial - Uso Interno</w:t>
+        <w:t xml:space="preserve">Versão 1.0   |   [Data]   |   Classificação: Confidencial - Uso Interno</w:t>
       </w:r>
     </w:p>
     <w:p>
@@ -584,7 +584,7 @@
           <w:szCs w:val="18"/>
           <w:lang w:val="pt-PT"/>
         </w:rPr>
-        <w:t>Alinhada com: NIS2 (UE 2022/2555) | DL 125/2025 | ISO/IEC 27002 | RGPD</w:t>
+        <w:t>Alinhada com: NIS2 (Regime Jurídico da Cibersegurança e Regulamento n.º 756/2026 do CNCS) | QNRCS | ISO/IEC 27002 | RGPD</w:t>
       </w:r>
     </w:p>
     <w:p>
@@ -593,6 +593,8 @@
           <w:lang w:val="pt-PT"/>
         </w:rPr>
         <w:sectPr>
+          <w:headerReference w:type="default" r:id="rId12"/>
+          <w:footerReference w:type="default" r:id="rId13"/>
           <w:pgSz w:w="11906" w:h="16838"/>
           <w:pgMar w:top="1440" w:right="1440" w:bottom="1440" w:left="1440" w:header="708" w:footer="708" w:gutter="0"/>
           <w:cols w:space="720"/>
@@ -1389,7 +1391,7 @@
         <w:pStyle w:val="Heading1"/>
       </w:pPr>
       <w:r>
-        <w:t>2. Introdução e Objectivos</w:t>
+        <w:t>2. Introdução e Objetivos</w:t>
       </w:r>
     </w:p>
     <w:p>
@@ -1544,6 +1546,33 @@
           <w:lang w:val="pt-PT"/>
         </w:rPr>
         <w:t xml:space="preserve"> estão obrigados a cumprir esta política.</w:t>
+      </w:r>
+    </w:p>
+    <w:p>
+      <w:pPr>
+        <w:spacing w:before="80" w:after="80"/>
+        <w:rPr>
+          <w:lang w:val="pt-PT"/>
+        </w:rPr>
+      </w:pPr>
+      <w:r>
+        <w:rPr>
+          <w:lang w:val="pt-PT"/>
+        </w:rPr>
+        <w:t xml:space="preserve">Esta é a Política de Cópias de Segurança que o QNRCS pede a partir do nível Substancial (PR.SD-5). Trata de como se fazem, guardam, protegem e testam os </w:t>
+      </w:r>
+      <w:r>
+        <w:rPr>
+          <w:lang w:val="pt-PT"/>
+          <w:i/>
+        </w:rPr>
+        <w:t>backups</w:t>
+      </w:r>
+      <w:r>
+        <w:rPr>
+          <w:lang w:val="pt-PT"/>
+        </w:rPr>
+        <w:t>. Os serviços críticos e os seus tempos de recuperação (RTO e RPO) são fixados no Plano de Continuidade de Negócio; os passos para repor os sistemas depois de um desastre estão no Plano de Recuperação de Desastres.</w:t>
       </w:r>
     </w:p>
     <w:tbl>
@@ -1608,7 +1637,7 @@
                 <w:szCs w:val="20"/>
                 <w:lang w:val="pt-PT"/>
               </w:rPr>
-              <w:t>O backup não é necessário quando a perda de dados é aceitável para o negócio, ou quando outros controlos compensatórios garantem a recuperação. Nesse caso, a decisão deve ser documentada e aprovada formalmente pela Administração.</w:t>
+              <w:t>O backup não é necessário quando a perda de dados é aceitável para o negócio, ou quando outros controlos compensatórios garantem a recuperação. Nesse caso, a decisão deve ser documentada e aprovada formalmente pelo órgão de gestão.</w:t>
             </w:r>
           </w:p>
         </w:tc>
@@ -1681,14 +1710,7 @@
                 <w:szCs w:val="20"/>
                 <w:lang w:val="pt-PT"/>
               </w:rPr>
-              <w:t xml:space="preserve">DL 125/2025, Art. 10.º, n.º 2, al. c) - As entidades devem assegurar a continuidade dos serviços, incluindo a gestão de backups e a recuperação de desastres. </w:t>
-            </w:r>
-            <w:r>
-              <w:rPr>
-                <w:sz w:val="20"/>
-                <w:szCs w:val="20"/>
-              </w:rPr>
-              <w:t>ISO/IEC 27002:2022, Controlo A.8.13 - Backup de informação.</w:t>
+              <w:t>RJC, art. 27.º, n.º 1, al. b) (continuidade das atividades, como a gestão de cópias de segurança e a recuperação de desastres, e gestão de crises) e al. g) (criptografia e cifragem). QNRCS PR.SD-5 (Regulamento n.º 756/2026, Anexo III): o que cada nível exige está indicado nas regras desta política e resumido na secção 15. ISO/IEC 27002:2022, controlo 8.13.</w:t>
             </w:r>
           </w:p>
         </w:tc>
@@ -1701,20 +1723,6 @@
         </w:pBdr>
         <w:spacing w:before="80" w:after="80"/>
       </w:pPr>
-    </w:p>
-    <w:p>
-      <w:pPr>
-        <w:rPr>
-          <w:b/>
-          <w:bCs/>
-          <w:color w:val="1F4E79"/>
-          <w:sz w:val="28"/>
-          <w:szCs w:val="28"/>
-        </w:rPr>
-      </w:pPr>
-      <w:r>
-        <w:br w:type="page"/>
-      </w:r>
     </w:p>
     <w:p>
       <w:pPr>
@@ -1848,7 +1856,7 @@
                 <w:sz w:val="20"/>
                 <w:szCs w:val="20"/>
               </w:rPr>
-              <w:t>Administração / Gerência</w:t>
+              <w:t>Órgão de gestão</w:t>
             </w:r>
           </w:p>
         </w:tc>
@@ -1882,7 +1890,7 @@
                 <w:szCs w:val="20"/>
                 <w:lang w:val="pt-PT"/>
               </w:rPr>
-              <w:t>Aprovar esta política e os recursos necessários à sua implementação. Responsabilidade última pela continuidade das actividades e pela conformidade com o DL 125/2025.</w:t>
+              <w:t>Aprovar esta política e os recursos necessários à sua implementação e supervisionar a sua aplicação. Responsabilidade última pela continuidade das atividades e pela conformidade com o RJC (art. 25.º, n.º 1, als. a) e b)).</w:t>
             </w:r>
           </w:p>
         </w:tc>
@@ -1907,20 +1915,14 @@
             <w:vAlign w:val="center"/>
           </w:tcPr>
           <w:p>
-            <w:pPr>
-              <w:rPr>
-                <w:lang w:val="pt-PT"/>
-              </w:rPr>
-            </w:pPr>
             <w:r>
               <w:rPr>
                 <w:b/>
                 <w:bCs/>
                 <w:sz w:val="20"/>
                 <w:szCs w:val="20"/>
-                <w:lang w:val="pt-PT"/>
-              </w:rPr>
-              <w:t>Responsável de TI (interno ou externo)</w:t>
+              </w:rPr>
+              <w:t>Responsável de Cibersegurança</w:t>
             </w:r>
           </w:p>
         </w:tc>
@@ -1954,7 +1956,7 @@
                 <w:szCs w:val="20"/>
                 <w:lang w:val="pt-PT"/>
               </w:rPr>
-              <w:t>Implementar e manter os procedimentos de backup. Monitorizar os resultados diariamente. Executar e documentar testes de recuperação. Reportar falhas à Administração. Assegurar que os backups estão protegidos e armazenados correctamente.</w:t>
+              <w:t>Propor esta política e as suas revisões ao órgão de gestão (RJC, art. 31.º, n.º 2, al. a)). Acompanhar os resultados das cópias e dos testes de restauro e garantir que as falhas são corrigidas.</w:t>
             </w:r>
           </w:p>
         </w:tc>
@@ -1979,14 +1981,20 @@
             <w:vAlign w:val="center"/>
           </w:tcPr>
           <w:p>
+            <w:pPr>
+              <w:rPr>
+                <w:lang w:val="pt-PT"/>
+              </w:rPr>
+            </w:pPr>
             <w:r>
               <w:rPr>
                 <w:b/>
                 <w:bCs/>
                 <w:sz w:val="20"/>
                 <w:szCs w:val="20"/>
-              </w:rPr>
-              <w:t>Todos os colaboradores</w:t>
+                <w:lang w:val="pt-PT"/>
+              </w:rPr>
+              <w:t>Responsável de TI (interno ou externo)</w:t>
             </w:r>
           </w:p>
         </w:tc>
@@ -2020,7 +2028,7 @@
                 <w:szCs w:val="20"/>
                 <w:lang w:val="pt-PT"/>
               </w:rPr>
-              <w:t>Guardar os dados de trabalho nos sistemas geridos pela organização (e não apenas no computador local). Reportar ao Responsável de TI qualquer suspeita de perda, corrupção ou apagamento não autorizado de dados.</w:t>
+              <w:t>Implementar e manter os procedimentos de backup. Monitorizar os resultados diariamente. Executar e documentar testes de recuperação. Reportar falhas ao Responsável de Cibersegurança. Assegurar que os backups estão protegidos e armazenados corretamente.</w:t>
             </w:r>
           </w:p>
         </w:tc>
@@ -2045,17 +2053,83 @@
             <w:vAlign w:val="center"/>
           </w:tcPr>
           <w:p>
-            <w:pPr>
-              <w:rPr>
-                <w:lang w:val="pt-PT"/>
-              </w:rPr>
-            </w:pPr>
             <w:r>
               <w:rPr>
                 <w:b/>
                 <w:bCs/>
                 <w:sz w:val="20"/>
                 <w:szCs w:val="20"/>
+              </w:rPr>
+              <w:t>Colaboradores</w:t>
+            </w:r>
+          </w:p>
+        </w:tc>
+        <w:tc>
+          <w:tcPr>
+            <w:tcW w:w="6426" w:type="dxa"/>
+            <w:tcBorders>
+              <w:top w:val="single" w:sz="6" w:space="0" w:color="AAAAAA"/>
+              <w:left w:val="single" w:sz="6" w:space="0" w:color="AAAAAA"/>
+              <w:bottom w:val="single" w:sz="6" w:space="0" w:color="AAAAAA"/>
+              <w:right w:val="single" w:sz="6" w:space="0" w:color="AAAAAA"/>
+            </w:tcBorders>
+            <w:shd w:val="clear" w:color="auto" w:fill="D6E4F0"/>
+            <w:tcMar>
+              <w:top w:w="80" w:type="dxa"/>
+              <w:left w:w="120" w:type="dxa"/>
+              <w:bottom w:w="80" w:type="dxa"/>
+              <w:right w:w="120" w:type="dxa"/>
+            </w:tcMar>
+            <w:vAlign w:val="center"/>
+          </w:tcPr>
+          <w:p>
+            <w:pPr>
+              <w:rPr>
+                <w:lang w:val="pt-PT"/>
+              </w:rPr>
+            </w:pPr>
+            <w:r>
+              <w:rPr>
+                <w:sz w:val="20"/>
+                <w:szCs w:val="20"/>
+                <w:lang w:val="pt-PT"/>
+              </w:rPr>
+              <w:t>Guardar os dados de trabalho nos sistemas geridos pela organização (e não apenas no computador local). Reportar ao Responsável de TI qualquer suspeita de perda, corrupção ou apagamento não autorizado de dados.</w:t>
+            </w:r>
+          </w:p>
+        </w:tc>
+      </w:tr>
+      <w:tr>
+        <w:tc>
+          <w:tcPr>
+            <w:tcW w:w="2600" w:type="dxa"/>
+            <w:tcBorders>
+              <w:top w:val="single" w:sz="6" w:space="0" w:color="AAAAAA"/>
+              <w:left w:val="single" w:sz="6" w:space="0" w:color="AAAAAA"/>
+              <w:bottom w:val="single" w:sz="6" w:space="0" w:color="AAAAAA"/>
+              <w:right w:val="single" w:sz="6" w:space="0" w:color="AAAAAA"/>
+            </w:tcBorders>
+            <w:shd w:val="clear" w:color="auto" w:fill="FFFFFF"/>
+            <w:tcMar>
+              <w:top w:w="80" w:type="dxa"/>
+              <w:left w:w="120" w:type="dxa"/>
+              <w:bottom w:w="80" w:type="dxa"/>
+              <w:right w:w="120" w:type="dxa"/>
+            </w:tcMar>
+            <w:vAlign w:val="center"/>
+          </w:tcPr>
+          <w:p>
+            <w:pPr>
+              <w:rPr>
+                <w:lang w:val="pt-PT"/>
+              </w:rPr>
+            </w:pPr>
+            <w:r>
+              <w:rPr>
+                <w:b/>
+                <w:bCs/>
+                <w:sz w:val="20"/>
+                <w:szCs w:val="20"/>
                 <w:lang w:val="pt-PT"/>
               </w:rPr>
               <w:t>Fornecedores externos de TI / cloud</w:t>
@@ -2071,7 +2145,7 @@
               <w:bottom w:val="single" w:sz="6" w:space="0" w:color="AAAAAA"/>
               <w:right w:val="single" w:sz="6" w:space="0" w:color="AAAAAA"/>
             </w:tcBorders>
-            <w:shd w:val="clear" w:color="auto" w:fill="D6E4F0"/>
+            <w:shd w:val="clear" w:color="auto" w:fill="FFFFFF"/>
             <w:tcMar>
               <w:top w:w="80" w:type="dxa"/>
               <w:left w:w="120" w:type="dxa"/>
@@ -2131,7 +2205,7 @@
         <w:rPr>
           <w:lang w:val="pt-PT"/>
         </w:rPr>
-        <w:t xml:space="preserve">O Responsável de TI, em conjunto com a Administração, deve identificar todos os sistemas e dados a incluir no plano de </w:t>
+        <w:t xml:space="preserve">O Responsável de TI, em conjunto com o órgão de gestão, deve identificar todos os sistemas e dados a incluir no plano de </w:t>
       </w:r>
       <w:r>
         <w:rPr>
@@ -2179,6 +2253,9 @@
         <w:gridCol w:w="1800"/>
       </w:tblGrid>
       <w:tr>
+        <w:trPr>
+          <w:cantSplit/>
+        </w:trPr>
         <w:tc>
           <w:tcPr>
             <w:tcW w:w="3200" w:type="dxa"/>
@@ -2283,6 +2360,9 @@
         </w:tc>
       </w:tr>
       <w:tr>
+        <w:trPr>
+          <w:cantSplit/>
+        </w:trPr>
         <w:tc>
           <w:tcPr>
             <w:tcW w:w="3200" w:type="dxa"/>
@@ -2389,6 +2469,9 @@
         </w:tc>
       </w:tr>
       <w:tr>
+        <w:trPr>
+          <w:cantSplit/>
+        </w:trPr>
         <w:tc>
           <w:tcPr>
             <w:tcW w:w="3200" w:type="dxa"/>
@@ -2449,7 +2532,7 @@
                 <w:szCs w:val="20"/>
                 <w:lang w:val="pt-PT"/>
               </w:rPr>
-              <w:t>CRM, ERP, sistema de facturação, base de dados de clientes ou de inventário</w:t>
+              <w:t>CRM, ERP, sistema de faturação, base de dados de clientes ou de inventário</w:t>
             </w:r>
           </w:p>
         </w:tc>
@@ -2489,6 +2572,9 @@
         </w:tc>
       </w:tr>
       <w:tr>
+        <w:trPr>
+          <w:cantSplit/>
+        </w:trPr>
         <w:tc>
           <w:tcPr>
             <w:tcW w:w="3200" w:type="dxa"/>
@@ -2515,7 +2601,7 @@
                 <w:sz w:val="20"/>
                 <w:szCs w:val="20"/>
               </w:rPr>
-              <w:t>Correio electrónico</w:t>
+              <w:t>Correio eletrónico</w:t>
             </w:r>
           </w:p>
         </w:tc>
@@ -2589,6 +2675,9 @@
         </w:tc>
       </w:tr>
       <w:tr>
+        <w:trPr>
+          <w:cantSplit/>
+        </w:trPr>
         <w:tc>
           <w:tcPr>
             <w:tcW w:w="3200" w:type="dxa"/>
@@ -2695,6 +2784,9 @@
         </w:tc>
       </w:tr>
       <w:tr>
+        <w:trPr>
+          <w:cantSplit/>
+        </w:trPr>
         <w:tc>
           <w:tcPr>
             <w:tcW w:w="3200" w:type="dxa"/>
@@ -2795,6 +2887,9 @@
         </w:tc>
       </w:tr>
       <w:tr>
+        <w:trPr>
+          <w:cantSplit/>
+        </w:trPr>
         <w:tc>
           <w:tcPr>
             <w:tcW w:w="3200" w:type="dxa"/>
@@ -2804,7 +2899,7 @@
               <w:bottom w:val="single" w:sz="6" w:space="0" w:color="AAAAAA"/>
               <w:right w:val="single" w:sz="6" w:space="0" w:color="AAAAAA"/>
             </w:tcBorders>
-            <w:shd w:val="clear" w:color="auto" w:fill="FFF3CD"/>
+            <w:shd w:val="clear" w:color="auto" w:fill="E8F5E9"/>
             <w:tcMar>
               <w:top w:w="80" w:type="dxa"/>
               <w:left w:w="120" w:type="dxa"/>
@@ -2840,28 +2935,28 @@
               <w:bottom w:val="single" w:sz="6" w:space="0" w:color="AAAAAA"/>
               <w:right w:val="single" w:sz="6" w:space="0" w:color="AAAAAA"/>
             </w:tcBorders>
-            <w:shd w:val="clear" w:color="auto" w:fill="FFF3CD"/>
-            <w:tcMar>
-              <w:top w:w="80" w:type="dxa"/>
-              <w:left w:w="120" w:type="dxa"/>
-              <w:bottom w:w="80" w:type="dxa"/>
-              <w:right w:w="120" w:type="dxa"/>
-            </w:tcMar>
-            <w:vAlign w:val="center"/>
-          </w:tcPr>
-          <w:p>
-            <w:pPr>
-              <w:rPr>
-                <w:lang w:val="pt-PT"/>
-              </w:rPr>
-            </w:pPr>
-            <w:r>
-              <w:rPr>
-                <w:sz w:val="20"/>
-                <w:szCs w:val="20"/>
-                <w:lang w:val="pt-PT"/>
-              </w:rPr>
-              <w:t>Logs de autenticação, logs de firewall, registos de acesso a sistemas críticos</w:t>
+            <w:shd w:val="clear" w:color="auto" w:fill="E8F5E9"/>
+            <w:tcMar>
+              <w:top w:w="80" w:type="dxa"/>
+              <w:left w:w="120" w:type="dxa"/>
+              <w:bottom w:w="80" w:type="dxa"/>
+              <w:right w:w="120" w:type="dxa"/>
+            </w:tcMar>
+            <w:vAlign w:val="center"/>
+          </w:tcPr>
+          <w:p>
+            <w:pPr>
+              <w:rPr>
+                <w:lang w:val="pt-PT"/>
+              </w:rPr>
+            </w:pPr>
+            <w:r>
+              <w:rPr>
+                <w:sz w:val="20"/>
+                <w:szCs w:val="20"/>
+                <w:lang w:val="pt-PT"/>
+              </w:rPr>
+              <w:t>Logs de autenticação, logs de firewall, registos de acesso a sistemas críticos. Conservar pelo menos [12 meses] (QNRCS DE.AE-2, nível Básico)</w:t>
             </w:r>
           </w:p>
         </w:tc>
@@ -2874,7 +2969,7 @@
               <w:bottom w:val="single" w:sz="6" w:space="0" w:color="AAAAAA"/>
               <w:right w:val="single" w:sz="6" w:space="0" w:color="AAAAAA"/>
             </w:tcBorders>
-            <w:shd w:val="clear" w:color="auto" w:fill="FFF3CD"/>
+            <w:shd w:val="clear" w:color="auto" w:fill="E8F5E9"/>
             <w:tcMar>
               <w:top w:w="80" w:type="dxa"/>
               <w:left w:w="120" w:type="dxa"/>
@@ -2891,16 +2986,19 @@
               <w:rPr>
                 <w:b/>
                 <w:bCs/>
-                <w:color w:val="7D5200"/>
-                <w:sz w:val="18"/>
-                <w:szCs w:val="18"/>
-              </w:rPr>
-              <w:t>RECOMEN-DADO</w:t>
+                <w:color w:val="388E3C"/>
+                <w:sz w:val="20"/>
+                <w:szCs w:val="20"/>
+              </w:rPr>
+              <w:t>SIM</w:t>
             </w:r>
           </w:p>
         </w:tc>
       </w:tr>
       <w:tr>
+        <w:trPr>
+          <w:cantSplit/>
+        </w:trPr>
         <w:tc>
           <w:tcPr>
             <w:tcW w:w="3200" w:type="dxa"/>
@@ -3032,7 +3130,21 @@
         <w:rPr>
           <w:lang w:val="pt-PT"/>
         </w:rPr>
-        <w:t xml:space="preserve"> com encriptação obrigatória. Os dados pessoais ao abrigo do RGPD devem ter o mesmo nível de protecção que os dados originais.</w:t>
+        <w:t xml:space="preserve"> com cifragem obrigatória. Os dados pessoais ao abrigo do RGPD devem ter o mesmo nível de proteção que os dados originais.</w:t>
+      </w:r>
+    </w:p>
+    <w:p>
+      <w:pPr>
+        <w:spacing w:before="80" w:after="80"/>
+        <w:rPr>
+          <w:lang w:val="pt-PT"/>
+        </w:rPr>
+      </w:pPr>
+      <w:r>
+        <w:rPr>
+          <w:lang w:val="pt-PT"/>
+        </w:rPr>
+        <w:t>A partir do nível Elevado, as cópias dos sistemas críticos (sistemas operativos, configurações e aplicações) são guardadas separadamente das cópias da informação crítica (QNRCS PR.SD-5, nível Elevado).</w:t>
       </w:r>
     </w:p>
     <w:p>
@@ -3057,7 +3169,7 @@
         <w:rPr>
           <w:lang w:val="pt-PT"/>
         </w:rPr>
-        <w:t>5. Objectivos de Recuperação (RPO e RTO)</w:t>
+        <w:t>5. Objetivos de Recuperação (RPO e RTO)</w:t>
       </w:r>
     </w:p>
     <w:p>
@@ -3071,7 +3183,20 @@
         <w:rPr>
           <w:lang w:val="pt-PT"/>
         </w:rPr>
-        <w:t>Os objectivos de recuperação definem o nível de protecção necessário para cada tipo de sistema e dados. Devem ser definidos com base na importância dos dados para o negócio e na tolerância à interrupção:</w:t>
+        <w:t xml:space="preserve">Os objetivos de recuperação de cada serviço crítico são fixados no Plano de Continuidade de Negócio. Esta política garante que a frequência dos </w:t>
+      </w:r>
+      <w:r>
+        <w:rPr>
+          <w:lang w:val="pt-PT"/>
+          <w:i/>
+        </w:rPr>
+        <w:t>backups</w:t>
+      </w:r>
+      <w:r>
+        <w:rPr>
+          <w:lang w:val="pt-PT"/>
+        </w:rPr>
+        <w:t xml:space="preserve"> cumpre o RPO e que o restauro cabe no RTO:</w:t>
       </w:r>
     </w:p>
     <w:p>
@@ -3264,10 +3389,7 @@
         <w:rPr>
           <w:lang w:val="pt-PT"/>
         </w:rPr>
-        <w:t xml:space="preserve">Definir abaixo os objectivos de RPO e RTO para cada tipo de sistema, com base na avaliação de risco da organização. </w:t>
-      </w:r>
-      <w:r>
-        <w:t>Os valores apresentados são exemplos a adaptar:</w:t>
+        <w:t>Tabela de referência por tipo de sistema. Os valores são exemplos, a alinhar com o Plano de Continuidade de Negócio:</w:t>
       </w:r>
     </w:p>
     <w:p>
@@ -3626,7 +3748,7 @@
                 <w:szCs w:val="20"/>
                 <w:lang w:val="pt-PT"/>
               </w:rPr>
-              <w:t>Base de dados de clientes, sistema de facturação, ERP</w:t>
+              <w:t>Base de dados de clientes, sistema de faturação, ERP</w:t>
             </w:r>
           </w:p>
         </w:tc>
@@ -3946,86 +4068,6 @@
                 <w:lang w:val="pt-PT"/>
               </w:rPr>
               <w:t>Ficheiros de arquivo, documentação histórica</w:t>
-            </w:r>
-          </w:p>
-        </w:tc>
-      </w:tr>
-    </w:tbl>
-    <w:p>
-      <w:pPr>
-        <w:spacing w:before="120" w:after="80"/>
-        <w:rPr>
-          <w:lang w:val="pt-PT"/>
-        </w:rPr>
-      </w:pPr>
-    </w:p>
-    <w:tbl>
-      <w:tblPr>
-        <w:tblW w:w="9026" w:type="dxa"/>
-        <w:tblBorders>
-          <w:top w:val="single" w:sz="4" w:space="0" w:color="auto"/>
-          <w:left w:val="single" w:sz="4" w:space="0" w:color="auto"/>
-          <w:bottom w:val="single" w:sz="4" w:space="0" w:color="auto"/>
-          <w:right w:val="single" w:sz="4" w:space="0" w:color="auto"/>
-          <w:insideH w:val="single" w:sz="4" w:space="0" w:color="auto"/>
-          <w:insideV w:val="single" w:sz="4" w:space="0" w:color="auto"/>
-        </w:tblBorders>
-        <w:tblCellMar>
-          <w:left w:w="10" w:type="dxa"/>
-          <w:right w:w="10" w:type="dxa"/>
-        </w:tblCellMar>
-        <w:tblLook w:val="0000" w:firstRow="0" w:lastRow="0" w:firstColumn="0" w:lastColumn="0" w:noHBand="0" w:noVBand="0"/>
-      </w:tblPr>
-      <w:tblGrid>
-        <w:gridCol w:w="9026"/>
-      </w:tblGrid>
-      <w:tr>
-        <w:tc>
-          <w:tcPr>
-            <w:tcW w:w="9026" w:type="dxa"/>
-            <w:tcBorders>
-              <w:top w:val="single" w:sz="6" w:space="0" w:color="2E75B6"/>
-              <w:left w:val="single" w:sz="6" w:space="0" w:color="2E75B6"/>
-              <w:bottom w:val="single" w:sz="6" w:space="0" w:color="2E75B6"/>
-              <w:right w:val="single" w:sz="6" w:space="0" w:color="2E75B6"/>
-            </w:tcBorders>
-            <w:shd w:val="clear" w:color="auto" w:fill="D6E4F0"/>
-            <w:tcMar>
-              <w:top w:w="100" w:type="dxa"/>
-              <w:left w:w="160" w:type="dxa"/>
-              <w:bottom w:w="100" w:type="dxa"/>
-              <w:right w:w="160" w:type="dxa"/>
-            </w:tcMar>
-          </w:tcPr>
-          <w:p>
-            <w:pPr>
-              <w:spacing w:before="40" w:after="40"/>
-            </w:pPr>
-            <w:r>
-              <w:rPr>
-                <w:b/>
-                <w:bCs/>
-                <w:color w:val="1F4E79"/>
-                <w:sz w:val="20"/>
-                <w:szCs w:val="20"/>
-                <w:lang w:val="pt-PT"/>
-              </w:rPr>
-              <w:t xml:space="preserve">Como determinar os valores de RPO e RTO: </w:t>
-            </w:r>
-            <w:r>
-              <w:rPr>
-                <w:sz w:val="20"/>
-                <w:szCs w:val="20"/>
-                <w:lang w:val="pt-PT"/>
-              </w:rPr>
-              <w:t xml:space="preserve">Perguntar à Administração e aos responsáveis de cada área: 'Se este sistema ficasse indisponível agora, quando começaria a causar dano grave ao negócio?' e 'Qual a perda máxima de dados que é aceitável?' </w:t>
-            </w:r>
-            <w:r>
-              <w:rPr>
-                <w:sz w:val="20"/>
-                <w:szCs w:val="20"/>
-              </w:rPr>
-              <w:t>As respostas determinam o RTO e o RPO, respectivamente.</w:t>
             </w:r>
           </w:p>
         </w:tc>
@@ -4058,13 +4100,12 @@
         <w:rPr>
           <w:lang w:val="pt-PT"/>
         </w:rPr>
-        <w:t xml:space="preserve">A frequência e o período de retenção dos </w:t>
-      </w:r>
-      <w:r>
-        <w:rPr>
+        <w:t xml:space="preserve">A frequência e a retenção dos </w:t>
+      </w:r>
+      <w:r>
+        <w:rPr>
+          <w:lang w:val="pt-PT"/>
           <w:i/>
-          <w:iCs/>
-          <w:lang w:val="pt-PT"/>
         </w:rPr>
         <w:t>backups</w:t>
       </w:r>
@@ -4072,13 +4113,12 @@
         <w:rPr>
           <w:lang w:val="pt-PT"/>
         </w:rPr>
-        <w:t xml:space="preserve"> devem ser definidos com base nos objectivos de RPO estabelecidos. A estratégia GFS (</w:t>
-      </w:r>
-      <w:r>
-        <w:rPr>
+        <w:t xml:space="preserve"> seguem o RPO de cada sistema. Recomenda-se a rotação GFS (do inglês </w:t>
+      </w:r>
+      <w:r>
+        <w:rPr>
+          <w:lang w:val="pt-PT"/>
           <w:i/>
-          <w:iCs/>
-          <w:lang w:val="pt-PT"/>
         </w:rPr>
         <w:t>Grandfather-Father-Son</w:t>
       </w:r>
@@ -4086,7 +4126,7 @@
         <w:rPr>
           <w:lang w:val="pt-PT"/>
         </w:rPr>
-        <w:t>) é recomendada e descrita no Anexo A. Como mínimo recomendado:</w:t>
+        <w:t>, avô-pai-filho): cópias diárias (filho), normalmente incrementais, que só copiam o que mudou; uma cópia completa semanal (pai); e uma cópia completa mensal (avô), guardada fora das instalações. Assim há sempre versões antigas por onde escolher, por exemplo se um ataque só for detetado semanas depois; a retenção deve cobrir esse tempo. Como mínimo recomendado:</w:t>
       </w:r>
     </w:p>
     <w:p>
@@ -4731,7 +4771,7 @@
                 <w:sz w:val="20"/>
                 <w:szCs w:val="20"/>
               </w:rPr>
-              <w:t>Offsite / cloud encriptado</w:t>
+              <w:t>Fora das instalações / nuvem, cifrado</w:t>
             </w:r>
           </w:p>
         </w:tc>
@@ -4887,7 +4927,7 @@
                 <w:sz w:val="20"/>
                 <w:szCs w:val="20"/>
               </w:rPr>
-              <w:t>Offsite / cloud encriptado</w:t>
+              <w:t>Fora das instalações / nuvem, cifrado</w:t>
             </w:r>
           </w:p>
         </w:tc>
@@ -4994,14 +5034,7 @@
                 <w:szCs w:val="20"/>
                 <w:lang w:val="pt-PT"/>
               </w:rPr>
-              <w:t xml:space="preserve">Combinar a estratégia GFS (define QUANDO e COM QUE FREQUÊNCIA fazer backup) com a regra 3-2-1 (define ONDE armazenar os backups). Esta combinação garante tanto um histórico de versões adequado como redundância geográfica. </w:t>
-            </w:r>
-            <w:r>
-              <w:rPr>
-                <w:sz w:val="20"/>
-                <w:szCs w:val="20"/>
-              </w:rPr>
-              <w:t>Ver Anexos A e B.</w:t>
+              <w:t>a rotação GFS define quando se fazem as cópias e quanto tempo se guardam; a regra 3-2-1 (secção 8) define onde ficam. Para a maioria das PME basta uma cópia incremental diária, uma completa semanal e uma completa mensal, com a mensal numa nuvem cifrada ou num disco guardado fora das instalações.</w:t>
             </w:r>
           </w:p>
         </w:tc>
@@ -5020,7 +5053,7 @@
         <w:pStyle w:val="Heading1"/>
       </w:pPr>
       <w:r>
-        <w:t>7. Protecção e Encriptação dos Backups</w:t>
+        <w:t>7. Proteção e Cifragem dos Backups</w:t>
       </w:r>
     </w:p>
     <w:p>
@@ -5048,7 +5081,7 @@
         <w:rPr>
           <w:lang w:val="pt-PT"/>
         </w:rPr>
-        <w:t xml:space="preserve"> deve ter, no mínimo, o mesmo nível de protecção que os dados originais. Um </w:t>
+        <w:t xml:space="preserve"> deve ter, no mínimo, o mesmo nível de proteção que os dados originais. Um </w:t>
       </w:r>
       <w:r>
         <w:rPr>
@@ -5084,7 +5117,7 @@
         <w:pStyle w:val="Heading2"/>
       </w:pPr>
       <w:r>
-        <w:t>7.1 Encriptação</w:t>
+        <w:t>7.1 Cifragem</w:t>
       </w:r>
     </w:p>
     <w:p>
@@ -5110,7 +5143,7 @@
         <w:rPr>
           <w:lang w:val="pt-PT"/>
         </w:rPr>
-        <w:t xml:space="preserve"> de dados confidenciais devem ser encriptados em repouso e em trânsito, com algoritmos robustos (ex: AES-256).</w:t>
+        <w:t xml:space="preserve"> de dados confidenciais devem ser cifrados em repouso e em trânsito, com algoritmos robustos (ex.: AES-256) (RJC, art. 27.º, n.º 1, al. g)).</w:t>
       </w:r>
     </w:p>
     <w:p>
@@ -5128,13 +5161,12 @@
         <w:rPr>
           <w:lang w:val="pt-PT"/>
         </w:rPr>
-        <w:t xml:space="preserve">As chaves de encriptação não devem ser armazenadas exclusivamente no mesmo local físico ou lógico que os suportes de </w:t>
-      </w:r>
-      <w:r>
-        <w:rPr>
+        <w:t xml:space="preserve">As chaves de cifragem são guardadas num local diferente dos suportes de </w:t>
+      </w:r>
+      <w:r>
+        <w:rPr>
+          <w:lang w:val="pt-PT"/>
           <w:i/>
-          <w:iCs/>
-          <w:lang w:val="pt-PT"/>
         </w:rPr>
         <w:t>backup</w:t>
       </w:r>
@@ -5142,7 +5174,7 @@
         <w:rPr>
           <w:lang w:val="pt-PT"/>
         </w:rPr>
-        <w:t>.</w:t>
+        <w:t xml:space="preserve"> (ex.: gestor de palavras-passe e cópia em cofre), para poderem ser usadas mesmo que os sistemas principais estejam indisponíveis. Sem a chave, a cópia não serve.</w:t>
       </w:r>
     </w:p>
     <w:p>
@@ -5188,7 +5220,7 @@
         <w:rPr>
           <w:lang w:val="pt-PT"/>
         </w:rPr>
-        <w:t xml:space="preserve"> ou para outro local devem ser encriptados antes da transmissão.</w:t>
+        <w:t xml:space="preserve"> ou para outro local devem ser cifrados antes da transmissão.</w:t>
       </w:r>
     </w:p>
     <w:p>
@@ -5260,7 +5292,7 @@
         <w:rPr>
           <w:lang w:val="pt-PT"/>
         </w:rPr>
-        <w:t xml:space="preserve"> deve ser efectuado através de canais seguros e, se possível, numa rede segmentada ou dedicada.</w:t>
+        <w:t xml:space="preserve"> deve ser efetuado através de canais seguros e, se possível, numa rede segmentada ou dedicada.</w:t>
       </w:r>
     </w:p>
     <w:p>
@@ -5278,13 +5310,12 @@
         <w:rPr>
           <w:lang w:val="pt-PT"/>
         </w:rPr>
-        <w:t xml:space="preserve">Os </w:t>
-      </w:r>
-      <w:r>
-        <w:rPr>
+        <w:t xml:space="preserve">O repositório de </w:t>
+      </w:r>
+      <w:r>
+        <w:rPr>
+          <w:lang w:val="pt-PT"/>
           <w:i/>
-          <w:iCs/>
-          <w:lang w:val="pt-PT"/>
         </w:rPr>
         <w:t>backups</w:t>
       </w:r>
@@ -5292,7 +5323,20 @@
         <w:rPr>
           <w:lang w:val="pt-PT"/>
         </w:rPr>
-        <w:t xml:space="preserve"> não devem ser directamente acessíveis a partir da Internet sem autenticação multifactor (MFA).</w:t>
+        <w:t xml:space="preserve"> não fica acessível diretamente a partir da Internet. As contas que administram os </w:t>
+      </w:r>
+      <w:r>
+        <w:rPr>
+          <w:lang w:val="pt-PT"/>
+          <w:i/>
+        </w:rPr>
+        <w:t>backups</w:t>
+      </w:r>
+      <w:r>
+        <w:rPr>
+          <w:lang w:val="pt-PT"/>
+        </w:rPr>
+        <w:t xml:space="preserve"> usam autenticação multifator (MFA) (RJC, art. 27.º, n.º 1, al. i)) e são diferentes das contas de administração habituais, para que um atacante que tome a rede não consiga apagar as cópias.</w:t>
       </w:r>
     </w:p>
     <w:p>
@@ -5351,7 +5395,7 @@
         <w:rPr>
           <w:lang w:val="pt-PT"/>
         </w:rPr>
-        <w:t xml:space="preserve">Um inventário actualizado dos suportes de </w:t>
+        <w:t xml:space="preserve">Um inventário atualizado dos suportes de </w:t>
       </w:r>
       <w:r>
         <w:rPr>
@@ -5456,7 +5500,7 @@
                 <w:szCs w:val="20"/>
                 <w:lang w:val="pt-PT"/>
               </w:rPr>
-              <w:t>Os ataques de ransomware visam activamente os backups para impedir a recuperação. Para proteger os backups: • Manter pelo menos uma cópia offline (desligada da rede) ou imutável (cloud com versioning activado). • Nunca ligar os backups directamente à rede de produção de forma permanente. • Confirmar regularmente que a cópia offsite/cloud não está acessível a partir dos sistemas de produção.</w:t>
+              <w:t>Os ataques de ransomware visam ativamente os backups para impedir a recuperação. Para proteger os backups: • Manter pelo menos uma cópia offline (desligada da rede) ou imutável (cloud com versioning ativado). • Nunca ligar os backups diretamente à rede de produção de forma permanente. • Confirmar regularmente que a cópia offsite/cloud não está acessível a partir dos sistemas de produção.</w:t>
             </w:r>
           </w:p>
         </w:tc>
@@ -5498,13 +5542,12 @@
         <w:rPr>
           <w:lang w:val="pt-PT"/>
         </w:rPr>
-        <w:t xml:space="preserve">Para evitar a perda simultânea dos dados e dos respectivos </w:t>
-      </w:r>
-      <w:r>
-        <w:rPr>
+        <w:t xml:space="preserve">Para não perder ao mesmo tempo os dados e os </w:t>
+      </w:r>
+      <w:r>
+        <w:rPr>
+          <w:lang w:val="pt-PT"/>
           <w:i/>
-          <w:iCs/>
-          <w:lang w:val="pt-PT"/>
         </w:rPr>
         <w:t>backups</w:t>
       </w:r>
@@ -5516,9 +5559,9 @@
       </w:r>
       <w:r>
         <w:rPr>
+          <w:lang w:val="pt-PT"/>
           <w:b/>
           <w:bCs/>
-          <w:lang w:val="pt-PT"/>
         </w:rPr>
         <w:t>[ORGANIZAÇÃO]</w:t>
       </w:r>
@@ -5526,21 +5569,46 @@
         <w:rPr>
           <w:lang w:val="pt-PT"/>
         </w:rPr>
-        <w:t xml:space="preserve"> deve adoptar a estratégia 3-2-1 de </w:t>
-      </w:r>
-      <w:r>
-        <w:rPr>
+        <w:t xml:space="preserve"> adota a regra 3-2-1: pelo menos 3 cópias dos dados (o original e 2 </w:t>
+      </w:r>
+      <w:r>
+        <w:rPr>
+          <w:lang w:val="pt-PT"/>
           <w:i/>
-          <w:iCs/>
-          <w:lang w:val="pt-PT"/>
-        </w:rPr>
-        <w:t>backup</w:t>
-      </w:r>
-      <w:r>
-        <w:rPr>
-          <w:lang w:val="pt-PT"/>
-        </w:rPr>
-        <w:t xml:space="preserve"> (ver Anexo B para descrição completa):</w:t>
+        </w:rPr>
+        <w:t>backups</w:t>
+      </w:r>
+      <w:r>
+        <w:rPr>
+          <w:lang w:val="pt-PT"/>
+        </w:rPr>
+        <w:t xml:space="preserve">), em 2 tipos de suporte diferentes, com 1 cópia fora das instalações. Pelo menos uma das cópias é </w:t>
+      </w:r>
+      <w:r>
+        <w:rPr>
+          <w:lang w:val="pt-PT"/>
+          <w:i/>
+        </w:rPr>
+        <w:t>offline</w:t>
+      </w:r>
+      <w:r>
+        <w:rPr>
+          <w:lang w:val="pt-PT"/>
+        </w:rPr>
+        <w:t xml:space="preserve"> (desligada da rede) ou imutável (não pode ser alterada nem apagada durante o prazo de retenção), para resistir a </w:t>
+      </w:r>
+      <w:r>
+        <w:rPr>
+          <w:lang w:val="pt-PT"/>
+          <w:i/>
+        </w:rPr>
+        <w:t>ransomware</w:t>
+      </w:r>
+      <w:r>
+        <w:rPr>
+          <w:lang w:val="pt-PT"/>
+        </w:rPr>
+        <w:t>. As cópias fora das instalações têm a mesma proteção que as locais (QNRCS PR.SD-5, nível Substancial).</w:t>
       </w:r>
     </w:p>
     <w:p>
@@ -5812,42 +5880,6 @@
     </w:tbl>
     <w:p>
       <w:pPr>
-        <w:spacing w:before="120" w:after="80"/>
-        <w:rPr>
-          <w:lang w:val="pt-PT"/>
-        </w:rPr>
-      </w:pPr>
-    </w:p>
-    <w:p>
-      <w:pPr>
-        <w:spacing w:before="80" w:after="80"/>
-        <w:rPr>
-          <w:lang w:val="pt-PT"/>
-        </w:rPr>
-      </w:pPr>
-      <w:r>
-        <w:rPr>
-          <w:lang w:val="pt-PT"/>
-        </w:rPr>
-        <w:t xml:space="preserve">Um inventário actualizado dos suportes de </w:t>
-      </w:r>
-      <w:r>
-        <w:rPr>
-          <w:i/>
-          <w:iCs/>
-          <w:lang w:val="pt-PT"/>
-        </w:rPr>
-        <w:t>backup</w:t>
-      </w:r>
-      <w:r>
-        <w:rPr>
-          <w:lang w:val="pt-PT"/>
-        </w:rPr>
-        <w:t xml:space="preserve"> em localização externa (offsite) deve ser mantido pelo Responsável de TI, com indicação de localização, conteúdo e data.</w:t>
-      </w:r>
-    </w:p>
-    <w:p>
-      <w:pPr>
         <w:pBdr>
           <w:bottom w:val="single" w:sz="6" w:space="1" w:color="2E75B6"/>
         </w:pBdr>
@@ -6039,7 +6071,7 @@
                 <w:sz w:val="20"/>
                 <w:szCs w:val="20"/>
               </w:rPr>
-              <w:t>Encriptação dos dados</w:t>
+              <w:t>Cifragem dos dados</w:t>
             </w:r>
           </w:p>
         </w:tc>
@@ -6073,7 +6105,7 @@
                 <w:szCs w:val="20"/>
                 <w:lang w:val="pt-PT"/>
               </w:rPr>
-              <w:t>Os dados armazenados na cloud devem estar encriptados. Confirmar que o fornecedor encripta em repouso e em trânsito.</w:t>
+              <w:t>Os dados armazenados na cloud devem estar cifrados. Confirmar que o fornecedor cifra em repouso e em trânsito.</w:t>
             </w:r>
           </w:p>
         </w:tc>
@@ -6139,7 +6171,7 @@
                 <w:szCs w:val="20"/>
                 <w:lang w:val="pt-PT"/>
               </w:rPr>
-              <w:t>Confirmar que os dados ficam armazenados na União Europeia (requisito do RGPD para dados pessoais).</w:t>
+              <w:t>Confirmar que os dados ficam armazenados na União Europeia. Se houver transferência de dados pessoais para fora do Espaço Económico Europeu, confirmar que cumpre o RGPD (arts. 44.º a 49.º: decisão de adequação ou garantias adequadas).</w:t>
             </w:r>
           </w:p>
         </w:tc>
@@ -6344,7 +6376,7 @@
                 <w:szCs w:val="20"/>
                 <w:lang w:val="pt-PT"/>
               </w:rPr>
-              <w:t>Rever anualmente o desempenho e a conformidade do fornecedor. Confirmar que o serviço está operacional e que os backups estão a ser feitos correctamente.</w:t>
+              <w:t>Rever anualmente o desempenho e a conformidade do fornecedor. Confirmar que o serviço está operacional e que os backups estão a ser feitos corretamente.</w:t>
             </w:r>
           </w:p>
         </w:tc>
@@ -6376,7 +6408,7 @@
                 <w:sz w:val="20"/>
                 <w:szCs w:val="20"/>
               </w:rPr>
-              <w:t>Protecção contra ransomware</w:t>
+              <w:t>Proteção contra ransomware</w:t>
             </w:r>
           </w:p>
         </w:tc>
@@ -6412,7 +6444,7 @@
                 <w:sz w:val="20"/>
                 <w:szCs w:val="20"/>
               </w:rPr>
-              <w:t>Activar se disponível.</w:t>
+              <w:t>Ativar se disponível.</w:t>
             </w:r>
           </w:p>
         </w:tc>
@@ -6485,7 +6517,7 @@
                 <w:szCs w:val="20"/>
                 <w:lang w:val="pt-PT"/>
               </w:rPr>
-              <w:t>DL 125/2025, Art. 10.º, n.º 2, al. h) - Segurança na cadeia de abastecimento: os requisitos de segurança aplicáveis aos backups devem ser assegurados contratualmente com os fornecedores de cloud. RGPD, Art. 28.º - Subcontratante: os fornecedores cloud que processem dados pessoais devem estar vinculados por contrato específico (DPA).</w:t>
+              <w:t>RJC, art. 27.º, n.º 1, al. c), e art. 28.º; QNRCS GR.CA-5, nível Substancial (Regulamento n.º 756/2026, Anexo III) - Segurança da cadeia de abastecimento: os requisitos de segurança aplicáveis aos backups devem ser assegurados contratualmente com os fornecedores de cloud. RGPD, Art. 28.º - Subcontratante: os fornecedores cloud que processem dados pessoais devem estar vinculados por contrato específico (DPA).</w:t>
             </w:r>
           </w:p>
         </w:tc>
@@ -6569,7 +6601,7 @@
         <w:rPr>
           <w:lang w:val="pt-PT"/>
         </w:rPr>
-        <w:t xml:space="preserve"> deve ser monitorizado activamente pelo Responsável de TI:</w:t>
+        <w:t xml:space="preserve"> deve ser monitorizado ativamente pelo Responsável de TI:</w:t>
       </w:r>
     </w:p>
     <w:p>
@@ -6679,7 +6711,7 @@
         <w:rPr>
           <w:lang w:val="pt-PT"/>
         </w:rPr>
-        <w:t>Falhas ou anomalias devem ser comunicadas à Administração e tratadas no prazo máximo de [24 horas].</w:t>
+        <w:t>Falhas ou anomalias devem ser comunicadas ao Responsável de Cibersegurança e tratadas no prazo máximo de [24 horas].</w:t>
       </w:r>
     </w:p>
     <w:p>
@@ -6789,6 +6821,9 @@
         <w:gridCol w:w="1207"/>
       </w:tblGrid>
       <w:tr>
+        <w:trPr>
+          <w:tblHeader/>
+        </w:trPr>
         <w:tc>
           <w:tcPr>
             <w:tcW w:w="1400" w:type="dxa"/>
@@ -6809,6 +6844,7 @@
           </w:tcPr>
           <w:p>
             <w:pPr>
+              <w:keepNext/>
               <w:jc w:val="center"/>
             </w:pPr>
             <w:r>
@@ -6843,6 +6879,7 @@
           </w:tcPr>
           <w:p>
             <w:pPr>
+              <w:keepNext/>
               <w:jc w:val="center"/>
             </w:pPr>
             <w:r>
@@ -6877,6 +6914,7 @@
           </w:tcPr>
           <w:p>
             <w:pPr>
+              <w:keepNext/>
               <w:jc w:val="center"/>
             </w:pPr>
             <w:r>
@@ -6911,6 +6949,7 @@
           </w:tcPr>
           <w:p>
             <w:pPr>
+              <w:keepNext/>
               <w:jc w:val="center"/>
             </w:pPr>
             <w:r>
@@ -6945,6 +6984,7 @@
           </w:tcPr>
           <w:p>
             <w:pPr>
+              <w:keepNext/>
               <w:jc w:val="center"/>
             </w:pPr>
             <w:r>
@@ -6979,6 +7019,7 @@
           </w:tcPr>
           <w:p>
             <w:pPr>
+              <w:keepNext/>
               <w:jc w:val="center"/>
             </w:pPr>
             <w:r>
@@ -7615,20 +7656,6 @@
     </w:p>
     <w:p>
       <w:pPr>
-        <w:rPr>
-          <w:b/>
-          <w:bCs/>
-          <w:color w:val="1F4E79"/>
-          <w:sz w:val="28"/>
-          <w:szCs w:val="28"/>
-        </w:rPr>
-      </w:pPr>
-      <w:r>
-        <w:br w:type="page"/>
-      </w:r>
-    </w:p>
-    <w:p>
-      <w:pPr>
         <w:pStyle w:val="Heading1"/>
       </w:pPr>
       <w:r>
@@ -7661,7 +7688,7 @@
         <w:rPr>
           <w:lang w:val="pt-PT"/>
         </w:rPr>
-        <w:t xml:space="preserve"> utilizados em sistemas críticos, devem ser realizados testes de recuperação pelo menos uma vez por ano. </w:t>
+        <w:t xml:space="preserve"> utilizados em sistemas críticos, devem ser realizados testes de recuperação pelo menos uma vez por semestre. </w:t>
       </w:r>
       <w:r>
         <w:rPr>
@@ -7701,7 +7728,7 @@
         <w:rPr>
           <w:lang w:val="pt-PT"/>
         </w:rPr>
-        <w:t xml:space="preserve"> e a capacidade de restauro completo dos sistemas e dados no prazo de RTO definido.</w:t>
+        <w:t xml:space="preserve"> e a capacidade de restauro completo dos sistemas e dados no prazo de RTO definido. São feitos num ambiente separado da produção (ex.: máquina de teste), para provar que a cópia serve sem depender dos sistemas protegidos (QNRCS PR.SD-5, nível Substancial).</w:t>
       </w:r>
     </w:p>
     <w:p>
@@ -7719,7 +7746,7 @@
         <w:rPr>
           <w:lang w:val="pt-PT"/>
         </w:rPr>
-        <w:t>Os resultados dos testes (data, sistemas testados, resultado, tempo de recuperação efectivo) devem ser documentados e conservados.</w:t>
+        <w:t>Os resultados dos testes (data, sistemas testados, resultado, tempo de recuperação efetivo) devem ser documentados e conservados.</w:t>
       </w:r>
     </w:p>
     <w:p>
@@ -7755,7 +7782,7 @@
         <w:rPr>
           <w:lang w:val="pt-PT"/>
         </w:rPr>
-        <w:t>Se um teste de recuperação falhar, identificar as causas, implementar medidas correctivas e realizar um novo teste no prazo de [30 dias].</w:t>
+        <w:t>Se um teste de recuperação falhar, identificar as causas, implementar medidas corretivas e realizar um novo teste no prazo de [30 dias].</w:t>
       </w:r>
     </w:p>
     <w:p>
@@ -7774,6 +7801,24 @@
           <w:lang w:val="pt-PT"/>
         </w:rPr>
         <w:t>Testar também a recuperação de ficheiros individuais, não apenas restauros completos.</w:t>
+      </w:r>
+    </w:p>
+    <w:p>
+      <w:pPr>
+        <w:pStyle w:val="ListParagraph"/>
+        <w:numPr>
+          <w:ilvl w:val="0"/>
+          <w:numId w:val="2"/>
+        </w:numPr>
+        <w:rPr>
+          <w:lang w:val="pt-PT"/>
+        </w:rPr>
+      </w:pPr>
+      <w:r>
+        <w:rPr>
+          <w:lang w:val="pt-PT"/>
+        </w:rPr>
+        <w:t>A partir do nível Elevado, a verificação das cópias segue o calendário e os cenários do Plano de Continuidade de Negócio e do Plano de Resposta a Incidentes (QNRCS PR.SD-5, nível Elevado).</w:t>
       </w:r>
     </w:p>
     <w:p>
@@ -7815,6 +7860,9 @@
         <w:gridCol w:w="1007"/>
       </w:tblGrid>
       <w:tr>
+        <w:trPr>
+          <w:tblHeader/>
+        </w:trPr>
         <w:tc>
           <w:tcPr>
             <w:tcW w:w="1400" w:type="dxa"/>
@@ -7835,6 +7883,7 @@
           </w:tcPr>
           <w:p>
             <w:pPr>
+              <w:keepNext/>
               <w:jc w:val="center"/>
             </w:pPr>
             <w:r>
@@ -7869,6 +7918,7 @@
           </w:tcPr>
           <w:p>
             <w:pPr>
+              <w:keepNext/>
               <w:jc w:val="center"/>
             </w:pPr>
             <w:r>
@@ -7903,6 +7953,7 @@
           </w:tcPr>
           <w:p>
             <w:pPr>
+              <w:keepNext/>
               <w:jc w:val="center"/>
             </w:pPr>
             <w:r>
@@ -7937,6 +7988,7 @@
           </w:tcPr>
           <w:p>
             <w:pPr>
+              <w:keepNext/>
               <w:jc w:val="center"/>
             </w:pPr>
             <w:r>
@@ -7971,6 +8023,7 @@
           </w:tcPr>
           <w:p>
             <w:pPr>
+              <w:keepNext/>
               <w:jc w:val="center"/>
             </w:pPr>
             <w:r>
@@ -8005,6 +8058,7 @@
           </w:tcPr>
           <w:p>
             <w:pPr>
+              <w:keepNext/>
               <w:jc w:val="center"/>
             </w:pPr>
             <w:r>
@@ -8576,7 +8630,7 @@
                 <w:szCs w:val="20"/>
                 <w:lang w:val="pt-PT"/>
               </w:rPr>
-              <w:t>(1) Teste de restauro de ficheiro individual - confirmar que um ficheiro específico pode ser recuperado. (2) Teste de restauro de base de dados - recuperar e validar uma base de dados completa. (3) Simulação de desastre - restaurar um servidor ou sistema completo a partir de zero. O teste (3) deve ser feito pelo menos anualmente para sistemas críticos.</w:t>
+              <w:t>(1) Teste de restauro de ficheiro individual - confirmar que um ficheiro específico pode ser recuperado. (2) Teste de restauro de base de dados - recuperar e validar uma base de dados completa. (3) Simulação de desastre - restaurar um servidor ou sistema completo a partir de zero. O teste (3) deve ser feito pelo menos uma vez por ano para os sistemas críticos e pode coincidir com o teste anual do Plano de Recuperação de Desastres.</w:t>
             </w:r>
           </w:p>
         </w:tc>
@@ -8646,7 +8700,7 @@
         <w:rPr>
           <w:lang w:val="pt-PT"/>
         </w:rPr>
-        <w:t xml:space="preserve">, destruição de dados ou falhas graves de sistema. Em caso de incidente que afecte os sistemas de </w:t>
+        <w:t xml:space="preserve">, destruição de dados ou falhas graves de sistema. Em caso de incidente que afete os sistemas de </w:t>
       </w:r>
       <w:r>
         <w:rPr>
@@ -8678,7 +8732,7 @@
         <w:rPr>
           <w:lang w:val="pt-PT"/>
         </w:rPr>
-        <w:t xml:space="preserve">Isolar imediatamente os sistemas afectados para evitar a propagação do incidente aos </w:t>
+        <w:t xml:space="preserve">Isolar imediatamente os sistemas afetados para evitar a propagação do incidente aos </w:t>
       </w:r>
       <w:r>
         <w:rPr>
@@ -8714,9 +8768,8 @@
       </w:r>
       <w:r>
         <w:rPr>
+          <w:lang w:val="pt-PT"/>
           <w:i/>
-          <w:iCs/>
-          <w:lang w:val="pt-PT"/>
         </w:rPr>
         <w:t>backup</w:t>
       </w:r>
@@ -8724,7 +8777,7 @@
         <w:rPr>
           <w:lang w:val="pt-PT"/>
         </w:rPr>
-        <w:t xml:space="preserve"> limpo mais recente não comprometido pelo incidente.</w:t>
+        <w:t xml:space="preserve"> limpo mais recente e verificar a sua integridade antes de o usar (ex.: soma de verificação, análise antivírus). Registar essa verificação (QNRCS RC.PR-3, nível Básico).</w:t>
       </w:r>
     </w:p>
     <w:p>
@@ -8778,7 +8831,7 @@
         <w:rPr>
           <w:lang w:val="pt-PT"/>
         </w:rPr>
-        <w:t>Reportar ao Responsável de TI e à Administração. Se aplicável, notificar o CNCS nos prazos legais (24h aviso precoce).</w:t>
+        <w:t>Reportar ao Responsável de TI e ao Responsável de Cibersegurança. Se o incidente puder ser significativo, seguir o Plano de Resposta a Incidentes, que trata da notificação ao CNCS na MyCiber (RJC, arts. 40.º a 44.º).</w:t>
       </w:r>
     </w:p>
     <w:p>
@@ -8796,7 +8849,7 @@
         <w:rPr>
           <w:lang w:val="pt-PT"/>
         </w:rPr>
-        <w:t>Se dados pessoais foram comprometidos, avaliar a obrigação de notificação à CNPD (prazo de 72 horas, RGPD Art. 33.º).</w:t>
+        <w:t>Se dados pessoais foram comprometidos, avaliar a obrigação de notificação à CNPD (prazo de 72 horas, RGPD, art. 33.º).</w:t>
       </w:r>
     </w:p>
     <w:p>
@@ -8839,7 +8892,7 @@
         <w:rPr>
           <w:lang w:val="pt-PT"/>
         </w:rPr>
-        <w:t xml:space="preserve">Esta política deve ser revista anualmente ou sempre que ocorram alterações significativas nos sistemas, na organização ou na legislação aplicável. A próxima revisão está prevista para </w:t>
+        <w:t xml:space="preserve">Esta política deve ser revista anualmente ou sempre que ocorram alterações significativas nos sistemas, na organização ou na legislação aplicável. A aprovação cabe ao órgão de gestão (RJC, art. 25.º, n.º 1, al. a)). A revisão pode ser agendada como tarefa recorrente na plataforma NIS2PME. A próxima revisão está prevista para </w:t>
       </w:r>
       <w:r>
         <w:rPr>
@@ -8881,7 +8934,7 @@
         <w:rPr>
           <w:lang w:val="pt-PT"/>
         </w:rPr>
-        <w:t>O incumprimento desta política pode resultar em processo disciplinar e, em casos de negligência grave que causem perda de dados, em responsabilidade civil. O incumprimento das obrigações do DL 125/2025 pela organização pode implicar coimas e outras sanções previstas na legislação aplicável.</w:t>
+        <w:t>O incumprimento desta política pode resultar em processo disciplinar e, em casos de negligência grave que causem perda de dados, em responsabilidade civil. O incumprimento das obrigações do RJC pela organização pode implicar coimas e outras sanções previstas na legislação aplicável (RJC, arts. 61.º a 67.º).</w:t>
       </w:r>
     </w:p>
     <w:p>
@@ -8934,7 +8987,7 @@
         <w:rPr>
           <w:lang w:val="pt-PT"/>
         </w:rPr>
-        <w:t xml:space="preserve"> deve ser usada pelo Responsável de TI nas revisões mensais e pela Administração nas revisões anuais:</w:t>
+        <w:t xml:space="preserve"> deve ser usada pelo Responsável de TI nas revisões mensais e pelo órgão de gestão nas revisões anuais:</w:t>
       </w:r>
     </w:p>
     <w:p>
@@ -9168,7 +9221,7 @@
                 <w:szCs w:val="20"/>
                 <w:lang w:val="pt-PT"/>
               </w:rPr>
-              <w:t>Os backups de dados confidenciais estão encriptados em repouso e em trânsito.</w:t>
+              <w:t>Os backups de dados confidenciais estão cifrados em repouso e em trânsito.</w:t>
             </w:r>
           </w:p>
         </w:tc>
@@ -9235,7 +9288,7 @@
                 <w:szCs w:val="20"/>
                 <w:lang w:val="pt-PT"/>
               </w:rPr>
-              <w:t>As chaves de encriptação estão armazenadas separadamente dos backups.</w:t>
+              <w:t>As chaves de cifragem estão armazenadas separadamente dos backups.</w:t>
             </w:r>
           </w:p>
         </w:tc>
@@ -9768,7 +9821,7 @@
                 <w:szCs w:val="20"/>
                 <w:lang w:val="pt-PT"/>
               </w:rPr>
-              <w:t>O inventário de suportes offsite está actualizado.</w:t>
+              <w:t>O inventário de suportes offsite está atualizado.</w:t>
             </w:r>
           </w:p>
         </w:tc>
@@ -9966,7 +10019,7 @@
                 <w:szCs w:val="20"/>
                 <w:lang w:val="pt-PT"/>
               </w:rPr>
-              <w:t>Foi realizado pelo menos um teste de recuperação nos últimos 12 meses e documentado.</w:t>
+              <w:t>Foi realizado pelo menos um teste de recuperação nos últimos 6 meses e documentado.</w:t>
             </w:r>
           </w:p>
         </w:tc>
@@ -10100,8 +10153,7 @@
                 <w:szCs w:val="20"/>
                 <w:lang w:val="pt-PT"/>
               </w:rPr>
-              <w:lastRenderedPageBreak/>
-              <w:t>Em caso de falha anterior no teste, as medidas correctivas foram implementadas e um novo teste foi realizado.</w:t>
+              <w:t>Em caso de falha anterior no teste, as medidas corretivas foram implementadas e um novo teste foi realizado.</w:t>
             </w:r>
           </w:p>
         </w:tc>
@@ -10168,7 +10220,7 @@
                 <w:szCs w:val="20"/>
                 <w:lang w:val="pt-PT"/>
               </w:rPr>
-              <w:t>Esta política foi revista e aprovada pela Administração no último ano.</w:t>
+              <w:t>Esta política foi revista e aprovada pelo órgão de gestão no último ano.</w:t>
             </w:r>
           </w:p>
         </w:tc>
@@ -10283,13 +10335,743 @@
     <w:p>
       <w:pPr>
         <w:pStyle w:val="Heading1"/>
-      </w:pPr>
-      <w:r>
-        <w:t>15. Aprovação</w:t>
-      </w:r>
-    </w:p>
-    <w:p>
-      <w:pPr>
+        <w:keepNext/>
+      </w:pPr>
+      <w:r>
+        <w:t>15. Controlos do QNRCS Abrangidos</w:t>
+      </w:r>
+    </w:p>
+    <w:p>
+      <w:pPr>
+        <w:keepNext/>
+        <w:spacing w:before="80" w:after="120"/>
+      </w:pPr>
+    </w:p>
+    <w:tbl>
+      <w:tblPr>
+        <w:tblW w:w="9026" w:type="dxa"/>
+        <w:tblBorders>
+          <w:top w:val="single" w:sz="4" w:space="0" w:color="auto"/>
+          <w:left w:val="single" w:sz="4" w:space="0" w:color="auto"/>
+          <w:bottom w:val="single" w:sz="4" w:space="0" w:color="auto"/>
+          <w:right w:val="single" w:sz="4" w:space="0" w:color="auto"/>
+          <w:insideH w:val="single" w:sz="4" w:space="0" w:color="auto"/>
+          <w:insideV w:val="single" w:sz="4" w:space="0" w:color="auto"/>
+        </w:tblBorders>
+        <w:tblCellMar>
+          <w:left w:w="10" w:type="dxa"/>
+          <w:right w:w="10" w:type="dxa"/>
+        </w:tblCellMar>
+        <w:tblLook w:val="0000" w:firstRow="0" w:lastRow="0" w:firstColumn="0" w:lastColumn="0" w:noHBand="0" w:noVBand="0"/>
+      </w:tblPr>
+      <w:tblGrid>
+        <w:gridCol w:w="1300"/>
+        <w:gridCol w:w="2200"/>
+        <w:gridCol w:w="5526"/>
+      </w:tblGrid>
+      <w:tr>
+        <w:tblPrEx>
+          <w:tblCellMar>
+            <w:top w:w="0" w:type="dxa"/>
+            <w:bottom w:w="0" w:type="dxa"/>
+          </w:tblCellMar>
+        </w:tblPrEx>
+        <w:trPr>
+          <w:tblHeader/>
+        </w:trPr>
+        <w:tc>
+          <w:tcPr>
+            <w:tcW w:w="1300" w:type="dxa"/>
+            <w:tcBorders>
+              <w:top w:val="single" w:sz="6" w:space="0" w:color="2E75B6"/>
+              <w:left w:val="single" w:sz="6" w:space="0" w:color="2E75B6"/>
+              <w:bottom w:val="single" w:sz="6" w:space="0" w:color="2E75B6"/>
+              <w:right w:val="single" w:sz="6" w:space="0" w:color="2E75B6"/>
+            </w:tcBorders>
+            <w:shd w:val="clear" w:color="auto" w:fill="1F4E79"/>
+            <w:tcMar>
+              <w:top w:w="80" w:type="dxa"/>
+              <w:left w:w="120" w:type="dxa"/>
+              <w:bottom w:w="80" w:type="dxa"/>
+              <w:right w:w="120" w:type="dxa"/>
+            </w:tcMar>
+            <w:vAlign w:val="center"/>
+          </w:tcPr>
+          <w:p>
+            <w:pPr>
+              <w:keepNext/>
+              <w:jc w:val="center"/>
+            </w:pPr>
+            <w:r>
+              <w:rPr>
+                <w:b/>
+                <w:bCs/>
+                <w:color w:val="FFFFFF"/>
+                <w:sz w:val="20"/>
+                <w:szCs w:val="20"/>
+              </w:rPr>
+              <w:t>Código</w:t>
+            </w:r>
+          </w:p>
+        </w:tc>
+        <w:tc>
+          <w:tcPr>
+            <w:tcW w:w="2200" w:type="dxa"/>
+            <w:tcBorders>
+              <w:top w:val="single" w:sz="6" w:space="0" w:color="2E75B6"/>
+              <w:left w:val="single" w:sz="6" w:space="0" w:color="2E75B6"/>
+              <w:bottom w:val="single" w:sz="6" w:space="0" w:color="2E75B6"/>
+              <w:right w:val="single" w:sz="6" w:space="0" w:color="2E75B6"/>
+            </w:tcBorders>
+            <w:shd w:val="clear" w:color="auto" w:fill="1F4E79"/>
+            <w:tcMar>
+              <w:top w:w="80" w:type="dxa"/>
+              <w:left w:w="120" w:type="dxa"/>
+              <w:bottom w:w="80" w:type="dxa"/>
+              <w:right w:w="120" w:type="dxa"/>
+            </w:tcMar>
+            <w:vAlign w:val="center"/>
+          </w:tcPr>
+          <w:p>
+            <w:pPr>
+              <w:keepNext/>
+              <w:jc w:val="center"/>
+            </w:pPr>
+            <w:r>
+              <w:rPr>
+                <w:b/>
+                <w:bCs/>
+                <w:color w:val="FFFFFF"/>
+                <w:sz w:val="20"/>
+                <w:szCs w:val="20"/>
+              </w:rPr>
+              <w:t>Nível</w:t>
+            </w:r>
+          </w:p>
+        </w:tc>
+        <w:tc>
+          <w:tcPr>
+            <w:tcW w:w="5526" w:type="dxa"/>
+            <w:tcBorders>
+              <w:top w:val="single" w:sz="6" w:space="0" w:color="2E75B6"/>
+              <w:left w:val="single" w:sz="6" w:space="0" w:color="2E75B6"/>
+              <w:bottom w:val="single" w:sz="6" w:space="0" w:color="2E75B6"/>
+              <w:right w:val="single" w:sz="6" w:space="0" w:color="2E75B6"/>
+            </w:tcBorders>
+            <w:shd w:val="clear" w:color="auto" w:fill="1F4E79"/>
+            <w:tcMar>
+              <w:top w:w="80" w:type="dxa"/>
+              <w:left w:w="120" w:type="dxa"/>
+              <w:bottom w:w="80" w:type="dxa"/>
+              <w:right w:w="120" w:type="dxa"/>
+            </w:tcMar>
+            <w:vAlign w:val="center"/>
+          </w:tcPr>
+          <w:p>
+            <w:pPr>
+              <w:keepNext/>
+              <w:jc w:val="center"/>
+            </w:pPr>
+            <w:r>
+              <w:rPr>
+                <w:b/>
+                <w:bCs/>
+                <w:color w:val="FFFFFF"/>
+                <w:sz w:val="20"/>
+                <w:szCs w:val="20"/>
+              </w:rPr>
+              <w:t>Onde neste documento</w:t>
+            </w:r>
+          </w:p>
+        </w:tc>
+      </w:tr>
+      <w:tr>
+        <w:tblPrEx>
+          <w:tblCellMar>
+            <w:top w:w="0" w:type="dxa"/>
+            <w:bottom w:w="0" w:type="dxa"/>
+          </w:tblCellMar>
+        </w:tblPrEx>
+        <w:tc>
+          <w:tcPr>
+            <w:tcW w:w="1300" w:type="dxa"/>
+            <w:tcBorders>
+              <w:top w:val="single" w:sz="6" w:space="0" w:color="AAAAAA"/>
+              <w:left w:val="single" w:sz="6" w:space="0" w:color="AAAAAA"/>
+              <w:bottom w:val="single" w:sz="6" w:space="0" w:color="AAAAAA"/>
+              <w:right w:val="single" w:sz="6" w:space="0" w:color="AAAAAA"/>
+            </w:tcBorders>
+            <w:shd w:val="clear" w:color="auto" w:fill="FFFFFF"/>
+            <w:tcMar>
+              <w:top w:w="80" w:type="dxa"/>
+              <w:left w:w="120" w:type="dxa"/>
+              <w:bottom w:w="80" w:type="dxa"/>
+              <w:right w:w="120" w:type="dxa"/>
+            </w:tcMar>
+            <w:vAlign w:val="center"/>
+          </w:tcPr>
+          <w:p>
+            <w:r>
+              <w:rPr>
+                <w:sz w:val="20"/>
+                <w:szCs w:val="20"/>
+                <w:b/>
+                <w:bCs/>
+              </w:rPr>
+              <w:t>PR.SD-5</w:t>
+            </w:r>
+          </w:p>
+        </w:tc>
+        <w:tc>
+          <w:tcPr>
+            <w:tcW w:w="2200" w:type="dxa"/>
+            <w:tcBorders>
+              <w:top w:val="single" w:sz="6" w:space="0" w:color="AAAAAA"/>
+              <w:left w:val="single" w:sz="6" w:space="0" w:color="AAAAAA"/>
+              <w:bottom w:val="single" w:sz="6" w:space="0" w:color="AAAAAA"/>
+              <w:right w:val="single" w:sz="6" w:space="0" w:color="AAAAAA"/>
+            </w:tcBorders>
+            <w:shd w:val="clear" w:color="auto" w:fill="FFFFFF"/>
+            <w:tcMar>
+              <w:top w:w="80" w:type="dxa"/>
+              <w:left w:w="120" w:type="dxa"/>
+              <w:bottom w:w="80" w:type="dxa"/>
+              <w:right w:w="120" w:type="dxa"/>
+            </w:tcMar>
+            <w:vAlign w:val="center"/>
+          </w:tcPr>
+          <w:p>
+            <w:r>
+              <w:rPr>
+                <w:sz w:val="20"/>
+                <w:szCs w:val="20"/>
+              </w:rPr>
+              <w:t>Básico, Substancial, Elevado</w:t>
+            </w:r>
+          </w:p>
+        </w:tc>
+        <w:tc>
+          <w:tcPr>
+            <w:tcW w:w="5526" w:type="dxa"/>
+            <w:tcBorders>
+              <w:top w:val="single" w:sz="6" w:space="0" w:color="AAAAAA"/>
+              <w:left w:val="single" w:sz="6" w:space="0" w:color="AAAAAA"/>
+              <w:bottom w:val="single" w:sz="6" w:space="0" w:color="AAAAAA"/>
+              <w:right w:val="single" w:sz="6" w:space="0" w:color="AAAAAA"/>
+            </w:tcBorders>
+            <w:shd w:val="clear" w:color="auto" w:fill="FFFFFF"/>
+            <w:tcMar>
+              <w:top w:w="80" w:type="dxa"/>
+              <w:left w:w="120" w:type="dxa"/>
+              <w:bottom w:w="80" w:type="dxa"/>
+              <w:right w:w="120" w:type="dxa"/>
+            </w:tcMar>
+            <w:vAlign w:val="center"/>
+          </w:tcPr>
+          <w:p>
+            <w:pPr>
+              <w:rPr>
+                <w:lang w:val="pt-PT"/>
+              </w:rPr>
+            </w:pPr>
+            <w:r>
+              <w:rPr>
+                <w:sz w:val="20"/>
+                <w:szCs w:val="20"/>
+              </w:rPr>
+              <w:t xml:space="preserve">Básico: secções 4, 6 e 8 e registo de </w:t>
+            </w:r>
+            <w:r>
+              <w:rPr>
+                <w:sz w:val="20"/>
+                <w:szCs w:val="20"/>
+                <w:i/>
+              </w:rPr>
+              <w:t>backups</w:t>
+            </w:r>
+            <w:r>
+              <w:rPr>
+                <w:sz w:val="20"/>
+                <w:szCs w:val="20"/>
+              </w:rPr>
+              <w:t xml:space="preserve"> (secção 10). Substancial: esta política aprovada (secção 16), testes semestrais e respetivo registo (secção 11), regra 3-2-1 e proteção igual nas cópias (secções 7 e 8). Elevado: secções 4 e 11. A evidência técnica da execução das cópias vem do sistema de </w:t>
+            </w:r>
+            <w:r>
+              <w:rPr>
+                <w:sz w:val="20"/>
+                <w:szCs w:val="20"/>
+                <w:i/>
+              </w:rPr>
+              <w:t>backup</w:t>
+            </w:r>
+            <w:r>
+              <w:rPr>
+                <w:sz w:val="20"/>
+                <w:szCs w:val="20"/>
+              </w:rPr>
+              <w:t>.</w:t>
+            </w:r>
+          </w:p>
+        </w:tc>
+      </w:tr>
+      <w:tr>
+        <w:tblPrEx>
+          <w:tblCellMar>
+            <w:top w:w="0" w:type="dxa"/>
+            <w:bottom w:w="0" w:type="dxa"/>
+          </w:tblCellMar>
+        </w:tblPrEx>
+        <w:tc>
+          <w:tcPr>
+            <w:tcW w:w="1300" w:type="dxa"/>
+            <w:tcBorders>
+              <w:top w:val="single" w:sz="6" w:space="0" w:color="AAAAAA"/>
+              <w:left w:val="single" w:sz="6" w:space="0" w:color="AAAAAA"/>
+              <w:bottom w:val="single" w:sz="6" w:space="0" w:color="AAAAAA"/>
+              <w:right w:val="single" w:sz="6" w:space="0" w:color="AAAAAA"/>
+            </w:tcBorders>
+            <w:shd w:val="clear" w:color="auto" w:fill="D6E4F0"/>
+            <w:tcMar>
+              <w:top w:w="80" w:type="dxa"/>
+              <w:left w:w="120" w:type="dxa"/>
+              <w:bottom w:w="80" w:type="dxa"/>
+              <w:right w:w="120" w:type="dxa"/>
+            </w:tcMar>
+            <w:vAlign w:val="center"/>
+          </w:tcPr>
+          <w:p>
+            <w:r>
+              <w:rPr>
+                <w:sz w:val="20"/>
+                <w:szCs w:val="20"/>
+                <w:b/>
+                <w:bCs/>
+              </w:rPr>
+              <w:t>RC.PR-3</w:t>
+            </w:r>
+          </w:p>
+        </w:tc>
+        <w:tc>
+          <w:tcPr>
+            <w:tcW w:w="2200" w:type="dxa"/>
+            <w:tcBorders>
+              <w:top w:val="single" w:sz="6" w:space="0" w:color="AAAAAA"/>
+              <w:left w:val="single" w:sz="6" w:space="0" w:color="AAAAAA"/>
+              <w:bottom w:val="single" w:sz="6" w:space="0" w:color="AAAAAA"/>
+              <w:right w:val="single" w:sz="6" w:space="0" w:color="AAAAAA"/>
+            </w:tcBorders>
+            <w:shd w:val="clear" w:color="auto" w:fill="D6E4F0"/>
+            <w:tcMar>
+              <w:top w:w="80" w:type="dxa"/>
+              <w:left w:w="120" w:type="dxa"/>
+              <w:bottom w:w="80" w:type="dxa"/>
+              <w:right w:w="120" w:type="dxa"/>
+            </w:tcMar>
+            <w:vAlign w:val="center"/>
+          </w:tcPr>
+          <w:p>
+            <w:r>
+              <w:rPr>
+                <w:sz w:val="20"/>
+                <w:szCs w:val="20"/>
+              </w:rPr>
+              <w:t>Básico</w:t>
+            </w:r>
+          </w:p>
+        </w:tc>
+        <w:tc>
+          <w:tcPr>
+            <w:tcW w:w="5526" w:type="dxa"/>
+            <w:tcBorders>
+              <w:top w:val="single" w:sz="6" w:space="0" w:color="AAAAAA"/>
+              <w:left w:val="single" w:sz="6" w:space="0" w:color="AAAAAA"/>
+              <w:bottom w:val="single" w:sz="6" w:space="0" w:color="AAAAAA"/>
+              <w:right w:val="single" w:sz="6" w:space="0" w:color="AAAAAA"/>
+            </w:tcBorders>
+            <w:shd w:val="clear" w:color="auto" w:fill="D6E4F0"/>
+            <w:tcMar>
+              <w:top w:w="80" w:type="dxa"/>
+              <w:left w:w="120" w:type="dxa"/>
+              <w:bottom w:w="80" w:type="dxa"/>
+              <w:right w:w="120" w:type="dxa"/>
+            </w:tcMar>
+            <w:vAlign w:val="center"/>
+          </w:tcPr>
+          <w:p>
+            <w:pPr>
+              <w:rPr>
+                <w:lang w:val="pt-PT"/>
+              </w:rPr>
+            </w:pPr>
+            <w:r>
+              <w:rPr>
+                <w:sz w:val="20"/>
+                <w:szCs w:val="20"/>
+              </w:rPr>
+              <w:t>Secção 12: verificar a integridade da cópia antes de a usar e registar a verificação.</w:t>
+            </w:r>
+          </w:p>
+        </w:tc>
+      </w:tr>
+      <w:tr>
+        <w:tblPrEx>
+          <w:tblCellMar>
+            <w:top w:w="0" w:type="dxa"/>
+            <w:bottom w:w="0" w:type="dxa"/>
+          </w:tblCellMar>
+        </w:tblPrEx>
+        <w:tc>
+          <w:tcPr>
+            <w:tcW w:w="1300" w:type="dxa"/>
+            <w:tcBorders>
+              <w:top w:val="single" w:sz="6" w:space="0" w:color="AAAAAA"/>
+              <w:left w:val="single" w:sz="6" w:space="0" w:color="AAAAAA"/>
+              <w:bottom w:val="single" w:sz="6" w:space="0" w:color="AAAAAA"/>
+              <w:right w:val="single" w:sz="6" w:space="0" w:color="AAAAAA"/>
+            </w:tcBorders>
+            <w:shd w:val="clear" w:color="auto" w:fill="FFFFFF"/>
+            <w:tcMar>
+              <w:top w:w="80" w:type="dxa"/>
+              <w:left w:w="120" w:type="dxa"/>
+              <w:bottom w:w="80" w:type="dxa"/>
+              <w:right w:w="120" w:type="dxa"/>
+            </w:tcMar>
+            <w:vAlign w:val="center"/>
+          </w:tcPr>
+          <w:p>
+            <w:r>
+              <w:rPr>
+                <w:sz w:val="20"/>
+                <w:szCs w:val="20"/>
+                <w:b/>
+                <w:bCs/>
+              </w:rPr>
+              <w:t>DE.AE-2</w:t>
+            </w:r>
+          </w:p>
+        </w:tc>
+        <w:tc>
+          <w:tcPr>
+            <w:tcW w:w="2200" w:type="dxa"/>
+            <w:tcBorders>
+              <w:top w:val="single" w:sz="6" w:space="0" w:color="AAAAAA"/>
+              <w:left w:val="single" w:sz="6" w:space="0" w:color="AAAAAA"/>
+              <w:bottom w:val="single" w:sz="6" w:space="0" w:color="AAAAAA"/>
+              <w:right w:val="single" w:sz="6" w:space="0" w:color="AAAAAA"/>
+            </w:tcBorders>
+            <w:shd w:val="clear" w:color="auto" w:fill="FFFFFF"/>
+            <w:tcMar>
+              <w:top w:w="80" w:type="dxa"/>
+              <w:left w:w="120" w:type="dxa"/>
+              <w:bottom w:w="80" w:type="dxa"/>
+              <w:right w:w="120" w:type="dxa"/>
+            </w:tcMar>
+            <w:vAlign w:val="center"/>
+          </w:tcPr>
+          <w:p>
+            <w:r>
+              <w:rPr>
+                <w:sz w:val="20"/>
+                <w:szCs w:val="20"/>
+              </w:rPr>
+              <w:t>Básico (em parte)</w:t>
+            </w:r>
+          </w:p>
+        </w:tc>
+        <w:tc>
+          <w:tcPr>
+            <w:tcW w:w="5526" w:type="dxa"/>
+            <w:tcBorders>
+              <w:top w:val="single" w:sz="6" w:space="0" w:color="AAAAAA"/>
+              <w:left w:val="single" w:sz="6" w:space="0" w:color="AAAAAA"/>
+              <w:bottom w:val="single" w:sz="6" w:space="0" w:color="AAAAAA"/>
+              <w:right w:val="single" w:sz="6" w:space="0" w:color="AAAAAA"/>
+            </w:tcBorders>
+            <w:shd w:val="clear" w:color="auto" w:fill="FFFFFF"/>
+            <w:tcMar>
+              <w:top w:w="80" w:type="dxa"/>
+              <w:left w:w="120" w:type="dxa"/>
+              <w:bottom w:w="80" w:type="dxa"/>
+              <w:right w:w="120" w:type="dxa"/>
+            </w:tcMar>
+            <w:vAlign w:val="center"/>
+          </w:tcPr>
+          <w:p>
+            <w:pPr>
+              <w:rPr>
+                <w:lang w:val="pt-PT"/>
+              </w:rPr>
+            </w:pPr>
+            <w:r>
+              <w:rPr>
+                <w:sz w:val="20"/>
+                <w:szCs w:val="20"/>
+              </w:rPr>
+              <w:t>Secção 4: cópias dos registos de segurança, conservados pelo menos [12 meses]. A recolha e a análise dos eventos estão fora desta política.</w:t>
+            </w:r>
+          </w:p>
+        </w:tc>
+      </w:tr>
+      <w:tr>
+        <w:tblPrEx>
+          <w:tblCellMar>
+            <w:top w:w="0" w:type="dxa"/>
+            <w:bottom w:w="0" w:type="dxa"/>
+          </w:tblCellMar>
+        </w:tblPrEx>
+        <w:tc>
+          <w:tcPr>
+            <w:tcW w:w="1300" w:type="dxa"/>
+            <w:tcBorders>
+              <w:top w:val="single" w:sz="6" w:space="0" w:color="AAAAAA"/>
+              <w:left w:val="single" w:sz="6" w:space="0" w:color="AAAAAA"/>
+              <w:bottom w:val="single" w:sz="6" w:space="0" w:color="AAAAAA"/>
+              <w:right w:val="single" w:sz="6" w:space="0" w:color="AAAAAA"/>
+            </w:tcBorders>
+            <w:shd w:val="clear" w:color="auto" w:fill="D6E4F0"/>
+            <w:tcMar>
+              <w:top w:w="80" w:type="dxa"/>
+              <w:left w:w="120" w:type="dxa"/>
+              <w:bottom w:w="80" w:type="dxa"/>
+              <w:right w:w="120" w:type="dxa"/>
+            </w:tcMar>
+            <w:vAlign w:val="center"/>
+          </w:tcPr>
+          <w:p>
+            <w:r>
+              <w:rPr>
+                <w:sz w:val="20"/>
+                <w:szCs w:val="20"/>
+                <w:b/>
+                <w:bCs/>
+              </w:rPr>
+              <w:t>PR.SD-2</w:t>
+            </w:r>
+          </w:p>
+        </w:tc>
+        <w:tc>
+          <w:tcPr>
+            <w:tcW w:w="2200" w:type="dxa"/>
+            <w:tcBorders>
+              <w:top w:val="single" w:sz="6" w:space="0" w:color="AAAAAA"/>
+              <w:left w:val="single" w:sz="6" w:space="0" w:color="AAAAAA"/>
+              <w:bottom w:val="single" w:sz="6" w:space="0" w:color="AAAAAA"/>
+              <w:right w:val="single" w:sz="6" w:space="0" w:color="AAAAAA"/>
+            </w:tcBorders>
+            <w:shd w:val="clear" w:color="auto" w:fill="D6E4F0"/>
+            <w:tcMar>
+              <w:top w:w="80" w:type="dxa"/>
+              <w:left w:w="120" w:type="dxa"/>
+              <w:bottom w:w="80" w:type="dxa"/>
+              <w:right w:w="120" w:type="dxa"/>
+            </w:tcMar>
+            <w:vAlign w:val="center"/>
+          </w:tcPr>
+          <w:p>
+            <w:r>
+              <w:rPr>
+                <w:sz w:val="20"/>
+                <w:szCs w:val="20"/>
+              </w:rPr>
+              <w:t>Básico (em parte)</w:t>
+            </w:r>
+          </w:p>
+        </w:tc>
+        <w:tc>
+          <w:tcPr>
+            <w:tcW w:w="5526" w:type="dxa"/>
+            <w:tcBorders>
+              <w:top w:val="single" w:sz="6" w:space="0" w:color="AAAAAA"/>
+              <w:left w:val="single" w:sz="6" w:space="0" w:color="AAAAAA"/>
+              <w:bottom w:val="single" w:sz="6" w:space="0" w:color="AAAAAA"/>
+              <w:right w:val="single" w:sz="6" w:space="0" w:color="AAAAAA"/>
+            </w:tcBorders>
+            <w:shd w:val="clear" w:color="auto" w:fill="D6E4F0"/>
+            <w:tcMar>
+              <w:top w:w="80" w:type="dxa"/>
+              <w:left w:w="120" w:type="dxa"/>
+              <w:bottom w:w="80" w:type="dxa"/>
+              <w:right w:w="120" w:type="dxa"/>
+            </w:tcMar>
+            <w:vAlign w:val="center"/>
+          </w:tcPr>
+          <w:p>
+            <w:r>
+              <w:rPr>
+                <w:sz w:val="20"/>
+                <w:szCs w:val="20"/>
+              </w:rPr>
+              <w:t>Secções 7.1 e 9: cópias cifradas em trânsito. A evidência técnica vem da configuração dos sistemas.</w:t>
+            </w:r>
+          </w:p>
+        </w:tc>
+      </w:tr>
+      <w:tr>
+        <w:tblPrEx>
+          <w:tblCellMar>
+            <w:top w:w="0" w:type="dxa"/>
+            <w:bottom w:w="0" w:type="dxa"/>
+          </w:tblCellMar>
+        </w:tblPrEx>
+        <w:tc>
+          <w:tcPr>
+            <w:tcW w:w="1300" w:type="dxa"/>
+            <w:tcBorders>
+              <w:top w:val="single" w:sz="6" w:space="0" w:color="AAAAAA"/>
+              <w:left w:val="single" w:sz="6" w:space="0" w:color="AAAAAA"/>
+              <w:bottom w:val="single" w:sz="6" w:space="0" w:color="AAAAAA"/>
+              <w:right w:val="single" w:sz="6" w:space="0" w:color="AAAAAA"/>
+            </w:tcBorders>
+            <w:shd w:val="clear" w:color="auto" w:fill="FFFFFF"/>
+            <w:tcMar>
+              <w:top w:w="80" w:type="dxa"/>
+              <w:left w:w="120" w:type="dxa"/>
+              <w:bottom w:w="80" w:type="dxa"/>
+              <w:right w:w="120" w:type="dxa"/>
+            </w:tcMar>
+            <w:vAlign w:val="center"/>
+          </w:tcPr>
+          <w:p>
+            <w:r>
+              <w:rPr>
+                <w:sz w:val="20"/>
+                <w:szCs w:val="20"/>
+                <w:b/>
+                <w:bCs/>
+              </w:rPr>
+              <w:t>GR.CA-5</w:t>
+            </w:r>
+          </w:p>
+        </w:tc>
+        <w:tc>
+          <w:tcPr>
+            <w:tcW w:w="2200" w:type="dxa"/>
+            <w:tcBorders>
+              <w:top w:val="single" w:sz="6" w:space="0" w:color="AAAAAA"/>
+              <w:left w:val="single" w:sz="6" w:space="0" w:color="AAAAAA"/>
+              <w:bottom w:val="single" w:sz="6" w:space="0" w:color="AAAAAA"/>
+              <w:right w:val="single" w:sz="6" w:space="0" w:color="AAAAAA"/>
+            </w:tcBorders>
+            <w:shd w:val="clear" w:color="auto" w:fill="FFFFFF"/>
+            <w:tcMar>
+              <w:top w:w="80" w:type="dxa"/>
+              <w:left w:w="120" w:type="dxa"/>
+              <w:bottom w:w="80" w:type="dxa"/>
+              <w:right w:w="120" w:type="dxa"/>
+            </w:tcMar>
+            <w:vAlign w:val="center"/>
+          </w:tcPr>
+          <w:p>
+            <w:r>
+              <w:rPr>
+                <w:sz w:val="20"/>
+                <w:szCs w:val="20"/>
+              </w:rPr>
+              <w:t>Substancial (em parte)</w:t>
+            </w:r>
+          </w:p>
+        </w:tc>
+        <w:tc>
+          <w:tcPr>
+            <w:tcW w:w="5526" w:type="dxa"/>
+            <w:tcBorders>
+              <w:top w:val="single" w:sz="6" w:space="0" w:color="AAAAAA"/>
+              <w:left w:val="single" w:sz="6" w:space="0" w:color="AAAAAA"/>
+              <w:bottom w:val="single" w:sz="6" w:space="0" w:color="AAAAAA"/>
+              <w:right w:val="single" w:sz="6" w:space="0" w:color="AAAAAA"/>
+            </w:tcBorders>
+            <w:shd w:val="clear" w:color="auto" w:fill="FFFFFF"/>
+            <w:tcMar>
+              <w:top w:w="80" w:type="dxa"/>
+              <w:left w:w="120" w:type="dxa"/>
+              <w:bottom w:w="80" w:type="dxa"/>
+              <w:right w:w="120" w:type="dxa"/>
+            </w:tcMar>
+            <w:vAlign w:val="center"/>
+          </w:tcPr>
+          <w:p>
+            <w:pPr>
+              <w:rPr>
+                <w:lang w:val="pt-PT"/>
+              </w:rPr>
+            </w:pPr>
+            <w:r>
+              <w:rPr>
+                <w:sz w:val="20"/>
+                <w:szCs w:val="20"/>
+              </w:rPr>
+              <w:t xml:space="preserve">Secção 9: requisitos de segurança dos </w:t>
+            </w:r>
+            <w:r>
+              <w:rPr>
+                <w:sz w:val="20"/>
+                <w:szCs w:val="20"/>
+                <w:i/>
+              </w:rPr>
+              <w:t>backups</w:t>
+            </w:r>
+            <w:r>
+              <w:rPr>
+                <w:sz w:val="20"/>
+                <w:szCs w:val="20"/>
+              </w:rPr>
+              <w:t xml:space="preserve"> nos contratos com fornecedores de nuvem. Os restantes requisitos contratuais estão na Política de Gestão do Risco da Cadeia de Abastecimento.</w:t>
+            </w:r>
+          </w:p>
+        </w:tc>
+      </w:tr>
+    </w:tbl>
+    <w:p>
+      <w:pPr>
+        <w:pBdr>
+          <w:bottom w:val="single" w:sz="6" w:space="1" w:color="2E75B6"/>
+        </w:pBdr>
+        <w:spacing w:before="80" w:after="80"/>
+        <w:rPr>
+          <w:lang w:val="pt-PT"/>
+        </w:rPr>
+      </w:pPr>
+    </w:p>
+    <w:p>
+      <w:pPr>
+        <w:pStyle w:val="Heading1"/>
+      </w:pPr>
+      <w:r>
+        <w:t>16. Aprovação</w:t>
+      </w:r>
+    </w:p>
+    <w:p>
+      <w:pPr>
+        <w:keepNext/>
+        <w:spacing w:before="80" w:after="80"/>
+        <w:rPr>
+          <w:lang w:val="pt-PT"/>
+        </w:rPr>
+      </w:pPr>
+      <w:r>
+        <w:rPr>
+          <w:lang w:val="pt-PT"/>
+        </w:rPr>
+        <w:t xml:space="preserve">A aprovação cabe ao órgão de gestão (RJC, art. 25.º, n.º 1, al. a)). </w:t>
+      </w:r>
+      <w:r>
+        <w:rPr>
+          <w:lang w:val="pt-PT"/>
+          <w:b/>
+          <w:bCs/>
+        </w:rPr>
+        <w:t>Próxima revisão:</w:t>
+      </w:r>
+      <w:r>
+        <w:rPr>
+          <w:lang w:val="pt-PT"/>
+        </w:rPr>
+        <w:t xml:space="preserve"> [dd/mm/aaaa]</w:t>
+      </w:r>
+    </w:p>
+    <w:p>
+      <w:pPr>
+        <w:keepNext/>
         <w:spacing w:before="80" w:after="120"/>
       </w:pPr>
     </w:p>
@@ -10316,6 +11098,9 @@
         <w:gridCol w:w="3000"/>
       </w:tblGrid>
       <w:tr>
+        <w:trPr>
+          <w:tblHeader/>
+        </w:trPr>
         <w:tc>
           <w:tcPr>
             <w:tcW w:w="3013" w:type="dxa"/>
@@ -10336,6 +11121,7 @@
           </w:tcPr>
           <w:p>
             <w:pPr>
+              <w:keepNext/>
               <w:jc w:val="center"/>
             </w:pPr>
             <w:r>
@@ -10370,6 +11156,7 @@
           </w:tcPr>
           <w:p>
             <w:pPr>
+              <w:keepNext/>
               <w:jc w:val="center"/>
             </w:pPr>
             <w:r>
@@ -10404,6 +11191,7 @@
           </w:tcPr>
           <w:p>
             <w:pPr>
+              <w:keepNext/>
               <w:jc w:val="center"/>
             </w:pPr>
             <w:r>
@@ -10414,7 +11202,7 @@
                 <w:sz w:val="20"/>
                 <w:szCs w:val="20"/>
               </w:rPr>
-              <w:t>Aprovado pela Administração</w:t>
+              <w:t>Aprovado pelo órgão de gestão</w:t>
             </w:r>
           </w:p>
         </w:tc>
@@ -10512,2733 +11300,6 @@
           <w:bottom w:val="single" w:sz="6" w:space="1" w:color="2E75B6"/>
         </w:pBdr>
         <w:spacing w:before="80" w:after="80"/>
-      </w:pPr>
-    </w:p>
-    <w:p>
-      <w:pPr>
-        <w:pStyle w:val="Heading1"/>
-      </w:pPr>
-      <w:r>
-        <w:t>Anexo A - Estratégia GFS (Grandfather-Father-Son)</w:t>
-      </w:r>
-    </w:p>
-    <w:p>
-      <w:pPr>
-        <w:spacing w:before="80" w:after="80"/>
-        <w:rPr>
-          <w:lang w:val="pt-PT"/>
-        </w:rPr>
-      </w:pPr>
-      <w:r>
-        <w:rPr>
-          <w:lang w:val="pt-PT"/>
-        </w:rPr>
-        <w:t xml:space="preserve">Este anexo é uma referência informativa que descreve a estratégia GFS de rotação de </w:t>
-      </w:r>
-      <w:r>
-        <w:rPr>
-          <w:i/>
-          <w:iCs/>
-          <w:lang w:val="pt-PT"/>
-        </w:rPr>
-        <w:t>backups</w:t>
-      </w:r>
-      <w:r>
-        <w:rPr>
-          <w:lang w:val="pt-PT"/>
-        </w:rPr>
-        <w:t>, para apoio à implementação desta política.</w:t>
-      </w:r>
-    </w:p>
-    <w:p>
-      <w:pPr>
-        <w:pStyle w:val="Heading2"/>
-        <w:rPr>
-          <w:lang w:val="pt-PT"/>
-        </w:rPr>
-      </w:pPr>
-      <w:r>
-        <w:rPr>
-          <w:lang w:val="pt-PT"/>
-        </w:rPr>
-        <w:t>A.1 O que é a estratégia GFS?</w:t>
-      </w:r>
-    </w:p>
-    <w:p>
-      <w:pPr>
-        <w:spacing w:before="80" w:after="80"/>
-        <w:rPr>
-          <w:lang w:val="pt-PT"/>
-        </w:rPr>
-      </w:pPr>
-      <w:r>
-        <w:rPr>
-          <w:lang w:val="pt-PT"/>
-        </w:rPr>
-        <w:t>A estratégia GFS (</w:t>
-      </w:r>
-      <w:r>
-        <w:rPr>
-          <w:i/>
-          <w:iCs/>
-          <w:lang w:val="pt-PT"/>
-        </w:rPr>
-        <w:t>Grandfather-Father-Son</w:t>
-      </w:r>
-      <w:r>
-        <w:rPr>
-          <w:lang w:val="pt-PT"/>
-        </w:rPr>
-        <w:t xml:space="preserve">) é uma técnica popular de rotação de </w:t>
-      </w:r>
-      <w:r>
-        <w:rPr>
-          <w:i/>
-          <w:iCs/>
-          <w:lang w:val="pt-PT"/>
-        </w:rPr>
-        <w:t>backups</w:t>
-      </w:r>
-      <w:r>
-        <w:rPr>
-          <w:lang w:val="pt-PT"/>
-        </w:rPr>
-        <w:t xml:space="preserve"> que combina cópias completas e incrementais, permitindo manter um histórico de versões detalhado ao longo do tempo sem consumir espaço excessivo. É recomendada para ambientes com volumes significativos de dados ou quando é necessário recuperar versões anteriores de ficheiros.</w:t>
-      </w:r>
-    </w:p>
-    <w:p>
-      <w:pPr>
-        <w:pStyle w:val="Heading2"/>
-        <w:rPr>
-          <w:lang w:val="pt-PT"/>
-        </w:rPr>
-      </w:pPr>
-      <w:r>
-        <w:rPr>
-          <w:lang w:val="pt-PT"/>
-        </w:rPr>
-        <w:t>A.2 Os três níveis da estratégia GFS</w:t>
-      </w:r>
-    </w:p>
-    <w:p>
-      <w:pPr>
-        <w:pStyle w:val="ListParagraph"/>
-        <w:numPr>
-          <w:ilvl w:val="0"/>
-          <w:numId w:val="2"/>
-        </w:numPr>
-      </w:pPr>
-      <w:r>
-        <w:rPr>
-          <w:b/>
-          <w:bCs/>
-          <w:lang w:val="pt-PT"/>
-        </w:rPr>
-        <w:t xml:space="preserve">Filho (Son): </w:t>
-      </w:r>
-      <w:r>
-        <w:rPr>
-          <w:i/>
-          <w:iCs/>
-          <w:lang w:val="pt-PT"/>
-        </w:rPr>
-        <w:t>backup</w:t>
-      </w:r>
-      <w:r>
-        <w:rPr>
-          <w:lang w:val="pt-PT"/>
-        </w:rPr>
-        <w:t xml:space="preserve"> incremental ou diferencial diário. Copia apenas os dados alterados desde o último </w:t>
-      </w:r>
-      <w:r>
-        <w:rPr>
-          <w:i/>
-          <w:iCs/>
-          <w:lang w:val="pt-PT"/>
-        </w:rPr>
-        <w:t>backup</w:t>
-      </w:r>
-      <w:r>
-        <w:rPr>
-          <w:lang w:val="pt-PT"/>
-        </w:rPr>
-        <w:t xml:space="preserve">. </w:t>
-      </w:r>
-      <w:r>
-        <w:t>Armazenado localmente para restauro rápido.</w:t>
-      </w:r>
-    </w:p>
-    <w:p>
-      <w:pPr>
-        <w:pStyle w:val="ListParagraph"/>
-        <w:numPr>
-          <w:ilvl w:val="0"/>
-          <w:numId w:val="2"/>
-        </w:numPr>
-      </w:pPr>
-      <w:r>
-        <w:rPr>
-          <w:b/>
-          <w:bCs/>
-          <w:lang w:val="pt-PT"/>
-        </w:rPr>
-        <w:t xml:space="preserve">Pai (Father): </w:t>
-      </w:r>
-      <w:r>
-        <w:rPr>
-          <w:i/>
-          <w:iCs/>
-          <w:lang w:val="pt-PT"/>
-        </w:rPr>
-        <w:t>backup</w:t>
-      </w:r>
-      <w:r>
-        <w:rPr>
-          <w:lang w:val="pt-PT"/>
-        </w:rPr>
-        <w:t xml:space="preserve"> completo semanal, realizado num dia fixo (ex: sexta-feira). </w:t>
-      </w:r>
-      <w:r>
-        <w:t>Armazenado em suporte separado do Filho.</w:t>
-      </w:r>
-    </w:p>
-    <w:p>
-      <w:pPr>
-        <w:pStyle w:val="ListParagraph"/>
-        <w:numPr>
-          <w:ilvl w:val="0"/>
-          <w:numId w:val="2"/>
-        </w:numPr>
-      </w:pPr>
-      <w:r>
-        <w:rPr>
-          <w:b/>
-          <w:bCs/>
-          <w:lang w:val="pt-PT"/>
-        </w:rPr>
-        <w:t xml:space="preserve">Avô (Grandfather): </w:t>
-      </w:r>
-      <w:r>
-        <w:rPr>
-          <w:i/>
-          <w:iCs/>
-          <w:lang w:val="pt-PT"/>
-        </w:rPr>
-        <w:t>backup</w:t>
-      </w:r>
-      <w:r>
-        <w:rPr>
-          <w:lang w:val="pt-PT"/>
-        </w:rPr>
-        <w:t xml:space="preserve"> completo mensal, realizado no último dia útil do mês. Deve ser armazenado em local externo (offsite ou cloud encriptada). </w:t>
-      </w:r>
-      <w:r>
-        <w:t>Recomenda-se sobrescrever trimestral ou anualmente.</w:t>
-      </w:r>
-    </w:p>
-    <w:p>
-      <w:pPr>
-        <w:pStyle w:val="Heading2"/>
-      </w:pPr>
-      <w:r>
-        <w:t>A.3 Representação esquemática</w:t>
-      </w:r>
-    </w:p>
-    <w:p>
-      <w:pPr>
-        <w:spacing w:before="80" w:after="120"/>
-      </w:pPr>
-    </w:p>
-    <w:tbl>
-      <w:tblPr>
-        <w:tblW w:w="9026" w:type="dxa"/>
-        <w:tblBorders>
-          <w:top w:val="single" w:sz="4" w:space="0" w:color="auto"/>
-          <w:left w:val="single" w:sz="4" w:space="0" w:color="auto"/>
-          <w:bottom w:val="single" w:sz="4" w:space="0" w:color="auto"/>
-          <w:right w:val="single" w:sz="4" w:space="0" w:color="auto"/>
-          <w:insideH w:val="single" w:sz="4" w:space="0" w:color="auto"/>
-          <w:insideV w:val="single" w:sz="4" w:space="0" w:color="auto"/>
-        </w:tblBorders>
-        <w:tblCellMar>
-          <w:left w:w="10" w:type="dxa"/>
-          <w:right w:w="10" w:type="dxa"/>
-        </w:tblCellMar>
-        <w:tblLook w:val="0000" w:firstRow="0" w:lastRow="0" w:firstColumn="0" w:lastColumn="0" w:noHBand="0" w:noVBand="0"/>
-      </w:tblPr>
-      <w:tblGrid>
-        <w:gridCol w:w="1496"/>
-        <w:gridCol w:w="1496"/>
-        <w:gridCol w:w="1496"/>
-        <w:gridCol w:w="1496"/>
-        <w:gridCol w:w="3042"/>
-      </w:tblGrid>
-      <w:tr>
-        <w:tc>
-          <w:tcPr>
-            <w:tcW w:w="1400" w:type="dxa"/>
-            <w:tcBorders>
-              <w:top w:val="single" w:sz="6" w:space="0" w:color="2E75B6"/>
-              <w:left w:val="single" w:sz="6" w:space="0" w:color="2E75B6"/>
-              <w:bottom w:val="single" w:sz="6" w:space="0" w:color="2E75B6"/>
-              <w:right w:val="single" w:sz="6" w:space="0" w:color="2E75B6"/>
-            </w:tcBorders>
-            <w:shd w:val="clear" w:color="auto" w:fill="1F4E79"/>
-            <w:tcMar>
-              <w:top w:w="80" w:type="dxa"/>
-              <w:left w:w="120" w:type="dxa"/>
-              <w:bottom w:w="80" w:type="dxa"/>
-              <w:right w:w="120" w:type="dxa"/>
-            </w:tcMar>
-            <w:vAlign w:val="center"/>
-          </w:tcPr>
-          <w:p>
-            <w:pPr>
-              <w:jc w:val="center"/>
-            </w:pPr>
-            <w:r>
-              <w:rPr>
-                <w:b/>
-                <w:bCs/>
-                <w:color w:val="FFFFFF"/>
-                <w:sz w:val="20"/>
-                <w:szCs w:val="20"/>
-              </w:rPr>
-              <w:t>2ª (incremental)</w:t>
-            </w:r>
-          </w:p>
-        </w:tc>
-        <w:tc>
-          <w:tcPr>
-            <w:tcW w:w="1400" w:type="dxa"/>
-            <w:tcBorders>
-              <w:top w:val="single" w:sz="6" w:space="0" w:color="2E75B6"/>
-              <w:left w:val="single" w:sz="6" w:space="0" w:color="2E75B6"/>
-              <w:bottom w:val="single" w:sz="6" w:space="0" w:color="2E75B6"/>
-              <w:right w:val="single" w:sz="6" w:space="0" w:color="2E75B6"/>
-            </w:tcBorders>
-            <w:shd w:val="clear" w:color="auto" w:fill="1F4E79"/>
-            <w:tcMar>
-              <w:top w:w="80" w:type="dxa"/>
-              <w:left w:w="120" w:type="dxa"/>
-              <w:bottom w:w="80" w:type="dxa"/>
-              <w:right w:w="120" w:type="dxa"/>
-            </w:tcMar>
-            <w:vAlign w:val="center"/>
-          </w:tcPr>
-          <w:p>
-            <w:pPr>
-              <w:jc w:val="center"/>
-            </w:pPr>
-            <w:r>
-              <w:rPr>
-                <w:b/>
-                <w:bCs/>
-                <w:color w:val="FFFFFF"/>
-                <w:sz w:val="20"/>
-                <w:szCs w:val="20"/>
-              </w:rPr>
-              <w:t>3ª (incremental)</w:t>
-            </w:r>
-          </w:p>
-        </w:tc>
-        <w:tc>
-          <w:tcPr>
-            <w:tcW w:w="1400" w:type="dxa"/>
-            <w:tcBorders>
-              <w:top w:val="single" w:sz="6" w:space="0" w:color="2E75B6"/>
-              <w:left w:val="single" w:sz="6" w:space="0" w:color="2E75B6"/>
-              <w:bottom w:val="single" w:sz="6" w:space="0" w:color="2E75B6"/>
-              <w:right w:val="single" w:sz="6" w:space="0" w:color="2E75B6"/>
-            </w:tcBorders>
-            <w:shd w:val="clear" w:color="auto" w:fill="1F4E79"/>
-            <w:tcMar>
-              <w:top w:w="80" w:type="dxa"/>
-              <w:left w:w="120" w:type="dxa"/>
-              <w:bottom w:w="80" w:type="dxa"/>
-              <w:right w:w="120" w:type="dxa"/>
-            </w:tcMar>
-            <w:vAlign w:val="center"/>
-          </w:tcPr>
-          <w:p>
-            <w:pPr>
-              <w:jc w:val="center"/>
-            </w:pPr>
-            <w:r>
-              <w:rPr>
-                <w:b/>
-                <w:bCs/>
-                <w:color w:val="FFFFFF"/>
-                <w:sz w:val="20"/>
-                <w:szCs w:val="20"/>
-              </w:rPr>
-              <w:t>4ª (incremental)</w:t>
-            </w:r>
-          </w:p>
-        </w:tc>
-        <w:tc>
-          <w:tcPr>
-            <w:tcW w:w="1400" w:type="dxa"/>
-            <w:tcBorders>
-              <w:top w:val="single" w:sz="6" w:space="0" w:color="2E75B6"/>
-              <w:left w:val="single" w:sz="6" w:space="0" w:color="2E75B6"/>
-              <w:bottom w:val="single" w:sz="6" w:space="0" w:color="2E75B6"/>
-              <w:right w:val="single" w:sz="6" w:space="0" w:color="2E75B6"/>
-            </w:tcBorders>
-            <w:shd w:val="clear" w:color="auto" w:fill="1F4E79"/>
-            <w:tcMar>
-              <w:top w:w="80" w:type="dxa"/>
-              <w:left w:w="120" w:type="dxa"/>
-              <w:bottom w:w="80" w:type="dxa"/>
-              <w:right w:w="120" w:type="dxa"/>
-            </w:tcMar>
-            <w:vAlign w:val="center"/>
-          </w:tcPr>
-          <w:p>
-            <w:pPr>
-              <w:jc w:val="center"/>
-            </w:pPr>
-            <w:r>
-              <w:rPr>
-                <w:b/>
-                <w:bCs/>
-                <w:color w:val="FFFFFF"/>
-                <w:sz w:val="20"/>
-                <w:szCs w:val="20"/>
-              </w:rPr>
-              <w:t>5ª (incremental)</w:t>
-            </w:r>
-          </w:p>
-        </w:tc>
-        <w:tc>
-          <w:tcPr>
-            <w:tcW w:w="3426" w:type="dxa"/>
-            <w:tcBorders>
-              <w:top w:val="single" w:sz="6" w:space="0" w:color="2E75B6"/>
-              <w:left w:val="single" w:sz="6" w:space="0" w:color="2E75B6"/>
-              <w:bottom w:val="single" w:sz="6" w:space="0" w:color="2E75B6"/>
-              <w:right w:val="single" w:sz="6" w:space="0" w:color="2E75B6"/>
-            </w:tcBorders>
-            <w:shd w:val="clear" w:color="auto" w:fill="1F4E79"/>
-            <w:tcMar>
-              <w:top w:w="80" w:type="dxa"/>
-              <w:left w:w="120" w:type="dxa"/>
-              <w:bottom w:w="80" w:type="dxa"/>
-              <w:right w:w="120" w:type="dxa"/>
-            </w:tcMar>
-            <w:vAlign w:val="center"/>
-          </w:tcPr>
-          <w:p>
-            <w:pPr>
-              <w:jc w:val="center"/>
-              <w:rPr>
-                <w:lang w:val="pt-PT"/>
-              </w:rPr>
-            </w:pPr>
-            <w:r>
-              <w:rPr>
-                <w:b/>
-                <w:bCs/>
-                <w:color w:val="FFFFFF"/>
-                <w:sz w:val="20"/>
-                <w:szCs w:val="20"/>
-                <w:lang w:val="pt-PT"/>
-              </w:rPr>
-              <w:t>6ª (completo) ou fim de mês</w:t>
-            </w:r>
-          </w:p>
-        </w:tc>
-      </w:tr>
-      <w:tr>
-        <w:tc>
-          <w:tcPr>
-            <w:tcW w:w="1400" w:type="dxa"/>
-            <w:tcBorders>
-              <w:top w:val="single" w:sz="6" w:space="0" w:color="AAAAAA"/>
-              <w:left w:val="single" w:sz="6" w:space="0" w:color="AAAAAA"/>
-              <w:bottom w:val="single" w:sz="6" w:space="0" w:color="AAAAAA"/>
-              <w:right w:val="single" w:sz="6" w:space="0" w:color="AAAAAA"/>
-            </w:tcBorders>
-            <w:shd w:val="clear" w:color="auto" w:fill="D6E4F0"/>
-            <w:tcMar>
-              <w:top w:w="80" w:type="dxa"/>
-              <w:left w:w="120" w:type="dxa"/>
-              <w:bottom w:w="80" w:type="dxa"/>
-              <w:right w:w="120" w:type="dxa"/>
-            </w:tcMar>
-            <w:vAlign w:val="center"/>
-          </w:tcPr>
-          <w:p>
-            <w:r>
-              <w:rPr>
-                <w:sz w:val="20"/>
-                <w:szCs w:val="20"/>
-              </w:rPr>
-              <w:t>2ª feira</w:t>
-            </w:r>
-          </w:p>
-        </w:tc>
-        <w:tc>
-          <w:tcPr>
-            <w:tcW w:w="1400" w:type="dxa"/>
-            <w:tcBorders>
-              <w:top w:val="single" w:sz="6" w:space="0" w:color="AAAAAA"/>
-              <w:left w:val="single" w:sz="6" w:space="0" w:color="AAAAAA"/>
-              <w:bottom w:val="single" w:sz="6" w:space="0" w:color="AAAAAA"/>
-              <w:right w:val="single" w:sz="6" w:space="0" w:color="AAAAAA"/>
-            </w:tcBorders>
-            <w:shd w:val="clear" w:color="auto" w:fill="D6E4F0"/>
-            <w:tcMar>
-              <w:top w:w="80" w:type="dxa"/>
-              <w:left w:w="120" w:type="dxa"/>
-              <w:bottom w:w="80" w:type="dxa"/>
-              <w:right w:w="120" w:type="dxa"/>
-            </w:tcMar>
-            <w:vAlign w:val="center"/>
-          </w:tcPr>
-          <w:p>
-            <w:r>
-              <w:rPr>
-                <w:sz w:val="20"/>
-                <w:szCs w:val="20"/>
-              </w:rPr>
-              <w:t>3ª feira</w:t>
-            </w:r>
-          </w:p>
-        </w:tc>
-        <w:tc>
-          <w:tcPr>
-            <w:tcW w:w="1400" w:type="dxa"/>
-            <w:tcBorders>
-              <w:top w:val="single" w:sz="6" w:space="0" w:color="AAAAAA"/>
-              <w:left w:val="single" w:sz="6" w:space="0" w:color="AAAAAA"/>
-              <w:bottom w:val="single" w:sz="6" w:space="0" w:color="AAAAAA"/>
-              <w:right w:val="single" w:sz="6" w:space="0" w:color="AAAAAA"/>
-            </w:tcBorders>
-            <w:shd w:val="clear" w:color="auto" w:fill="D6E4F0"/>
-            <w:tcMar>
-              <w:top w:w="80" w:type="dxa"/>
-              <w:left w:w="120" w:type="dxa"/>
-              <w:bottom w:w="80" w:type="dxa"/>
-              <w:right w:w="120" w:type="dxa"/>
-            </w:tcMar>
-            <w:vAlign w:val="center"/>
-          </w:tcPr>
-          <w:p>
-            <w:r>
-              <w:rPr>
-                <w:sz w:val="20"/>
-                <w:szCs w:val="20"/>
-              </w:rPr>
-              <w:t>4ª feira</w:t>
-            </w:r>
-          </w:p>
-        </w:tc>
-        <w:tc>
-          <w:tcPr>
-            <w:tcW w:w="1400" w:type="dxa"/>
-            <w:tcBorders>
-              <w:top w:val="single" w:sz="6" w:space="0" w:color="AAAAAA"/>
-              <w:left w:val="single" w:sz="6" w:space="0" w:color="AAAAAA"/>
-              <w:bottom w:val="single" w:sz="6" w:space="0" w:color="AAAAAA"/>
-              <w:right w:val="single" w:sz="6" w:space="0" w:color="AAAAAA"/>
-            </w:tcBorders>
-            <w:shd w:val="clear" w:color="auto" w:fill="D6E4F0"/>
-            <w:tcMar>
-              <w:top w:w="80" w:type="dxa"/>
-              <w:left w:w="120" w:type="dxa"/>
-              <w:bottom w:w="80" w:type="dxa"/>
-              <w:right w:w="120" w:type="dxa"/>
-            </w:tcMar>
-            <w:vAlign w:val="center"/>
-          </w:tcPr>
-          <w:p>
-            <w:r>
-              <w:rPr>
-                <w:sz w:val="20"/>
-                <w:szCs w:val="20"/>
-              </w:rPr>
-              <w:t>5ª feira</w:t>
-            </w:r>
-          </w:p>
-        </w:tc>
-        <w:tc>
-          <w:tcPr>
-            <w:tcW w:w="3426" w:type="dxa"/>
-            <w:tcBorders>
-              <w:top w:val="single" w:sz="6" w:space="0" w:color="AAAAAA"/>
-              <w:left w:val="single" w:sz="6" w:space="0" w:color="AAAAAA"/>
-              <w:bottom w:val="single" w:sz="6" w:space="0" w:color="AAAAAA"/>
-              <w:right w:val="single" w:sz="6" w:space="0" w:color="AAAAAA"/>
-            </w:tcBorders>
-            <w:shd w:val="clear" w:color="auto" w:fill="FFFFFF"/>
-            <w:tcMar>
-              <w:top w:w="80" w:type="dxa"/>
-              <w:left w:w="120" w:type="dxa"/>
-              <w:bottom w:w="80" w:type="dxa"/>
-              <w:right w:w="120" w:type="dxa"/>
-            </w:tcMar>
-            <w:vAlign w:val="center"/>
-          </w:tcPr>
-          <w:p>
-            <w:r>
-              <w:rPr>
-                <w:b/>
-                <w:bCs/>
-                <w:color w:val="1F4E79"/>
-                <w:sz w:val="20"/>
-                <w:szCs w:val="20"/>
-              </w:rPr>
-              <w:t>Semana 1 (Pai - backup completo)</w:t>
-            </w:r>
-          </w:p>
-        </w:tc>
-      </w:tr>
-      <w:tr>
-        <w:tc>
-          <w:tcPr>
-            <w:tcW w:w="1400" w:type="dxa"/>
-            <w:tcBorders>
-              <w:top w:val="single" w:sz="6" w:space="0" w:color="AAAAAA"/>
-              <w:left w:val="single" w:sz="6" w:space="0" w:color="AAAAAA"/>
-              <w:bottom w:val="single" w:sz="6" w:space="0" w:color="AAAAAA"/>
-              <w:right w:val="single" w:sz="6" w:space="0" w:color="AAAAAA"/>
-            </w:tcBorders>
-            <w:shd w:val="clear" w:color="auto" w:fill="D6E4F0"/>
-            <w:tcMar>
-              <w:top w:w="80" w:type="dxa"/>
-              <w:left w:w="120" w:type="dxa"/>
-              <w:bottom w:w="80" w:type="dxa"/>
-              <w:right w:w="120" w:type="dxa"/>
-            </w:tcMar>
-            <w:vAlign w:val="center"/>
-          </w:tcPr>
-          <w:p>
-            <w:r>
-              <w:rPr>
-                <w:sz w:val="20"/>
-                <w:szCs w:val="20"/>
-              </w:rPr>
-              <w:t>2ª feira</w:t>
-            </w:r>
-          </w:p>
-        </w:tc>
-        <w:tc>
-          <w:tcPr>
-            <w:tcW w:w="1400" w:type="dxa"/>
-            <w:tcBorders>
-              <w:top w:val="single" w:sz="6" w:space="0" w:color="AAAAAA"/>
-              <w:left w:val="single" w:sz="6" w:space="0" w:color="AAAAAA"/>
-              <w:bottom w:val="single" w:sz="6" w:space="0" w:color="AAAAAA"/>
-              <w:right w:val="single" w:sz="6" w:space="0" w:color="AAAAAA"/>
-            </w:tcBorders>
-            <w:shd w:val="clear" w:color="auto" w:fill="D6E4F0"/>
-            <w:tcMar>
-              <w:top w:w="80" w:type="dxa"/>
-              <w:left w:w="120" w:type="dxa"/>
-              <w:bottom w:w="80" w:type="dxa"/>
-              <w:right w:w="120" w:type="dxa"/>
-            </w:tcMar>
-            <w:vAlign w:val="center"/>
-          </w:tcPr>
-          <w:p>
-            <w:r>
-              <w:rPr>
-                <w:sz w:val="20"/>
-                <w:szCs w:val="20"/>
-              </w:rPr>
-              <w:t>3ª feira</w:t>
-            </w:r>
-          </w:p>
-        </w:tc>
-        <w:tc>
-          <w:tcPr>
-            <w:tcW w:w="1400" w:type="dxa"/>
-            <w:tcBorders>
-              <w:top w:val="single" w:sz="6" w:space="0" w:color="AAAAAA"/>
-              <w:left w:val="single" w:sz="6" w:space="0" w:color="AAAAAA"/>
-              <w:bottom w:val="single" w:sz="6" w:space="0" w:color="AAAAAA"/>
-              <w:right w:val="single" w:sz="6" w:space="0" w:color="AAAAAA"/>
-            </w:tcBorders>
-            <w:shd w:val="clear" w:color="auto" w:fill="D6E4F0"/>
-            <w:tcMar>
-              <w:top w:w="80" w:type="dxa"/>
-              <w:left w:w="120" w:type="dxa"/>
-              <w:bottom w:w="80" w:type="dxa"/>
-              <w:right w:w="120" w:type="dxa"/>
-            </w:tcMar>
-            <w:vAlign w:val="center"/>
-          </w:tcPr>
-          <w:p>
-            <w:r>
-              <w:rPr>
-                <w:sz w:val="20"/>
-                <w:szCs w:val="20"/>
-              </w:rPr>
-              <w:t>4ª feira</w:t>
-            </w:r>
-          </w:p>
-        </w:tc>
-        <w:tc>
-          <w:tcPr>
-            <w:tcW w:w="1400" w:type="dxa"/>
-            <w:tcBorders>
-              <w:top w:val="single" w:sz="6" w:space="0" w:color="AAAAAA"/>
-              <w:left w:val="single" w:sz="6" w:space="0" w:color="AAAAAA"/>
-              <w:bottom w:val="single" w:sz="6" w:space="0" w:color="AAAAAA"/>
-              <w:right w:val="single" w:sz="6" w:space="0" w:color="AAAAAA"/>
-            </w:tcBorders>
-            <w:shd w:val="clear" w:color="auto" w:fill="D6E4F0"/>
-            <w:tcMar>
-              <w:top w:w="80" w:type="dxa"/>
-              <w:left w:w="120" w:type="dxa"/>
-              <w:bottom w:w="80" w:type="dxa"/>
-              <w:right w:w="120" w:type="dxa"/>
-            </w:tcMar>
-            <w:vAlign w:val="center"/>
-          </w:tcPr>
-          <w:p>
-            <w:r>
-              <w:rPr>
-                <w:sz w:val="20"/>
-                <w:szCs w:val="20"/>
-              </w:rPr>
-              <w:t>5ª feira</w:t>
-            </w:r>
-          </w:p>
-        </w:tc>
-        <w:tc>
-          <w:tcPr>
-            <w:tcW w:w="3426" w:type="dxa"/>
-            <w:tcBorders>
-              <w:top w:val="single" w:sz="6" w:space="0" w:color="AAAAAA"/>
-              <w:left w:val="single" w:sz="6" w:space="0" w:color="AAAAAA"/>
-              <w:bottom w:val="single" w:sz="6" w:space="0" w:color="AAAAAA"/>
-              <w:right w:val="single" w:sz="6" w:space="0" w:color="AAAAAA"/>
-            </w:tcBorders>
-            <w:shd w:val="clear" w:color="auto" w:fill="FFFFFF"/>
-            <w:tcMar>
-              <w:top w:w="80" w:type="dxa"/>
-              <w:left w:w="120" w:type="dxa"/>
-              <w:bottom w:w="80" w:type="dxa"/>
-              <w:right w:w="120" w:type="dxa"/>
-            </w:tcMar>
-            <w:vAlign w:val="center"/>
-          </w:tcPr>
-          <w:p>
-            <w:r>
-              <w:rPr>
-                <w:b/>
-                <w:bCs/>
-                <w:color w:val="1F4E79"/>
-                <w:sz w:val="20"/>
-                <w:szCs w:val="20"/>
-              </w:rPr>
-              <w:t>Semana 2 (Pai - backup completo)</w:t>
-            </w:r>
-          </w:p>
-        </w:tc>
-      </w:tr>
-      <w:tr>
-        <w:tc>
-          <w:tcPr>
-            <w:tcW w:w="1400" w:type="dxa"/>
-            <w:tcBorders>
-              <w:top w:val="single" w:sz="6" w:space="0" w:color="AAAAAA"/>
-              <w:left w:val="single" w:sz="6" w:space="0" w:color="AAAAAA"/>
-              <w:bottom w:val="single" w:sz="6" w:space="0" w:color="AAAAAA"/>
-              <w:right w:val="single" w:sz="6" w:space="0" w:color="AAAAAA"/>
-            </w:tcBorders>
-            <w:shd w:val="clear" w:color="auto" w:fill="D6E4F0"/>
-            <w:tcMar>
-              <w:top w:w="80" w:type="dxa"/>
-              <w:left w:w="120" w:type="dxa"/>
-              <w:bottom w:w="80" w:type="dxa"/>
-              <w:right w:w="120" w:type="dxa"/>
-            </w:tcMar>
-            <w:vAlign w:val="center"/>
-          </w:tcPr>
-          <w:p>
-            <w:r>
-              <w:rPr>
-                <w:sz w:val="20"/>
-                <w:szCs w:val="20"/>
-              </w:rPr>
-              <w:t>2ª feira</w:t>
-            </w:r>
-          </w:p>
-        </w:tc>
-        <w:tc>
-          <w:tcPr>
-            <w:tcW w:w="1400" w:type="dxa"/>
-            <w:tcBorders>
-              <w:top w:val="single" w:sz="6" w:space="0" w:color="AAAAAA"/>
-              <w:left w:val="single" w:sz="6" w:space="0" w:color="AAAAAA"/>
-              <w:bottom w:val="single" w:sz="6" w:space="0" w:color="AAAAAA"/>
-              <w:right w:val="single" w:sz="6" w:space="0" w:color="AAAAAA"/>
-            </w:tcBorders>
-            <w:shd w:val="clear" w:color="auto" w:fill="D6E4F0"/>
-            <w:tcMar>
-              <w:top w:w="80" w:type="dxa"/>
-              <w:left w:w="120" w:type="dxa"/>
-              <w:bottom w:w="80" w:type="dxa"/>
-              <w:right w:w="120" w:type="dxa"/>
-            </w:tcMar>
-            <w:vAlign w:val="center"/>
-          </w:tcPr>
-          <w:p>
-            <w:r>
-              <w:rPr>
-                <w:sz w:val="20"/>
-                <w:szCs w:val="20"/>
-              </w:rPr>
-              <w:t>3ª feira</w:t>
-            </w:r>
-          </w:p>
-        </w:tc>
-        <w:tc>
-          <w:tcPr>
-            <w:tcW w:w="1400" w:type="dxa"/>
-            <w:tcBorders>
-              <w:top w:val="single" w:sz="6" w:space="0" w:color="AAAAAA"/>
-              <w:left w:val="single" w:sz="6" w:space="0" w:color="AAAAAA"/>
-              <w:bottom w:val="single" w:sz="6" w:space="0" w:color="AAAAAA"/>
-              <w:right w:val="single" w:sz="6" w:space="0" w:color="AAAAAA"/>
-            </w:tcBorders>
-            <w:shd w:val="clear" w:color="auto" w:fill="D6E4F0"/>
-            <w:tcMar>
-              <w:top w:w="80" w:type="dxa"/>
-              <w:left w:w="120" w:type="dxa"/>
-              <w:bottom w:w="80" w:type="dxa"/>
-              <w:right w:w="120" w:type="dxa"/>
-            </w:tcMar>
-            <w:vAlign w:val="center"/>
-          </w:tcPr>
-          <w:p>
-            <w:r>
-              <w:rPr>
-                <w:sz w:val="20"/>
-                <w:szCs w:val="20"/>
-              </w:rPr>
-              <w:t>4ª feira</w:t>
-            </w:r>
-          </w:p>
-        </w:tc>
-        <w:tc>
-          <w:tcPr>
-            <w:tcW w:w="1400" w:type="dxa"/>
-            <w:tcBorders>
-              <w:top w:val="single" w:sz="6" w:space="0" w:color="AAAAAA"/>
-              <w:left w:val="single" w:sz="6" w:space="0" w:color="AAAAAA"/>
-              <w:bottom w:val="single" w:sz="6" w:space="0" w:color="AAAAAA"/>
-              <w:right w:val="single" w:sz="6" w:space="0" w:color="AAAAAA"/>
-            </w:tcBorders>
-            <w:shd w:val="clear" w:color="auto" w:fill="D6E4F0"/>
-            <w:tcMar>
-              <w:top w:w="80" w:type="dxa"/>
-              <w:left w:w="120" w:type="dxa"/>
-              <w:bottom w:w="80" w:type="dxa"/>
-              <w:right w:w="120" w:type="dxa"/>
-            </w:tcMar>
-            <w:vAlign w:val="center"/>
-          </w:tcPr>
-          <w:p>
-            <w:r>
-              <w:rPr>
-                <w:sz w:val="20"/>
-                <w:szCs w:val="20"/>
-              </w:rPr>
-              <w:t>5ª feira</w:t>
-            </w:r>
-          </w:p>
-        </w:tc>
-        <w:tc>
-          <w:tcPr>
-            <w:tcW w:w="3426" w:type="dxa"/>
-            <w:tcBorders>
-              <w:top w:val="single" w:sz="6" w:space="0" w:color="AAAAAA"/>
-              <w:left w:val="single" w:sz="6" w:space="0" w:color="AAAAAA"/>
-              <w:bottom w:val="single" w:sz="6" w:space="0" w:color="AAAAAA"/>
-              <w:right w:val="single" w:sz="6" w:space="0" w:color="AAAAAA"/>
-            </w:tcBorders>
-            <w:shd w:val="clear" w:color="auto" w:fill="FFFFFF"/>
-            <w:tcMar>
-              <w:top w:w="80" w:type="dxa"/>
-              <w:left w:w="120" w:type="dxa"/>
-              <w:bottom w:w="80" w:type="dxa"/>
-              <w:right w:w="120" w:type="dxa"/>
-            </w:tcMar>
-            <w:vAlign w:val="center"/>
-          </w:tcPr>
-          <w:p>
-            <w:r>
-              <w:rPr>
-                <w:b/>
-                <w:bCs/>
-                <w:color w:val="1F4E79"/>
-                <w:sz w:val="20"/>
-                <w:szCs w:val="20"/>
-              </w:rPr>
-              <w:t>Semana 3 (Pai - backup completo)</w:t>
-            </w:r>
-          </w:p>
-        </w:tc>
-      </w:tr>
-      <w:tr>
-        <w:tc>
-          <w:tcPr>
-            <w:tcW w:w="1400" w:type="dxa"/>
-            <w:tcBorders>
-              <w:top w:val="single" w:sz="6" w:space="0" w:color="AAAAAA"/>
-              <w:left w:val="single" w:sz="6" w:space="0" w:color="AAAAAA"/>
-              <w:bottom w:val="single" w:sz="6" w:space="0" w:color="AAAAAA"/>
-              <w:right w:val="single" w:sz="6" w:space="0" w:color="AAAAAA"/>
-            </w:tcBorders>
-            <w:shd w:val="clear" w:color="auto" w:fill="D6E4F0"/>
-            <w:tcMar>
-              <w:top w:w="80" w:type="dxa"/>
-              <w:left w:w="120" w:type="dxa"/>
-              <w:bottom w:w="80" w:type="dxa"/>
-              <w:right w:w="120" w:type="dxa"/>
-            </w:tcMar>
-            <w:vAlign w:val="center"/>
-          </w:tcPr>
-          <w:p>
-            <w:r>
-              <w:rPr>
-                <w:sz w:val="20"/>
-                <w:szCs w:val="20"/>
-              </w:rPr>
-              <w:lastRenderedPageBreak/>
-              <w:t>2ª feira</w:t>
-            </w:r>
-          </w:p>
-        </w:tc>
-        <w:tc>
-          <w:tcPr>
-            <w:tcW w:w="1400" w:type="dxa"/>
-            <w:tcBorders>
-              <w:top w:val="single" w:sz="6" w:space="0" w:color="AAAAAA"/>
-              <w:left w:val="single" w:sz="6" w:space="0" w:color="AAAAAA"/>
-              <w:bottom w:val="single" w:sz="6" w:space="0" w:color="AAAAAA"/>
-              <w:right w:val="single" w:sz="6" w:space="0" w:color="AAAAAA"/>
-            </w:tcBorders>
-            <w:shd w:val="clear" w:color="auto" w:fill="D6E4F0"/>
-            <w:tcMar>
-              <w:top w:w="80" w:type="dxa"/>
-              <w:left w:w="120" w:type="dxa"/>
-              <w:bottom w:w="80" w:type="dxa"/>
-              <w:right w:w="120" w:type="dxa"/>
-            </w:tcMar>
-            <w:vAlign w:val="center"/>
-          </w:tcPr>
-          <w:p>
-            <w:r>
-              <w:rPr>
-                <w:sz w:val="20"/>
-                <w:szCs w:val="20"/>
-              </w:rPr>
-              <w:t>3ª feira</w:t>
-            </w:r>
-          </w:p>
-        </w:tc>
-        <w:tc>
-          <w:tcPr>
-            <w:tcW w:w="1400" w:type="dxa"/>
-            <w:tcBorders>
-              <w:top w:val="single" w:sz="6" w:space="0" w:color="AAAAAA"/>
-              <w:left w:val="single" w:sz="6" w:space="0" w:color="AAAAAA"/>
-              <w:bottom w:val="single" w:sz="6" w:space="0" w:color="AAAAAA"/>
-              <w:right w:val="single" w:sz="6" w:space="0" w:color="AAAAAA"/>
-            </w:tcBorders>
-            <w:shd w:val="clear" w:color="auto" w:fill="D6E4F0"/>
-            <w:tcMar>
-              <w:top w:w="80" w:type="dxa"/>
-              <w:left w:w="120" w:type="dxa"/>
-              <w:bottom w:w="80" w:type="dxa"/>
-              <w:right w:w="120" w:type="dxa"/>
-            </w:tcMar>
-            <w:vAlign w:val="center"/>
-          </w:tcPr>
-          <w:p>
-            <w:r>
-              <w:rPr>
-                <w:sz w:val="20"/>
-                <w:szCs w:val="20"/>
-              </w:rPr>
-              <w:t>4ª feira</w:t>
-            </w:r>
-          </w:p>
-        </w:tc>
-        <w:tc>
-          <w:tcPr>
-            <w:tcW w:w="1400" w:type="dxa"/>
-            <w:tcBorders>
-              <w:top w:val="single" w:sz="6" w:space="0" w:color="AAAAAA"/>
-              <w:left w:val="single" w:sz="6" w:space="0" w:color="AAAAAA"/>
-              <w:bottom w:val="single" w:sz="6" w:space="0" w:color="AAAAAA"/>
-              <w:right w:val="single" w:sz="6" w:space="0" w:color="AAAAAA"/>
-            </w:tcBorders>
-            <w:shd w:val="clear" w:color="auto" w:fill="D6E4F0"/>
-            <w:tcMar>
-              <w:top w:w="80" w:type="dxa"/>
-              <w:left w:w="120" w:type="dxa"/>
-              <w:bottom w:w="80" w:type="dxa"/>
-              <w:right w:w="120" w:type="dxa"/>
-            </w:tcMar>
-            <w:vAlign w:val="center"/>
-          </w:tcPr>
-          <w:p>
-            <w:r>
-              <w:rPr>
-                <w:sz w:val="20"/>
-                <w:szCs w:val="20"/>
-              </w:rPr>
-              <w:t>5ª feira</w:t>
-            </w:r>
-          </w:p>
-        </w:tc>
-        <w:tc>
-          <w:tcPr>
-            <w:tcW w:w="3426" w:type="dxa"/>
-            <w:tcBorders>
-              <w:top w:val="single" w:sz="6" w:space="0" w:color="AAAAAA"/>
-              <w:left w:val="single" w:sz="6" w:space="0" w:color="AAAAAA"/>
-              <w:bottom w:val="single" w:sz="6" w:space="0" w:color="AAAAAA"/>
-              <w:right w:val="single" w:sz="6" w:space="0" w:color="AAAAAA"/>
-            </w:tcBorders>
-            <w:shd w:val="clear" w:color="auto" w:fill="E8F5E9"/>
-            <w:tcMar>
-              <w:top w:w="80" w:type="dxa"/>
-              <w:left w:w="120" w:type="dxa"/>
-              <w:bottom w:w="80" w:type="dxa"/>
-              <w:right w:w="120" w:type="dxa"/>
-            </w:tcMar>
-            <w:vAlign w:val="center"/>
-          </w:tcPr>
-          <w:p>
-            <w:pPr>
-              <w:rPr>
-                <w:lang w:val="pt-PT"/>
-              </w:rPr>
-            </w:pPr>
-            <w:r>
-              <w:rPr>
-                <w:b/>
-                <w:bCs/>
-                <w:color w:val="1A5200"/>
-                <w:sz w:val="20"/>
-                <w:szCs w:val="20"/>
-                <w:lang w:val="pt-PT"/>
-              </w:rPr>
-              <w:t>Mês 1 (Avô - backup completo, armazenar offsite)</w:t>
-            </w:r>
-          </w:p>
-        </w:tc>
-      </w:tr>
-    </w:tbl>
-    <w:p>
-      <w:pPr>
-        <w:spacing w:before="80" w:after="80"/>
-        <w:rPr>
-          <w:lang w:val="pt-PT"/>
-        </w:rPr>
-      </w:pPr>
-      <w:r>
-        <w:rPr>
-          <w:i/>
-          <w:iCs/>
-          <w:color w:val="666666"/>
-          <w:sz w:val="20"/>
-          <w:szCs w:val="20"/>
-          <w:lang w:val="pt-PT"/>
-        </w:rPr>
-        <w:t>Legenda: As colunas de 2ª a 5ª feira representam os backups diários (Filho - incrementais). A coluna da direita representa os backups semanais completos (Pai - Semanas 1 a 3) e o backup mensal (Avô - Mês 1, guardado em local externo).</w:t>
-      </w:r>
-    </w:p>
-    <w:p>
-      <w:pPr>
-        <w:pStyle w:val="Heading2"/>
-      </w:pPr>
-      <w:r>
-        <w:t>A.4 Tipos de backup</w:t>
-      </w:r>
-    </w:p>
-    <w:p>
-      <w:pPr>
-        <w:spacing w:before="80" w:after="120"/>
-      </w:pPr>
-    </w:p>
-    <w:tbl>
-      <w:tblPr>
-        <w:tblW w:w="9026" w:type="dxa"/>
-        <w:tblBorders>
-          <w:top w:val="single" w:sz="4" w:space="0" w:color="auto"/>
-          <w:left w:val="single" w:sz="4" w:space="0" w:color="auto"/>
-          <w:bottom w:val="single" w:sz="4" w:space="0" w:color="auto"/>
-          <w:right w:val="single" w:sz="4" w:space="0" w:color="auto"/>
-          <w:insideH w:val="single" w:sz="4" w:space="0" w:color="auto"/>
-          <w:insideV w:val="single" w:sz="4" w:space="0" w:color="auto"/>
-        </w:tblBorders>
-        <w:tblCellMar>
-          <w:left w:w="10" w:type="dxa"/>
-          <w:right w:w="10" w:type="dxa"/>
-        </w:tblCellMar>
-        <w:tblLook w:val="0000" w:firstRow="0" w:lastRow="0" w:firstColumn="0" w:lastColumn="0" w:noHBand="0" w:noVBand="0"/>
-      </w:tblPr>
-      <w:tblGrid>
-        <w:gridCol w:w="1800"/>
-        <w:gridCol w:w="3000"/>
-        <w:gridCol w:w="2400"/>
-        <w:gridCol w:w="1826"/>
-      </w:tblGrid>
-      <w:tr>
-        <w:tc>
-          <w:tcPr>
-            <w:tcW w:w="1800" w:type="dxa"/>
-            <w:tcBorders>
-              <w:top w:val="single" w:sz="6" w:space="0" w:color="2E75B6"/>
-              <w:left w:val="single" w:sz="6" w:space="0" w:color="2E75B6"/>
-              <w:bottom w:val="single" w:sz="6" w:space="0" w:color="2E75B6"/>
-              <w:right w:val="single" w:sz="6" w:space="0" w:color="2E75B6"/>
-            </w:tcBorders>
-            <w:shd w:val="clear" w:color="auto" w:fill="1F4E79"/>
-            <w:tcMar>
-              <w:top w:w="80" w:type="dxa"/>
-              <w:left w:w="120" w:type="dxa"/>
-              <w:bottom w:w="80" w:type="dxa"/>
-              <w:right w:w="120" w:type="dxa"/>
-            </w:tcMar>
-            <w:vAlign w:val="center"/>
-          </w:tcPr>
-          <w:p>
-            <w:pPr>
-              <w:jc w:val="center"/>
-            </w:pPr>
-            <w:r>
-              <w:rPr>
-                <w:b/>
-                <w:bCs/>
-                <w:color w:val="FFFFFF"/>
-                <w:sz w:val="20"/>
-                <w:szCs w:val="20"/>
-              </w:rPr>
-              <w:t>Tipo</w:t>
-            </w:r>
-          </w:p>
-        </w:tc>
-        <w:tc>
-          <w:tcPr>
-            <w:tcW w:w="3000" w:type="dxa"/>
-            <w:tcBorders>
-              <w:top w:val="single" w:sz="6" w:space="0" w:color="2E75B6"/>
-              <w:left w:val="single" w:sz="6" w:space="0" w:color="2E75B6"/>
-              <w:bottom w:val="single" w:sz="6" w:space="0" w:color="2E75B6"/>
-              <w:right w:val="single" w:sz="6" w:space="0" w:color="2E75B6"/>
-            </w:tcBorders>
-            <w:shd w:val="clear" w:color="auto" w:fill="1F4E79"/>
-            <w:tcMar>
-              <w:top w:w="80" w:type="dxa"/>
-              <w:left w:w="120" w:type="dxa"/>
-              <w:bottom w:w="80" w:type="dxa"/>
-              <w:right w:w="120" w:type="dxa"/>
-            </w:tcMar>
-            <w:vAlign w:val="center"/>
-          </w:tcPr>
-          <w:p>
-            <w:pPr>
-              <w:jc w:val="center"/>
-            </w:pPr>
-            <w:r>
-              <w:rPr>
-                <w:b/>
-                <w:bCs/>
-                <w:color w:val="FFFFFF"/>
-                <w:sz w:val="20"/>
-                <w:szCs w:val="20"/>
-              </w:rPr>
-              <w:t>O que copia</w:t>
-            </w:r>
-          </w:p>
-        </w:tc>
-        <w:tc>
-          <w:tcPr>
-            <w:tcW w:w="2400" w:type="dxa"/>
-            <w:tcBorders>
-              <w:top w:val="single" w:sz="6" w:space="0" w:color="2E75B6"/>
-              <w:left w:val="single" w:sz="6" w:space="0" w:color="2E75B6"/>
-              <w:bottom w:val="single" w:sz="6" w:space="0" w:color="2E75B6"/>
-              <w:right w:val="single" w:sz="6" w:space="0" w:color="2E75B6"/>
-            </w:tcBorders>
-            <w:shd w:val="clear" w:color="auto" w:fill="1F4E79"/>
-            <w:tcMar>
-              <w:top w:w="80" w:type="dxa"/>
-              <w:left w:w="120" w:type="dxa"/>
-              <w:bottom w:w="80" w:type="dxa"/>
-              <w:right w:w="120" w:type="dxa"/>
-            </w:tcMar>
-            <w:vAlign w:val="center"/>
-          </w:tcPr>
-          <w:p>
-            <w:pPr>
-              <w:jc w:val="center"/>
-            </w:pPr>
-            <w:r>
-              <w:rPr>
-                <w:b/>
-                <w:bCs/>
-                <w:color w:val="FFFFFF"/>
-                <w:sz w:val="20"/>
-                <w:szCs w:val="20"/>
-              </w:rPr>
-              <w:t>Vantagens</w:t>
-            </w:r>
-          </w:p>
-        </w:tc>
-        <w:tc>
-          <w:tcPr>
-            <w:tcW w:w="1826" w:type="dxa"/>
-            <w:tcBorders>
-              <w:top w:val="single" w:sz="6" w:space="0" w:color="2E75B6"/>
-              <w:left w:val="single" w:sz="6" w:space="0" w:color="2E75B6"/>
-              <w:bottom w:val="single" w:sz="6" w:space="0" w:color="2E75B6"/>
-              <w:right w:val="single" w:sz="6" w:space="0" w:color="2E75B6"/>
-            </w:tcBorders>
-            <w:shd w:val="clear" w:color="auto" w:fill="1F4E79"/>
-            <w:tcMar>
-              <w:top w:w="80" w:type="dxa"/>
-              <w:left w:w="120" w:type="dxa"/>
-              <w:bottom w:w="80" w:type="dxa"/>
-              <w:right w:w="120" w:type="dxa"/>
-            </w:tcMar>
-            <w:vAlign w:val="center"/>
-          </w:tcPr>
-          <w:p>
-            <w:pPr>
-              <w:jc w:val="center"/>
-            </w:pPr>
-            <w:r>
-              <w:rPr>
-                <w:b/>
-                <w:bCs/>
-                <w:color w:val="FFFFFF"/>
-                <w:sz w:val="20"/>
-                <w:szCs w:val="20"/>
-              </w:rPr>
-              <w:t>Desvantagens</w:t>
-            </w:r>
-          </w:p>
-        </w:tc>
-      </w:tr>
-      <w:tr>
-        <w:tc>
-          <w:tcPr>
-            <w:tcW w:w="1800" w:type="dxa"/>
-            <w:tcBorders>
-              <w:top w:val="single" w:sz="6" w:space="0" w:color="AAAAAA"/>
-              <w:left w:val="single" w:sz="6" w:space="0" w:color="AAAAAA"/>
-              <w:bottom w:val="single" w:sz="6" w:space="0" w:color="AAAAAA"/>
-              <w:right w:val="single" w:sz="6" w:space="0" w:color="AAAAAA"/>
-            </w:tcBorders>
-            <w:shd w:val="clear" w:color="auto" w:fill="FFFFFF"/>
-            <w:tcMar>
-              <w:top w:w="80" w:type="dxa"/>
-              <w:left w:w="120" w:type="dxa"/>
-              <w:bottom w:w="80" w:type="dxa"/>
-              <w:right w:w="120" w:type="dxa"/>
-            </w:tcMar>
-            <w:vAlign w:val="center"/>
-          </w:tcPr>
-          <w:p>
-            <w:r>
-              <w:rPr>
-                <w:b/>
-                <w:bCs/>
-                <w:sz w:val="20"/>
-                <w:szCs w:val="20"/>
-              </w:rPr>
-              <w:t>Completo (Full)</w:t>
-            </w:r>
-          </w:p>
-        </w:tc>
-        <w:tc>
-          <w:tcPr>
-            <w:tcW w:w="3000" w:type="dxa"/>
-            <w:tcBorders>
-              <w:top w:val="single" w:sz="6" w:space="0" w:color="AAAAAA"/>
-              <w:left w:val="single" w:sz="6" w:space="0" w:color="AAAAAA"/>
-              <w:bottom w:val="single" w:sz="6" w:space="0" w:color="AAAAAA"/>
-              <w:right w:val="single" w:sz="6" w:space="0" w:color="AAAAAA"/>
-            </w:tcBorders>
-            <w:shd w:val="clear" w:color="auto" w:fill="FFFFFF"/>
-            <w:tcMar>
-              <w:top w:w="80" w:type="dxa"/>
-              <w:left w:w="120" w:type="dxa"/>
-              <w:bottom w:w="80" w:type="dxa"/>
-              <w:right w:w="120" w:type="dxa"/>
-            </w:tcMar>
-            <w:vAlign w:val="center"/>
-          </w:tcPr>
-          <w:p>
-            <w:pPr>
-              <w:rPr>
-                <w:lang w:val="pt-PT"/>
-              </w:rPr>
-            </w:pPr>
-            <w:r>
-              <w:rPr>
-                <w:sz w:val="20"/>
-                <w:szCs w:val="20"/>
-                <w:lang w:val="pt-PT"/>
-              </w:rPr>
-              <w:t>Todos os dados, na totalidade.</w:t>
-            </w:r>
-          </w:p>
-        </w:tc>
-        <w:tc>
-          <w:tcPr>
-            <w:tcW w:w="2400" w:type="dxa"/>
-            <w:tcBorders>
-              <w:top w:val="single" w:sz="6" w:space="0" w:color="AAAAAA"/>
-              <w:left w:val="single" w:sz="6" w:space="0" w:color="AAAAAA"/>
-              <w:bottom w:val="single" w:sz="6" w:space="0" w:color="AAAAAA"/>
-              <w:right w:val="single" w:sz="6" w:space="0" w:color="AAAAAA"/>
-            </w:tcBorders>
-            <w:shd w:val="clear" w:color="auto" w:fill="FFFFFF"/>
-            <w:tcMar>
-              <w:top w:w="80" w:type="dxa"/>
-              <w:left w:w="120" w:type="dxa"/>
-              <w:bottom w:w="80" w:type="dxa"/>
-              <w:right w:w="120" w:type="dxa"/>
-            </w:tcMar>
-            <w:vAlign w:val="center"/>
-          </w:tcPr>
-          <w:p>
-            <w:pPr>
-              <w:rPr>
-                <w:lang w:val="pt-PT"/>
-              </w:rPr>
-            </w:pPr>
-            <w:r>
-              <w:rPr>
-                <w:sz w:val="20"/>
-                <w:szCs w:val="20"/>
-                <w:lang w:val="pt-PT"/>
-              </w:rPr>
-              <w:t>Simples de restaurar. Cópia autónoma.</w:t>
-            </w:r>
-          </w:p>
-        </w:tc>
-        <w:tc>
-          <w:tcPr>
-            <w:tcW w:w="1826" w:type="dxa"/>
-            <w:tcBorders>
-              <w:top w:val="single" w:sz="6" w:space="0" w:color="AAAAAA"/>
-              <w:left w:val="single" w:sz="6" w:space="0" w:color="AAAAAA"/>
-              <w:bottom w:val="single" w:sz="6" w:space="0" w:color="AAAAAA"/>
-              <w:right w:val="single" w:sz="6" w:space="0" w:color="AAAAAA"/>
-            </w:tcBorders>
-            <w:shd w:val="clear" w:color="auto" w:fill="FFFFFF"/>
-            <w:tcMar>
-              <w:top w:w="80" w:type="dxa"/>
-              <w:left w:w="120" w:type="dxa"/>
-              <w:bottom w:w="80" w:type="dxa"/>
-              <w:right w:w="120" w:type="dxa"/>
-            </w:tcMar>
-            <w:vAlign w:val="center"/>
-          </w:tcPr>
-          <w:p>
-            <w:pPr>
-              <w:rPr>
-                <w:lang w:val="pt-PT"/>
-              </w:rPr>
-            </w:pPr>
-            <w:r>
-              <w:rPr>
-                <w:sz w:val="20"/>
-                <w:szCs w:val="20"/>
-                <w:lang w:val="pt-PT"/>
-              </w:rPr>
-              <w:t>Consome mais espaço e tempo.</w:t>
-            </w:r>
-          </w:p>
-        </w:tc>
-      </w:tr>
-      <w:tr>
-        <w:tc>
-          <w:tcPr>
-            <w:tcW w:w="1800" w:type="dxa"/>
-            <w:tcBorders>
-              <w:top w:val="single" w:sz="6" w:space="0" w:color="AAAAAA"/>
-              <w:left w:val="single" w:sz="6" w:space="0" w:color="AAAAAA"/>
-              <w:bottom w:val="single" w:sz="6" w:space="0" w:color="AAAAAA"/>
-              <w:right w:val="single" w:sz="6" w:space="0" w:color="AAAAAA"/>
-            </w:tcBorders>
-            <w:shd w:val="clear" w:color="auto" w:fill="D6E4F0"/>
-            <w:tcMar>
-              <w:top w:w="80" w:type="dxa"/>
-              <w:left w:w="120" w:type="dxa"/>
-              <w:bottom w:w="80" w:type="dxa"/>
-              <w:right w:w="120" w:type="dxa"/>
-            </w:tcMar>
-            <w:vAlign w:val="center"/>
-          </w:tcPr>
-          <w:p>
-            <w:r>
-              <w:rPr>
-                <w:b/>
-                <w:bCs/>
-                <w:sz w:val="20"/>
-                <w:szCs w:val="20"/>
-              </w:rPr>
-              <w:t>Incremental</w:t>
-            </w:r>
-          </w:p>
-        </w:tc>
-        <w:tc>
-          <w:tcPr>
-            <w:tcW w:w="3000" w:type="dxa"/>
-            <w:tcBorders>
-              <w:top w:val="single" w:sz="6" w:space="0" w:color="AAAAAA"/>
-              <w:left w:val="single" w:sz="6" w:space="0" w:color="AAAAAA"/>
-              <w:bottom w:val="single" w:sz="6" w:space="0" w:color="AAAAAA"/>
-              <w:right w:val="single" w:sz="6" w:space="0" w:color="AAAAAA"/>
-            </w:tcBorders>
-            <w:shd w:val="clear" w:color="auto" w:fill="D6E4F0"/>
-            <w:tcMar>
-              <w:top w:w="80" w:type="dxa"/>
-              <w:left w:w="120" w:type="dxa"/>
-              <w:bottom w:w="80" w:type="dxa"/>
-              <w:right w:w="120" w:type="dxa"/>
-            </w:tcMar>
-            <w:vAlign w:val="center"/>
-          </w:tcPr>
-          <w:p>
-            <w:pPr>
-              <w:rPr>
-                <w:lang w:val="pt-PT"/>
-              </w:rPr>
-            </w:pPr>
-            <w:r>
-              <w:rPr>
-                <w:sz w:val="20"/>
-                <w:szCs w:val="20"/>
-                <w:lang w:val="pt-PT"/>
-              </w:rPr>
-              <w:t>Apenas os dados alterados desde o último backup incremental.</w:t>
-            </w:r>
-          </w:p>
-        </w:tc>
-        <w:tc>
-          <w:tcPr>
-            <w:tcW w:w="2400" w:type="dxa"/>
-            <w:tcBorders>
-              <w:top w:val="single" w:sz="6" w:space="0" w:color="AAAAAA"/>
-              <w:left w:val="single" w:sz="6" w:space="0" w:color="AAAAAA"/>
-              <w:bottom w:val="single" w:sz="6" w:space="0" w:color="AAAAAA"/>
-              <w:right w:val="single" w:sz="6" w:space="0" w:color="AAAAAA"/>
-            </w:tcBorders>
-            <w:shd w:val="clear" w:color="auto" w:fill="D6E4F0"/>
-            <w:tcMar>
-              <w:top w:w="80" w:type="dxa"/>
-              <w:left w:w="120" w:type="dxa"/>
-              <w:bottom w:w="80" w:type="dxa"/>
-              <w:right w:w="120" w:type="dxa"/>
-            </w:tcMar>
-            <w:vAlign w:val="center"/>
-          </w:tcPr>
-          <w:p>
-            <w:r>
-              <w:rPr>
-                <w:sz w:val="20"/>
-                <w:szCs w:val="20"/>
-              </w:rPr>
-              <w:t>Rápido. Eficiente em espaço.</w:t>
-            </w:r>
-          </w:p>
-        </w:tc>
-        <w:tc>
-          <w:tcPr>
-            <w:tcW w:w="1826" w:type="dxa"/>
-            <w:tcBorders>
-              <w:top w:val="single" w:sz="6" w:space="0" w:color="AAAAAA"/>
-              <w:left w:val="single" w:sz="6" w:space="0" w:color="AAAAAA"/>
-              <w:bottom w:val="single" w:sz="6" w:space="0" w:color="AAAAAA"/>
-              <w:right w:val="single" w:sz="6" w:space="0" w:color="AAAAAA"/>
-            </w:tcBorders>
-            <w:shd w:val="clear" w:color="auto" w:fill="D6E4F0"/>
-            <w:tcMar>
-              <w:top w:w="80" w:type="dxa"/>
-              <w:left w:w="120" w:type="dxa"/>
-              <w:bottom w:w="80" w:type="dxa"/>
-              <w:right w:w="120" w:type="dxa"/>
-            </w:tcMar>
-            <w:vAlign w:val="center"/>
-          </w:tcPr>
-          <w:p>
-            <w:pPr>
-              <w:rPr>
-                <w:lang w:val="pt-PT"/>
-              </w:rPr>
-            </w:pPr>
-            <w:r>
-              <w:rPr>
-                <w:sz w:val="20"/>
-                <w:szCs w:val="20"/>
-                <w:lang w:val="pt-PT"/>
-              </w:rPr>
-              <w:t>Restauro mais complexo (requer cadeia completa de backups).</w:t>
-            </w:r>
-          </w:p>
-        </w:tc>
-      </w:tr>
-      <w:tr>
-        <w:tc>
-          <w:tcPr>
-            <w:tcW w:w="1800" w:type="dxa"/>
-            <w:tcBorders>
-              <w:top w:val="single" w:sz="6" w:space="0" w:color="AAAAAA"/>
-              <w:left w:val="single" w:sz="6" w:space="0" w:color="AAAAAA"/>
-              <w:bottom w:val="single" w:sz="6" w:space="0" w:color="AAAAAA"/>
-              <w:right w:val="single" w:sz="6" w:space="0" w:color="AAAAAA"/>
-            </w:tcBorders>
-            <w:shd w:val="clear" w:color="auto" w:fill="FFFFFF"/>
-            <w:tcMar>
-              <w:top w:w="80" w:type="dxa"/>
-              <w:left w:w="120" w:type="dxa"/>
-              <w:bottom w:w="80" w:type="dxa"/>
-              <w:right w:w="120" w:type="dxa"/>
-            </w:tcMar>
-            <w:vAlign w:val="center"/>
-          </w:tcPr>
-          <w:p>
-            <w:r>
-              <w:rPr>
-                <w:b/>
-                <w:bCs/>
-                <w:sz w:val="20"/>
-                <w:szCs w:val="20"/>
-              </w:rPr>
-              <w:t>Diferencial</w:t>
-            </w:r>
-          </w:p>
-        </w:tc>
-        <w:tc>
-          <w:tcPr>
-            <w:tcW w:w="3000" w:type="dxa"/>
-            <w:tcBorders>
-              <w:top w:val="single" w:sz="6" w:space="0" w:color="AAAAAA"/>
-              <w:left w:val="single" w:sz="6" w:space="0" w:color="AAAAAA"/>
-              <w:bottom w:val="single" w:sz="6" w:space="0" w:color="AAAAAA"/>
-              <w:right w:val="single" w:sz="6" w:space="0" w:color="AAAAAA"/>
-            </w:tcBorders>
-            <w:shd w:val="clear" w:color="auto" w:fill="FFFFFF"/>
-            <w:tcMar>
-              <w:top w:w="80" w:type="dxa"/>
-              <w:left w:w="120" w:type="dxa"/>
-              <w:bottom w:w="80" w:type="dxa"/>
-              <w:right w:w="120" w:type="dxa"/>
-            </w:tcMar>
-            <w:vAlign w:val="center"/>
-          </w:tcPr>
-          <w:p>
-            <w:pPr>
-              <w:rPr>
-                <w:lang w:val="pt-PT"/>
-              </w:rPr>
-            </w:pPr>
-            <w:r>
-              <w:rPr>
-                <w:sz w:val="20"/>
-                <w:szCs w:val="20"/>
-                <w:lang w:val="pt-PT"/>
-              </w:rPr>
-              <w:t>Os dados alterados desde o último backup completo.</w:t>
-            </w:r>
-          </w:p>
-        </w:tc>
-        <w:tc>
-          <w:tcPr>
-            <w:tcW w:w="2400" w:type="dxa"/>
-            <w:tcBorders>
-              <w:top w:val="single" w:sz="6" w:space="0" w:color="AAAAAA"/>
-              <w:left w:val="single" w:sz="6" w:space="0" w:color="AAAAAA"/>
-              <w:bottom w:val="single" w:sz="6" w:space="0" w:color="AAAAAA"/>
-              <w:right w:val="single" w:sz="6" w:space="0" w:color="AAAAAA"/>
-            </w:tcBorders>
-            <w:shd w:val="clear" w:color="auto" w:fill="FFFFFF"/>
-            <w:tcMar>
-              <w:top w:w="80" w:type="dxa"/>
-              <w:left w:w="120" w:type="dxa"/>
-              <w:bottom w:w="80" w:type="dxa"/>
-              <w:right w:w="120" w:type="dxa"/>
-            </w:tcMar>
-            <w:vAlign w:val="center"/>
-          </w:tcPr>
-          <w:p>
-            <w:pPr>
-              <w:rPr>
-                <w:lang w:val="pt-PT"/>
-              </w:rPr>
-            </w:pPr>
-            <w:r>
-              <w:rPr>
-                <w:sz w:val="20"/>
-                <w:szCs w:val="20"/>
-                <w:lang w:val="pt-PT"/>
-              </w:rPr>
-              <w:t>Restauro mais simples que incremental.</w:t>
-            </w:r>
-          </w:p>
-        </w:tc>
-        <w:tc>
-          <w:tcPr>
-            <w:tcW w:w="1826" w:type="dxa"/>
-            <w:tcBorders>
-              <w:top w:val="single" w:sz="6" w:space="0" w:color="AAAAAA"/>
-              <w:left w:val="single" w:sz="6" w:space="0" w:color="AAAAAA"/>
-              <w:bottom w:val="single" w:sz="6" w:space="0" w:color="AAAAAA"/>
-              <w:right w:val="single" w:sz="6" w:space="0" w:color="AAAAAA"/>
-            </w:tcBorders>
-            <w:shd w:val="clear" w:color="auto" w:fill="FFFFFF"/>
-            <w:tcMar>
-              <w:top w:w="80" w:type="dxa"/>
-              <w:left w:w="120" w:type="dxa"/>
-              <w:bottom w:w="80" w:type="dxa"/>
-              <w:right w:w="120" w:type="dxa"/>
-            </w:tcMar>
-            <w:vAlign w:val="center"/>
-          </w:tcPr>
-          <w:p>
-            <w:pPr>
-              <w:rPr>
-                <w:lang w:val="pt-PT"/>
-              </w:rPr>
-            </w:pPr>
-            <w:r>
-              <w:rPr>
-                <w:sz w:val="20"/>
-                <w:szCs w:val="20"/>
-                <w:lang w:val="pt-PT"/>
-              </w:rPr>
-              <w:t>Cresce em tamanho ao longo do tempo.</w:t>
-            </w:r>
-          </w:p>
-        </w:tc>
-      </w:tr>
-      <w:tr>
-        <w:tc>
-          <w:tcPr>
-            <w:tcW w:w="1800" w:type="dxa"/>
-            <w:tcBorders>
-              <w:top w:val="single" w:sz="6" w:space="0" w:color="AAAAAA"/>
-              <w:left w:val="single" w:sz="6" w:space="0" w:color="AAAAAA"/>
-              <w:bottom w:val="single" w:sz="6" w:space="0" w:color="AAAAAA"/>
-              <w:right w:val="single" w:sz="6" w:space="0" w:color="AAAAAA"/>
-            </w:tcBorders>
-            <w:shd w:val="clear" w:color="auto" w:fill="E8F5E9"/>
-            <w:tcMar>
-              <w:top w:w="80" w:type="dxa"/>
-              <w:left w:w="120" w:type="dxa"/>
-              <w:bottom w:w="80" w:type="dxa"/>
-              <w:right w:w="120" w:type="dxa"/>
-            </w:tcMar>
-            <w:vAlign w:val="center"/>
-          </w:tcPr>
-          <w:p>
-            <w:r>
-              <w:rPr>
-                <w:b/>
-                <w:bCs/>
-                <w:sz w:val="20"/>
-                <w:szCs w:val="20"/>
-              </w:rPr>
-              <w:t>Misto (recomendado)</w:t>
-            </w:r>
-          </w:p>
-        </w:tc>
-        <w:tc>
-          <w:tcPr>
-            <w:tcW w:w="3000" w:type="dxa"/>
-            <w:tcBorders>
-              <w:top w:val="single" w:sz="6" w:space="0" w:color="AAAAAA"/>
-              <w:left w:val="single" w:sz="6" w:space="0" w:color="AAAAAA"/>
-              <w:bottom w:val="single" w:sz="6" w:space="0" w:color="AAAAAA"/>
-              <w:right w:val="single" w:sz="6" w:space="0" w:color="AAAAAA"/>
-            </w:tcBorders>
-            <w:shd w:val="clear" w:color="auto" w:fill="E8F5E9"/>
-            <w:tcMar>
-              <w:top w:w="80" w:type="dxa"/>
-              <w:left w:w="120" w:type="dxa"/>
-              <w:bottom w:w="80" w:type="dxa"/>
-              <w:right w:w="120" w:type="dxa"/>
-            </w:tcMar>
-            <w:vAlign w:val="center"/>
-          </w:tcPr>
-          <w:p>
-            <w:pPr>
-              <w:rPr>
-                <w:lang w:val="pt-PT"/>
-              </w:rPr>
-            </w:pPr>
-            <w:r>
-              <w:rPr>
-                <w:sz w:val="20"/>
-                <w:szCs w:val="20"/>
-                <w:lang w:val="pt-PT"/>
-              </w:rPr>
-              <w:t>Combinação: backup completo semanal (GFS-Pai) + incrementais diários (GFS-Filho).</w:t>
-            </w:r>
-          </w:p>
-        </w:tc>
-        <w:tc>
-          <w:tcPr>
-            <w:tcW w:w="2400" w:type="dxa"/>
-            <w:tcBorders>
-              <w:top w:val="single" w:sz="6" w:space="0" w:color="AAAAAA"/>
-              <w:left w:val="single" w:sz="6" w:space="0" w:color="AAAAAA"/>
-              <w:bottom w:val="single" w:sz="6" w:space="0" w:color="AAAAAA"/>
-              <w:right w:val="single" w:sz="6" w:space="0" w:color="AAAAAA"/>
-            </w:tcBorders>
-            <w:shd w:val="clear" w:color="auto" w:fill="E8F5E9"/>
-            <w:tcMar>
-              <w:top w:w="80" w:type="dxa"/>
-              <w:left w:w="120" w:type="dxa"/>
-              <w:bottom w:w="80" w:type="dxa"/>
-              <w:right w:w="120" w:type="dxa"/>
-            </w:tcMar>
-            <w:vAlign w:val="center"/>
-          </w:tcPr>
-          <w:p>
-            <w:pPr>
-              <w:rPr>
-                <w:lang w:val="pt-PT"/>
-              </w:rPr>
-            </w:pPr>
-            <w:r>
-              <w:rPr>
-                <w:sz w:val="20"/>
-                <w:szCs w:val="20"/>
-                <w:lang w:val="pt-PT"/>
-              </w:rPr>
-              <w:t>Equilibra espaço, tempo e facilidade de restauro.</w:t>
-            </w:r>
-          </w:p>
-        </w:tc>
-        <w:tc>
-          <w:tcPr>
-            <w:tcW w:w="1826" w:type="dxa"/>
-            <w:tcBorders>
-              <w:top w:val="single" w:sz="6" w:space="0" w:color="AAAAAA"/>
-              <w:left w:val="single" w:sz="6" w:space="0" w:color="AAAAAA"/>
-              <w:bottom w:val="single" w:sz="6" w:space="0" w:color="AAAAAA"/>
-              <w:right w:val="single" w:sz="6" w:space="0" w:color="AAAAAA"/>
-            </w:tcBorders>
-            <w:shd w:val="clear" w:color="auto" w:fill="E8F5E9"/>
-            <w:tcMar>
-              <w:top w:w="80" w:type="dxa"/>
-              <w:left w:w="120" w:type="dxa"/>
-              <w:bottom w:w="80" w:type="dxa"/>
-              <w:right w:w="120" w:type="dxa"/>
-            </w:tcMar>
-            <w:vAlign w:val="center"/>
-          </w:tcPr>
-          <w:p>
-            <w:r>
-              <w:rPr>
-                <w:sz w:val="20"/>
-                <w:szCs w:val="20"/>
-              </w:rPr>
-              <w:t>Requer planeamento cuidado.</w:t>
-            </w:r>
-          </w:p>
-        </w:tc>
-      </w:tr>
-    </w:tbl>
-    <w:p>
-      <w:pPr>
-        <w:spacing w:before="120" w:after="80"/>
-      </w:pPr>
-    </w:p>
-    <w:tbl>
-      <w:tblPr>
-        <w:tblW w:w="9026" w:type="dxa"/>
-        <w:tblBorders>
-          <w:top w:val="single" w:sz="4" w:space="0" w:color="auto"/>
-          <w:left w:val="single" w:sz="4" w:space="0" w:color="auto"/>
-          <w:bottom w:val="single" w:sz="4" w:space="0" w:color="auto"/>
-          <w:right w:val="single" w:sz="4" w:space="0" w:color="auto"/>
-          <w:insideH w:val="single" w:sz="4" w:space="0" w:color="auto"/>
-          <w:insideV w:val="single" w:sz="4" w:space="0" w:color="auto"/>
-        </w:tblBorders>
-        <w:tblCellMar>
-          <w:left w:w="10" w:type="dxa"/>
-          <w:right w:w="10" w:type="dxa"/>
-        </w:tblCellMar>
-        <w:tblLook w:val="0000" w:firstRow="0" w:lastRow="0" w:firstColumn="0" w:lastColumn="0" w:noHBand="0" w:noVBand="0"/>
-      </w:tblPr>
-      <w:tblGrid>
-        <w:gridCol w:w="9026"/>
-      </w:tblGrid>
-      <w:tr>
-        <w:tc>
-          <w:tcPr>
-            <w:tcW w:w="9026" w:type="dxa"/>
-            <w:tcBorders>
-              <w:top w:val="single" w:sz="6" w:space="0" w:color="388E3C"/>
-              <w:left w:val="single" w:sz="6" w:space="0" w:color="388E3C"/>
-              <w:bottom w:val="single" w:sz="6" w:space="0" w:color="388E3C"/>
-              <w:right w:val="single" w:sz="6" w:space="0" w:color="388E3C"/>
-            </w:tcBorders>
-            <w:shd w:val="clear" w:color="auto" w:fill="E8F5E9"/>
-            <w:tcMar>
-              <w:top w:w="100" w:type="dxa"/>
-              <w:left w:w="160" w:type="dxa"/>
-              <w:bottom w:w="100" w:type="dxa"/>
-              <w:right w:w="160" w:type="dxa"/>
-            </w:tcMar>
-          </w:tcPr>
-          <w:p>
-            <w:pPr>
-              <w:spacing w:before="40" w:after="40"/>
-              <w:rPr>
-                <w:lang w:val="pt-PT"/>
-              </w:rPr>
-            </w:pPr>
-            <w:r>
-              <w:rPr>
-                <w:b/>
-                <w:bCs/>
-                <w:color w:val="1A5200"/>
-                <w:sz w:val="20"/>
-                <w:szCs w:val="20"/>
-                <w:lang w:val="pt-PT"/>
-              </w:rPr>
-              <w:t xml:space="preserve">Recomendação prática: </w:t>
-            </w:r>
-            <w:r>
-              <w:rPr>
-                <w:sz w:val="20"/>
-                <w:szCs w:val="20"/>
-                <w:lang w:val="pt-PT"/>
-              </w:rPr>
-              <w:t>Para a maioria das PME, a combinação mais eficaz é: backup incremental diário (Filho) + backup completo semanal (Pai) + backup completo mensal para cloud encriptada (Avô). Esta abordagem equilibra espaço de armazenamento, velocidade de backup e facilidade de restauro.</w:t>
-            </w:r>
-          </w:p>
-        </w:tc>
-      </w:tr>
-    </w:tbl>
-    <w:p>
-      <w:pPr>
-        <w:pBdr>
-          <w:bottom w:val="single" w:sz="6" w:space="1" w:color="2E75B6"/>
-        </w:pBdr>
-        <w:spacing w:before="80" w:after="80"/>
-        <w:rPr>
-          <w:lang w:val="pt-PT"/>
-        </w:rPr>
-      </w:pPr>
-    </w:p>
-    <w:p>
-      <w:pPr>
-        <w:pStyle w:val="Heading1"/>
-        <w:rPr>
-          <w:lang w:val="pt-PT"/>
-        </w:rPr>
-      </w:pPr>
-      <w:r>
-        <w:rPr>
-          <w:lang w:val="pt-PT"/>
-        </w:rPr>
-        <w:t>Anexo B - Estratégia 3-2-1</w:t>
-      </w:r>
-    </w:p>
-    <w:p>
-      <w:pPr>
-        <w:spacing w:before="80" w:after="80"/>
-        <w:rPr>
-          <w:lang w:val="pt-PT"/>
-        </w:rPr>
-      </w:pPr>
-      <w:r>
-        <w:rPr>
-          <w:lang w:val="pt-PT"/>
-        </w:rPr>
-        <w:t xml:space="preserve">Este anexo é uma referência informativa que descreve a estratégia 3-2-1 de armazenamento de </w:t>
-      </w:r>
-      <w:r>
-        <w:rPr>
-          <w:i/>
-          <w:iCs/>
-          <w:lang w:val="pt-PT"/>
-        </w:rPr>
-        <w:t>backups</w:t>
-      </w:r>
-      <w:r>
-        <w:rPr>
-          <w:lang w:val="pt-PT"/>
-        </w:rPr>
-        <w:t>, complementar à estratégia GFS descrita no Anexo A.</w:t>
-      </w:r>
-    </w:p>
-    <w:p>
-      <w:pPr>
-        <w:pStyle w:val="Heading2"/>
-        <w:rPr>
-          <w:lang w:val="pt-PT"/>
-        </w:rPr>
-      </w:pPr>
-      <w:r>
-        <w:rPr>
-          <w:lang w:val="pt-PT"/>
-        </w:rPr>
-        <w:t>B.1 O que é a regra 3-2-1?</w:t>
-      </w:r>
-    </w:p>
-    <w:p>
-      <w:pPr>
-        <w:spacing w:before="80" w:after="80"/>
-        <w:rPr>
-          <w:lang w:val="pt-PT"/>
-        </w:rPr>
-      </w:pPr>
-      <w:r>
-        <w:rPr>
-          <w:lang w:val="pt-PT"/>
-        </w:rPr>
-        <w:t xml:space="preserve">A estratégia de </w:t>
-      </w:r>
-      <w:r>
-        <w:rPr>
-          <w:i/>
-          <w:iCs/>
-          <w:lang w:val="pt-PT"/>
-        </w:rPr>
-        <w:t>backup</w:t>
-      </w:r>
-      <w:r>
-        <w:rPr>
-          <w:lang w:val="pt-PT"/>
-        </w:rPr>
-        <w:t xml:space="preserve"> 3-2-1 é um método comprovado de protecção de dados, reconhecido como boa prática pela generalidade das entidades de segurança da informação. O objectivo central é eliminar pontos únicos de falha na protecção dos dados:</w:t>
-      </w:r>
-    </w:p>
-    <w:p>
-      <w:pPr>
-        <w:spacing w:before="80" w:after="80"/>
-        <w:rPr>
-          <w:lang w:val="pt-PT"/>
-        </w:rPr>
-      </w:pPr>
-    </w:p>
-    <w:tbl>
-      <w:tblPr>
-        <w:tblW w:w="9026" w:type="dxa"/>
-        <w:tblBorders>
-          <w:top w:val="single" w:sz="4" w:space="0" w:color="auto"/>
-          <w:left w:val="single" w:sz="4" w:space="0" w:color="auto"/>
-          <w:bottom w:val="single" w:sz="4" w:space="0" w:color="auto"/>
-          <w:right w:val="single" w:sz="4" w:space="0" w:color="auto"/>
-          <w:insideH w:val="single" w:sz="4" w:space="0" w:color="auto"/>
-          <w:insideV w:val="single" w:sz="4" w:space="0" w:color="auto"/>
-        </w:tblBorders>
-        <w:tblCellMar>
-          <w:left w:w="10" w:type="dxa"/>
-          <w:right w:w="10" w:type="dxa"/>
-        </w:tblCellMar>
-        <w:tblLook w:val="0000" w:firstRow="0" w:lastRow="0" w:firstColumn="0" w:lastColumn="0" w:noHBand="0" w:noVBand="0"/>
-      </w:tblPr>
-      <w:tblGrid>
-        <w:gridCol w:w="800"/>
-        <w:gridCol w:w="8226"/>
-      </w:tblGrid>
-      <w:tr>
-        <w:tc>
-          <w:tcPr>
-            <w:tcW w:w="800" w:type="dxa"/>
-            <w:tcBorders>
-              <w:top w:val="single" w:sz="6" w:space="0" w:color="1F4E79"/>
-              <w:left w:val="single" w:sz="6" w:space="0" w:color="1F4E79"/>
-              <w:bottom w:val="single" w:sz="6" w:space="0" w:color="1F4E79"/>
-              <w:right w:val="single" w:sz="6" w:space="0" w:color="1F4E79"/>
-            </w:tcBorders>
-            <w:shd w:val="clear" w:color="auto" w:fill="1F4E79"/>
-            <w:tcMar>
-              <w:top w:w="80" w:type="dxa"/>
-              <w:left w:w="120" w:type="dxa"/>
-              <w:bottom w:w="80" w:type="dxa"/>
-              <w:right w:w="120" w:type="dxa"/>
-            </w:tcMar>
-            <w:vAlign w:val="center"/>
-          </w:tcPr>
-          <w:p>
-            <w:pPr>
-              <w:jc w:val="center"/>
-            </w:pPr>
-            <w:r>
-              <w:rPr>
-                <w:b/>
-                <w:bCs/>
-                <w:color w:val="FFFFFF"/>
-                <w:sz w:val="32"/>
-                <w:szCs w:val="32"/>
-              </w:rPr>
-              <w:t>3</w:t>
-            </w:r>
-          </w:p>
-        </w:tc>
-        <w:tc>
-          <w:tcPr>
-            <w:tcW w:w="8226" w:type="dxa"/>
-            <w:tcBorders>
-              <w:top w:val="single" w:sz="6" w:space="0" w:color="AAAAAA"/>
-              <w:left w:val="single" w:sz="6" w:space="0" w:color="AAAAAA"/>
-              <w:bottom w:val="single" w:sz="6" w:space="0" w:color="AAAAAA"/>
-              <w:right w:val="single" w:sz="6" w:space="0" w:color="AAAAAA"/>
-            </w:tcBorders>
-            <w:tcMar>
-              <w:top w:w="80" w:type="dxa"/>
-              <w:left w:w="160" w:type="dxa"/>
-              <w:bottom w:w="80" w:type="dxa"/>
-              <w:right w:w="160" w:type="dxa"/>
-            </w:tcMar>
-          </w:tcPr>
-          <w:p>
-            <w:pPr>
-              <w:rPr>
-                <w:lang w:val="pt-PT"/>
-              </w:rPr>
-            </w:pPr>
-            <w:r>
-              <w:rPr>
-                <w:b/>
-                <w:bCs/>
-                <w:sz w:val="20"/>
-                <w:szCs w:val="20"/>
-                <w:lang w:val="pt-PT"/>
-              </w:rPr>
-              <w:t xml:space="preserve">Três cópias dos dados: </w:t>
-            </w:r>
-            <w:r>
-              <w:rPr>
-                <w:sz w:val="20"/>
-                <w:szCs w:val="20"/>
-                <w:lang w:val="pt-PT"/>
-              </w:rPr>
-              <w:t>manter pelo menos 3 cópias completas (original + 2 backups). Se uma cópia ficar corrompida ou inacessível, existem sempre alternativas.</w:t>
-            </w:r>
-          </w:p>
-        </w:tc>
-      </w:tr>
-      <w:tr>
-        <w:tc>
-          <w:tcPr>
-            <w:tcW w:w="800" w:type="dxa"/>
-            <w:tcBorders>
-              <w:top w:val="single" w:sz="6" w:space="0" w:color="2E75B6"/>
-              <w:left w:val="single" w:sz="6" w:space="0" w:color="2E75B6"/>
-              <w:bottom w:val="single" w:sz="6" w:space="0" w:color="2E75B6"/>
-              <w:right w:val="single" w:sz="6" w:space="0" w:color="2E75B6"/>
-            </w:tcBorders>
-            <w:shd w:val="clear" w:color="auto" w:fill="2E75B6"/>
-            <w:tcMar>
-              <w:top w:w="80" w:type="dxa"/>
-              <w:left w:w="120" w:type="dxa"/>
-              <w:bottom w:w="80" w:type="dxa"/>
-              <w:right w:w="120" w:type="dxa"/>
-            </w:tcMar>
-            <w:vAlign w:val="center"/>
-          </w:tcPr>
-          <w:p>
-            <w:pPr>
-              <w:jc w:val="center"/>
-            </w:pPr>
-            <w:r>
-              <w:rPr>
-                <w:b/>
-                <w:bCs/>
-                <w:color w:val="FFFFFF"/>
-                <w:sz w:val="32"/>
-                <w:szCs w:val="32"/>
-              </w:rPr>
-              <w:t>2</w:t>
-            </w:r>
-          </w:p>
-        </w:tc>
-        <w:tc>
-          <w:tcPr>
-            <w:tcW w:w="8226" w:type="dxa"/>
-            <w:tcBorders>
-              <w:top w:val="single" w:sz="6" w:space="0" w:color="AAAAAA"/>
-              <w:left w:val="single" w:sz="6" w:space="0" w:color="AAAAAA"/>
-              <w:bottom w:val="single" w:sz="6" w:space="0" w:color="AAAAAA"/>
-              <w:right w:val="single" w:sz="6" w:space="0" w:color="AAAAAA"/>
-            </w:tcBorders>
-            <w:shd w:val="clear" w:color="auto" w:fill="D6E4F0"/>
-            <w:tcMar>
-              <w:top w:w="80" w:type="dxa"/>
-              <w:left w:w="160" w:type="dxa"/>
-              <w:bottom w:w="80" w:type="dxa"/>
-              <w:right w:w="160" w:type="dxa"/>
-            </w:tcMar>
-          </w:tcPr>
-          <w:p>
-            <w:pPr>
-              <w:rPr>
-                <w:lang w:val="pt-PT"/>
-              </w:rPr>
-            </w:pPr>
-            <w:r>
-              <w:rPr>
-                <w:b/>
-                <w:bCs/>
-                <w:sz w:val="20"/>
-                <w:szCs w:val="20"/>
-                <w:lang w:val="pt-PT"/>
-              </w:rPr>
-              <w:t xml:space="preserve">Dois tipos de suporte diferentes: </w:t>
-            </w:r>
-            <w:r>
-              <w:rPr>
-                <w:sz w:val="20"/>
-                <w:szCs w:val="20"/>
-                <w:lang w:val="pt-PT"/>
-              </w:rPr>
-              <w:t>armazenar as cópias em pelo menos 2 tipos de suporte distintos (ex: disco local NAS + cloud encriptada). Se um tipo de suporte falhar, o outro permanece disponível.</w:t>
-            </w:r>
-          </w:p>
-        </w:tc>
-      </w:tr>
-      <w:tr>
-        <w:tc>
-          <w:tcPr>
-            <w:tcW w:w="800" w:type="dxa"/>
-            <w:tcBorders>
-              <w:top w:val="single" w:sz="6" w:space="0" w:color="388E3C"/>
-              <w:left w:val="single" w:sz="6" w:space="0" w:color="388E3C"/>
-              <w:bottom w:val="single" w:sz="6" w:space="0" w:color="388E3C"/>
-              <w:right w:val="single" w:sz="6" w:space="0" w:color="388E3C"/>
-            </w:tcBorders>
-            <w:shd w:val="clear" w:color="auto" w:fill="388E3C"/>
-            <w:tcMar>
-              <w:top w:w="80" w:type="dxa"/>
-              <w:left w:w="120" w:type="dxa"/>
-              <w:bottom w:w="80" w:type="dxa"/>
-              <w:right w:w="120" w:type="dxa"/>
-            </w:tcMar>
-            <w:vAlign w:val="center"/>
-          </w:tcPr>
-          <w:p>
-            <w:pPr>
-              <w:jc w:val="center"/>
-            </w:pPr>
-            <w:r>
-              <w:rPr>
-                <w:b/>
-                <w:bCs/>
-                <w:color w:val="FFFFFF"/>
-                <w:sz w:val="32"/>
-                <w:szCs w:val="32"/>
-              </w:rPr>
-              <w:lastRenderedPageBreak/>
-              <w:t>1</w:t>
-            </w:r>
-          </w:p>
-        </w:tc>
-        <w:tc>
-          <w:tcPr>
-            <w:tcW w:w="8226" w:type="dxa"/>
-            <w:tcBorders>
-              <w:top w:val="single" w:sz="6" w:space="0" w:color="AAAAAA"/>
-              <w:left w:val="single" w:sz="6" w:space="0" w:color="AAAAAA"/>
-              <w:bottom w:val="single" w:sz="6" w:space="0" w:color="AAAAAA"/>
-              <w:right w:val="single" w:sz="6" w:space="0" w:color="AAAAAA"/>
-            </w:tcBorders>
-            <w:tcMar>
-              <w:top w:w="80" w:type="dxa"/>
-              <w:left w:w="160" w:type="dxa"/>
-              <w:bottom w:w="80" w:type="dxa"/>
-              <w:right w:w="160" w:type="dxa"/>
-            </w:tcMar>
-          </w:tcPr>
-          <w:p>
-            <w:r>
-              <w:rPr>
-                <w:b/>
-                <w:bCs/>
-                <w:sz w:val="20"/>
-                <w:szCs w:val="20"/>
-                <w:lang w:val="pt-PT"/>
-              </w:rPr>
-              <w:t xml:space="preserve">Uma cópia num local diferente (offsite): </w:t>
-            </w:r>
-            <w:r>
-              <w:rPr>
-                <w:sz w:val="20"/>
-                <w:szCs w:val="20"/>
-                <w:lang w:val="pt-PT"/>
-              </w:rPr>
-              <w:t xml:space="preserve">guardar pelo menos 1 cópia fora das instalações (offsite físico ou cloud noutra região geográfica). </w:t>
-            </w:r>
-            <w:r>
-              <w:rPr>
-                <w:sz w:val="20"/>
-                <w:szCs w:val="20"/>
-              </w:rPr>
-              <w:t>Protege contra catástrofes naturais, incêndio, roubo ou ataque físico.</w:t>
-            </w:r>
-          </w:p>
-        </w:tc>
-      </w:tr>
-    </w:tbl>
-    <w:p>
-      <w:pPr>
-        <w:pStyle w:val="Heading2"/>
-        <w:rPr>
-          <w:lang w:val="pt-PT"/>
-        </w:rPr>
-      </w:pPr>
-      <w:r>
-        <w:rPr>
-          <w:lang w:val="pt-PT"/>
-        </w:rPr>
-        <w:t>B.2 Porque é importante a regra 3-2-1?</w:t>
-      </w:r>
-    </w:p>
-    <w:p>
-      <w:pPr>
-        <w:spacing w:before="80" w:after="80"/>
-        <w:rPr>
-          <w:lang w:val="pt-PT"/>
-        </w:rPr>
-      </w:pPr>
-      <w:r>
-        <w:rPr>
-          <w:lang w:val="pt-PT"/>
-        </w:rPr>
-        <w:t>A estratégia 3-2-1 garante que a organização está protegida em múltiplos cenários de falha:</w:t>
-      </w:r>
-    </w:p>
-    <w:p>
-      <w:pPr>
-        <w:pStyle w:val="ListParagraph"/>
-        <w:numPr>
-          <w:ilvl w:val="0"/>
-          <w:numId w:val="2"/>
-        </w:numPr>
-        <w:rPr>
-          <w:lang w:val="pt-PT"/>
-        </w:rPr>
-      </w:pPr>
-      <w:r>
-        <w:rPr>
-          <w:lang w:val="pt-PT"/>
-        </w:rPr>
-        <w:t xml:space="preserve">Se um </w:t>
-      </w:r>
-      <w:r>
-        <w:rPr>
-          <w:i/>
-          <w:iCs/>
-          <w:lang w:val="pt-PT"/>
-        </w:rPr>
-        <w:t>backup</w:t>
-      </w:r>
-      <w:r>
-        <w:rPr>
-          <w:lang w:val="pt-PT"/>
-        </w:rPr>
-        <w:t xml:space="preserve"> ficar corrompido ou inacessível, existe pelo menos outro disponível.</w:t>
-      </w:r>
-    </w:p>
-    <w:p>
-      <w:pPr>
-        <w:pStyle w:val="ListParagraph"/>
-        <w:numPr>
-          <w:ilvl w:val="0"/>
-          <w:numId w:val="2"/>
-        </w:numPr>
-        <w:rPr>
-          <w:lang w:val="pt-PT"/>
-        </w:rPr>
-      </w:pPr>
-      <w:r>
-        <w:rPr>
-          <w:lang w:val="pt-PT"/>
-        </w:rPr>
-        <w:t>Se um tipo de suporte falhar (ex: disco local), os dados estão disponíveis noutro suporte.</w:t>
-      </w:r>
-    </w:p>
-    <w:p>
-      <w:pPr>
-        <w:pStyle w:val="ListParagraph"/>
-        <w:numPr>
-          <w:ilvl w:val="0"/>
-          <w:numId w:val="2"/>
-        </w:numPr>
-        <w:rPr>
-          <w:lang w:val="pt-PT"/>
-        </w:rPr>
-      </w:pPr>
-      <w:r>
-        <w:rPr>
-          <w:lang w:val="pt-PT"/>
-        </w:rPr>
-        <w:t xml:space="preserve">Se ocorrer uma catástrofe natural, furto ou ataque físico nas instalações, a cópia </w:t>
-      </w:r>
-      <w:r>
-        <w:rPr>
-          <w:i/>
-          <w:iCs/>
-          <w:lang w:val="pt-PT"/>
-        </w:rPr>
-        <w:t>offsite</w:t>
-      </w:r>
-      <w:r>
-        <w:rPr>
-          <w:lang w:val="pt-PT"/>
-        </w:rPr>
-        <w:t xml:space="preserve"> permanece intacta.</w:t>
-      </w:r>
-    </w:p>
-    <w:p>
-      <w:pPr>
-        <w:pStyle w:val="ListParagraph"/>
-        <w:numPr>
-          <w:ilvl w:val="0"/>
-          <w:numId w:val="2"/>
-        </w:numPr>
-        <w:rPr>
-          <w:lang w:val="pt-PT"/>
-        </w:rPr>
-      </w:pPr>
-      <w:r>
-        <w:rPr>
-          <w:lang w:val="pt-PT"/>
-        </w:rPr>
-        <w:t xml:space="preserve">Em caso de </w:t>
-      </w:r>
-      <w:r>
-        <w:rPr>
-          <w:i/>
-          <w:iCs/>
-          <w:lang w:val="pt-PT"/>
-        </w:rPr>
-        <w:t>ransomware</w:t>
-      </w:r>
-      <w:r>
-        <w:rPr>
-          <w:lang w:val="pt-PT"/>
-        </w:rPr>
-        <w:t xml:space="preserve">, se as cópias locais forem cifradas pelos atacantes, a cópia </w:t>
-      </w:r>
-      <w:r>
-        <w:rPr>
-          <w:i/>
-          <w:iCs/>
-          <w:lang w:val="pt-PT"/>
-        </w:rPr>
-        <w:t>offsite</w:t>
-      </w:r>
-      <w:r>
-        <w:rPr>
-          <w:lang w:val="pt-PT"/>
-        </w:rPr>
-        <w:t xml:space="preserve"> isolada (</w:t>
-      </w:r>
-      <w:r>
-        <w:rPr>
-          <w:i/>
-          <w:iCs/>
-          <w:lang w:val="pt-PT"/>
-        </w:rPr>
-        <w:t>air-gapped</w:t>
-      </w:r>
-      <w:r>
-        <w:rPr>
-          <w:lang w:val="pt-PT"/>
-        </w:rPr>
-        <w:t xml:space="preserve"> ou </w:t>
-      </w:r>
-      <w:r>
-        <w:rPr>
-          <w:i/>
-          <w:iCs/>
-          <w:lang w:val="pt-PT"/>
-        </w:rPr>
-        <w:t>cloud</w:t>
-      </w:r>
-      <w:r>
-        <w:rPr>
-          <w:lang w:val="pt-PT"/>
-        </w:rPr>
-        <w:t xml:space="preserve"> imutável) permanece recuperável.</w:t>
-      </w:r>
-    </w:p>
-    <w:p>
-      <w:pPr>
-        <w:pStyle w:val="Heading2"/>
-        <w:rPr>
-          <w:lang w:val="pt-PT"/>
-        </w:rPr>
-      </w:pPr>
-      <w:r>
-        <w:rPr>
-          <w:lang w:val="pt-PT"/>
-        </w:rPr>
-        <w:t>B.3 Processo de recuperação com a regra 3-2-1</w:t>
-      </w:r>
-    </w:p>
-    <w:p>
-      <w:pPr>
-        <w:pStyle w:val="ListParagraph"/>
-        <w:numPr>
-          <w:ilvl w:val="0"/>
-          <w:numId w:val="2"/>
-        </w:numPr>
-        <w:rPr>
-          <w:lang w:val="pt-PT"/>
-        </w:rPr>
-      </w:pPr>
-      <w:r>
-        <w:rPr>
-          <w:b/>
-          <w:bCs/>
-          <w:lang w:val="pt-PT"/>
-        </w:rPr>
-        <w:t xml:space="preserve">1.º </w:t>
-      </w:r>
-      <w:r>
-        <w:rPr>
-          <w:lang w:val="pt-PT"/>
-        </w:rPr>
-        <w:t xml:space="preserve">Tentar restaurar a partir da cópia de </w:t>
-      </w:r>
-      <w:r>
-        <w:rPr>
-          <w:i/>
-          <w:iCs/>
-          <w:lang w:val="pt-PT"/>
-        </w:rPr>
-        <w:t>backup</w:t>
-      </w:r>
-      <w:r>
-        <w:rPr>
-          <w:lang w:val="pt-PT"/>
-        </w:rPr>
-        <w:t xml:space="preserve"> local (mais rápida e acessível).</w:t>
-      </w:r>
-    </w:p>
-    <w:p>
-      <w:pPr>
-        <w:pStyle w:val="ListParagraph"/>
-        <w:numPr>
-          <w:ilvl w:val="0"/>
-          <w:numId w:val="2"/>
-        </w:numPr>
-        <w:rPr>
-          <w:lang w:val="pt-PT"/>
-        </w:rPr>
-      </w:pPr>
-      <w:r>
-        <w:rPr>
-          <w:b/>
-          <w:bCs/>
-          <w:lang w:val="pt-PT"/>
-        </w:rPr>
-        <w:t xml:space="preserve">2.º </w:t>
-      </w:r>
-      <w:r>
-        <w:rPr>
-          <w:lang w:val="pt-PT"/>
-        </w:rPr>
-        <w:t>Se a cópia local estiver indisponível ou danificada, utilizar o segundo suporte local (NAS secundário, disco externo).</w:t>
-      </w:r>
-    </w:p>
-    <w:p>
-      <w:pPr>
-        <w:pStyle w:val="ListParagraph"/>
-        <w:numPr>
-          <w:ilvl w:val="0"/>
-          <w:numId w:val="2"/>
-        </w:numPr>
-        <w:rPr>
-          <w:lang w:val="pt-PT"/>
-        </w:rPr>
-      </w:pPr>
-      <w:r>
-        <w:rPr>
-          <w:b/>
-          <w:bCs/>
-          <w:lang w:val="pt-PT"/>
-        </w:rPr>
-        <w:t xml:space="preserve">3.º </w:t>
-      </w:r>
-      <w:r>
-        <w:rPr>
-          <w:lang w:val="pt-PT"/>
-        </w:rPr>
-        <w:t xml:space="preserve">Se ambas as cópias locais estiverem inacessíveis, recuperar a partir da cópia </w:t>
-      </w:r>
-      <w:r>
-        <w:rPr>
-          <w:i/>
-          <w:iCs/>
-          <w:lang w:val="pt-PT"/>
-        </w:rPr>
-        <w:t>offsite</w:t>
-      </w:r>
-      <w:r>
-        <w:rPr>
-          <w:lang w:val="pt-PT"/>
-        </w:rPr>
-        <w:t xml:space="preserve"> ou </w:t>
-      </w:r>
-      <w:r>
-        <w:rPr>
-          <w:i/>
-          <w:iCs/>
-          <w:lang w:val="pt-PT"/>
-        </w:rPr>
-        <w:t>cloud</w:t>
-      </w:r>
-      <w:r>
-        <w:rPr>
-          <w:lang w:val="pt-PT"/>
-        </w:rPr>
-        <w:t>.</w:t>
-      </w:r>
-    </w:p>
-    <w:p>
-      <w:pPr>
-        <w:pStyle w:val="ListParagraph"/>
-        <w:numPr>
-          <w:ilvl w:val="0"/>
-          <w:numId w:val="2"/>
-        </w:numPr>
-        <w:rPr>
-          <w:lang w:val="pt-PT"/>
-        </w:rPr>
-      </w:pPr>
-      <w:r>
-        <w:rPr>
-          <w:b/>
-          <w:bCs/>
-          <w:lang w:val="pt-PT"/>
-        </w:rPr>
-        <w:t xml:space="preserve">4.º </w:t>
-      </w:r>
-      <w:r>
-        <w:rPr>
-          <w:lang w:val="pt-PT"/>
-        </w:rPr>
-        <w:t xml:space="preserve">Após o restauro, reiniciar o processo de </w:t>
-      </w:r>
-      <w:r>
-        <w:rPr>
-          <w:i/>
-          <w:iCs/>
-          <w:lang w:val="pt-PT"/>
-        </w:rPr>
-        <w:t>backup</w:t>
-      </w:r>
-      <w:r>
-        <w:rPr>
-          <w:lang w:val="pt-PT"/>
-        </w:rPr>
-        <w:t xml:space="preserve"> 3-2-1 o mais rapidamente possível para restabelecer o nível de protecção.</w:t>
-      </w:r>
-    </w:p>
-    <w:p>
-      <w:pPr>
-        <w:pStyle w:val="Heading2"/>
-        <w:rPr>
-          <w:lang w:val="pt-PT"/>
-        </w:rPr>
-      </w:pPr>
-      <w:r>
-        <w:rPr>
-          <w:lang w:val="pt-PT"/>
-        </w:rPr>
-        <w:t>B.4 Combinação GFS + 3-2-1</w:t>
-      </w:r>
-    </w:p>
-    <w:p>
-      <w:pPr>
-        <w:spacing w:before="80" w:after="80"/>
-        <w:rPr>
-          <w:lang w:val="pt-PT"/>
-        </w:rPr>
-      </w:pPr>
-      <w:r>
-        <w:rPr>
-          <w:lang w:val="pt-PT"/>
-        </w:rPr>
-        <w:t>As estratégias GFS e 3-2-1 são complementares e devem ser utilizadas em conjunto:</w:t>
-      </w:r>
-    </w:p>
-    <w:p>
-      <w:pPr>
-        <w:pStyle w:val="ListParagraph"/>
-        <w:numPr>
-          <w:ilvl w:val="0"/>
-          <w:numId w:val="2"/>
-        </w:numPr>
-        <w:rPr>
-          <w:lang w:val="pt-PT"/>
-        </w:rPr>
-      </w:pPr>
-      <w:r>
-        <w:rPr>
-          <w:b/>
-          <w:bCs/>
-          <w:lang w:val="pt-PT"/>
-        </w:rPr>
-        <w:t xml:space="preserve">GFS </w:t>
-      </w:r>
-      <w:r>
-        <w:rPr>
-          <w:lang w:val="pt-PT"/>
-        </w:rPr>
-        <w:t xml:space="preserve">define QUANDO e COM QUE FREQUÊNCIA fazer </w:t>
-      </w:r>
-      <w:r>
-        <w:rPr>
-          <w:i/>
-          <w:iCs/>
-          <w:lang w:val="pt-PT"/>
-        </w:rPr>
-        <w:t>backup</w:t>
-      </w:r>
-      <w:r>
-        <w:rPr>
-          <w:lang w:val="pt-PT"/>
-        </w:rPr>
-        <w:t xml:space="preserve"> (RPO, RTO e histórico de versões).</w:t>
-      </w:r>
-    </w:p>
-    <w:p>
-      <w:pPr>
-        <w:pStyle w:val="ListParagraph"/>
-        <w:numPr>
-          <w:ilvl w:val="0"/>
-          <w:numId w:val="2"/>
-        </w:numPr>
-        <w:rPr>
-          <w:lang w:val="pt-PT"/>
-        </w:rPr>
-      </w:pPr>
-      <w:r>
-        <w:rPr>
-          <w:b/>
-          <w:bCs/>
-          <w:lang w:val="pt-PT"/>
-        </w:rPr>
-        <w:t xml:space="preserve">3-2-1 </w:t>
-      </w:r>
-      <w:r>
-        <w:rPr>
-          <w:lang w:val="pt-PT"/>
-        </w:rPr>
-        <w:t xml:space="preserve">define ONDE armazenar os </w:t>
-      </w:r>
-      <w:r>
-        <w:rPr>
-          <w:i/>
-          <w:iCs/>
-          <w:lang w:val="pt-PT"/>
-        </w:rPr>
-        <w:t>backups</w:t>
-      </w:r>
-      <w:r>
-        <w:rPr>
-          <w:lang w:val="pt-PT"/>
-        </w:rPr>
-        <w:t xml:space="preserve"> realizados (localização e redundância dos suportes).</w:t>
-      </w:r>
-    </w:p>
-    <w:p>
-      <w:pPr>
-        <w:spacing w:before="80" w:after="80"/>
-        <w:rPr>
-          <w:lang w:val="pt-PT"/>
-        </w:rPr>
-      </w:pPr>
-    </w:p>
-    <w:tbl>
-      <w:tblPr>
-        <w:tblW w:w="9026" w:type="dxa"/>
-        <w:tblBorders>
-          <w:top w:val="single" w:sz="4" w:space="0" w:color="auto"/>
-          <w:left w:val="single" w:sz="4" w:space="0" w:color="auto"/>
-          <w:bottom w:val="single" w:sz="4" w:space="0" w:color="auto"/>
-          <w:right w:val="single" w:sz="4" w:space="0" w:color="auto"/>
-          <w:insideH w:val="single" w:sz="4" w:space="0" w:color="auto"/>
-          <w:insideV w:val="single" w:sz="4" w:space="0" w:color="auto"/>
-        </w:tblBorders>
-        <w:tblCellMar>
-          <w:left w:w="10" w:type="dxa"/>
-          <w:right w:w="10" w:type="dxa"/>
-        </w:tblCellMar>
-        <w:tblLook w:val="0000" w:firstRow="0" w:lastRow="0" w:firstColumn="0" w:lastColumn="0" w:noHBand="0" w:noVBand="0"/>
-      </w:tblPr>
-      <w:tblGrid>
-        <w:gridCol w:w="9026"/>
-      </w:tblGrid>
-      <w:tr>
-        <w:tc>
-          <w:tcPr>
-            <w:tcW w:w="9026" w:type="dxa"/>
-            <w:tcBorders>
-              <w:top w:val="single" w:sz="6" w:space="0" w:color="388E3C"/>
-              <w:left w:val="single" w:sz="6" w:space="0" w:color="388E3C"/>
-              <w:bottom w:val="single" w:sz="6" w:space="0" w:color="388E3C"/>
-              <w:right w:val="single" w:sz="6" w:space="0" w:color="388E3C"/>
-            </w:tcBorders>
-            <w:shd w:val="clear" w:color="auto" w:fill="E8F5E9"/>
-            <w:tcMar>
-              <w:top w:w="100" w:type="dxa"/>
-              <w:left w:w="160" w:type="dxa"/>
-              <w:bottom w:w="100" w:type="dxa"/>
-              <w:right w:w="160" w:type="dxa"/>
-            </w:tcMar>
-          </w:tcPr>
-          <w:p>
-            <w:pPr>
-              <w:spacing w:before="40" w:after="40"/>
-              <w:rPr>
-                <w:lang w:val="pt-PT"/>
-              </w:rPr>
-            </w:pPr>
-            <w:r>
-              <w:rPr>
-                <w:b/>
-                <w:bCs/>
-                <w:color w:val="1A5200"/>
-                <w:sz w:val="20"/>
-                <w:szCs w:val="20"/>
-                <w:lang w:val="pt-PT"/>
-              </w:rPr>
-              <w:t xml:space="preserve">Exemplo prático combinado: </w:t>
-            </w:r>
-            <w:r>
-              <w:rPr>
-                <w:sz w:val="20"/>
-                <w:szCs w:val="20"/>
-                <w:lang w:val="pt-PT"/>
-              </w:rPr>
-              <w:t>Os backups diários e semanais (GFS-Filho e GFS-Pai) são armazenados num NAS local e replicados automaticamente para um NAS secundário ou cloud (2 suportes). Os backups mensais (GFS-Avô) são copiados adicionalmente para uma cloud encriptada numa região geográfica diferente (cópia offsite). Desta forma cumpre-se simultaneamente a estratégia GFS e a regra 3-2-1.</w:t>
-            </w:r>
-          </w:p>
-        </w:tc>
-      </w:tr>
-    </w:tbl>
-    <w:p>
-      <w:pPr>
-        <w:spacing w:before="200" w:after="80"/>
-        <w:rPr>
-          <w:lang w:val="pt-PT"/>
-        </w:rPr>
       </w:pPr>
     </w:p>
     <w:sectPr>
@@ -13370,23 +11431,63 @@
         <w:szCs w:val="16"/>
         <w:lang w:val="pt-PT"/>
       </w:rPr>
-      <w:t xml:space="preserve"> </w:t>
+      <w:t xml:space="preserve"> de </w:t>
     </w:r>
     <w:r>
+      <w:rPr>
+        <w:color w:val="888888"/>
+        <w:sz w:val="16"/>
+        <w:szCs w:val="16"/>
+        <w:lang w:val="pt-PT"/>
+      </w:rPr>
       <w:fldChar w:fldCharType="begin"/>
     </w:r>
     <w:r>
       <w:rPr>
+        <w:color w:val="888888"/>
+        <w:sz w:val="16"/>
+        <w:szCs w:val="16"/>
         <w:lang w:val="pt-PT"/>
       </w:rPr>
-      <w:instrText>[object Object]</w:instrText>
+      <w:instrText xml:space="preserve"> NUMPAGES   \* MERGEFORMAT </w:instrText>
     </w:r>
     <w:r>
+      <w:rPr>
+        <w:color w:val="888888"/>
+        <w:sz w:val="16"/>
+        <w:szCs w:val="16"/>
+        <w:lang w:val="pt-PT"/>
+      </w:rPr>
       <w:fldChar w:fldCharType="separate"/>
     </w:r>
     <w:r>
+      <w:rPr>
+        <w:color w:val="888888"/>
+        <w:sz w:val="16"/>
+        <w:szCs w:val="16"/>
+        <w:lang w:val="pt-PT"/>
+      </w:rPr>
+      <w:t>1</w:t>
+    </w:r>
+    <w:r>
+      <w:rPr>
+        <w:color w:val="888888"/>
+        <w:sz w:val="16"/>
+        <w:szCs w:val="16"/>
+        <w:lang w:val="pt-PT"/>
+      </w:rPr>
       <w:fldChar w:fldCharType="end"/>
     </w:r>
+  </w:p>
+</w:ftr>
+</file>
+
+<file path=word/footer2.xml><?xml version="1.0" encoding="utf-8"?>
+<w:ftr xmlns:m="http://schemas.openxmlformats.org/officeDocument/2006/math" xmlns:mc="http://schemas.openxmlformats.org/markup-compatibility/2006" xmlns:mo="http://schemas.microsoft.com/office/mac/office/2008/main" xmlns:mv="urn:schemas-microsoft-com:mac:vml" xmlns:o="urn:schemas-microsoft-com:office:office" xmlns:r="http://schemas.openxmlformats.org/officeDocument/2006/relationships" xmlns:v="urn:schemas-microsoft-com:vml" xmlns:w10="urn:schemas-microsoft-com:office:word" xmlns:w14="http://schemas.microsoft.com/office/word/2010/wordml" xmlns:w="http://schemas.openxmlformats.org/wordprocessingml/2006/main" xmlns:wne="http://schemas.microsoft.com/office/word/2006/wordml" xmlns:wp14="http://schemas.microsoft.com/office/word/2010/wordprocessingDrawing" xmlns:wp="http://schemas.openxmlformats.org/drawingml/2006/wordprocessingDrawing" xmlns:wpc="http://schemas.microsoft.com/office/word/2010/wordprocessingCanvas" xmlns:wpg="http://schemas.microsoft.com/office/word/2010/wordprocessingGroup" xmlns:wpi="http://schemas.microsoft.com/office/word/2010/wordprocessingInk" xmlns:wps="http://schemas.microsoft.com/office/word/2010/wordprocessingShape" mc:Ignorable="w14 wp14">
+  <w:p>
+    <w:pPr>
+      <w:pStyle w:val="Footer"/>
+    </w:pPr>
   </w:p>
 </w:ftr>
 </file>
@@ -13451,8 +11552,18 @@
         <w:szCs w:val="18"/>
         <w:lang w:val="pt-PT"/>
       </w:rPr>
-      <w:t>Política de Backup e Recuperação  |  v1.0  |  Confidencial</w:t>
+      <w:t xml:space="preserve">Política de Backup e Recuperação  |  v1.0  |  Confidencial</w:t>
     </w:r>
+  </w:p>
+</w:hdr>
+</file>
+
+<file path=word/header2.xml><?xml version="1.0" encoding="utf-8"?>
+<w:hdr xmlns:m="http://schemas.openxmlformats.org/officeDocument/2006/math" xmlns:mc="http://schemas.openxmlformats.org/markup-compatibility/2006" xmlns:mo="http://schemas.microsoft.com/office/mac/office/2008/main" xmlns:mv="urn:schemas-microsoft-com:mac:vml" xmlns:o="urn:schemas-microsoft-com:office:office" xmlns:r="http://schemas.openxmlformats.org/officeDocument/2006/relationships" xmlns:v="urn:schemas-microsoft-com:vml" xmlns:w10="urn:schemas-microsoft-com:office:word" xmlns:w14="http://schemas.microsoft.com/office/word/2010/wordml" xmlns:w="http://schemas.openxmlformats.org/wordprocessingml/2006/main" xmlns:wne="http://schemas.microsoft.com/office/word/2006/wordml" xmlns:wp14="http://schemas.microsoft.com/office/word/2010/wordprocessingDrawing" xmlns:wp="http://schemas.openxmlformats.org/drawingml/2006/wordprocessingDrawing" xmlns:wpc="http://schemas.microsoft.com/office/word/2010/wordprocessingCanvas" xmlns:wpg="http://schemas.microsoft.com/office/word/2010/wordprocessingGroup" xmlns:wpi="http://schemas.microsoft.com/office/word/2010/wordprocessingInk" xmlns:wps="http://schemas.microsoft.com/office/word/2010/wordprocessingShape" mc:Ignorable="w14 wp14">
+  <w:p>
+    <w:pPr>
+      <w:pStyle w:val="Header"/>
+    </w:pPr>
   </w:p>
 </w:hdr>
 </file>
